--- a/Document/综合实训任务选题20240802 - 副本.docx
+++ b/Document/综合实训任务选题20240802 - 副本.docx
@@ -153,29 +153,7 @@
           <w:sz w:val="36"/>
           <w:szCs w:val="36"/>
         </w:rPr>
-        <w:t>（小</w:t>
-      </w:r>
-      <w:proofErr w:type="gramStart"/>
-      <w:r>
-        <w:rPr>
-          <w:rFonts w:hint="eastAsia"/>
-          <w:b/>
-          <w:color w:val="3366FF"/>
-          <w:sz w:val="36"/>
-          <w:szCs w:val="36"/>
-        </w:rPr>
-        <w:t>一</w:t>
-      </w:r>
-      <w:proofErr w:type="gramEnd"/>
-      <w:r>
-        <w:rPr>
-          <w:rFonts w:hint="eastAsia"/>
-          <w:b/>
-          <w:color w:val="3366FF"/>
-          <w:sz w:val="36"/>
-          <w:szCs w:val="36"/>
-        </w:rPr>
-        <w:t>，宋体加粗，居中）</w:t>
+        <w:t>（小一，宋体加粗，居中）</w:t>
       </w:r>
     </w:p>
     <w:p>
@@ -199,210 +177,6 @@
           <w:rFonts w:hint="eastAsia"/>
         </w:rPr>
         <w:t>目的与要求</w:t>
-      </w:r>
-    </w:p>
-    <w:p>
-      <w:pPr>
-        <w:numPr>
-          <w:ilvl w:val="0"/>
-          <w:numId w:val="2"/>
-        </w:numPr>
-        <w:rPr>
-          <w:rFonts w:ascii="宋体" w:hAnsi="宋体" w:hint="eastAsia"/>
-          <w:bCs/>
-        </w:rPr>
-      </w:pPr>
-      <w:r>
-        <w:rPr>
-          <w:rFonts w:ascii="宋体" w:hAnsi="宋体" w:hint="eastAsia"/>
-          <w:bCs/>
-        </w:rPr>
-        <w:t xml:space="preserve">掌握 STC8H8K64U 单片机开发全流程：Keil C51 工程配置（MODP2、寄存器文件、内存模型）、STC-ISP </w:t>
-      </w:r>
-      <w:proofErr w:type="gramStart"/>
-      <w:r>
-        <w:rPr>
-          <w:rFonts w:ascii="宋体" w:hAnsi="宋体" w:hint="eastAsia"/>
-          <w:bCs/>
-        </w:rPr>
-        <w:t>烧录与上机</w:t>
-      </w:r>
-      <w:proofErr w:type="gramEnd"/>
-      <w:r>
-        <w:rPr>
-          <w:rFonts w:ascii="宋体" w:hAnsi="宋体" w:hint="eastAsia"/>
-          <w:bCs/>
-        </w:rPr>
-        <w:t>调试。</w:t>
-      </w:r>
-    </w:p>
-    <w:p>
-      <w:pPr>
-        <w:numPr>
-          <w:ilvl w:val="0"/>
-          <w:numId w:val="2"/>
-        </w:numPr>
-        <w:rPr>
-          <w:rFonts w:ascii="宋体" w:hAnsi="宋体" w:hint="eastAsia"/>
-          <w:bCs/>
-        </w:rPr>
-      </w:pPr>
-      <w:r>
-        <w:rPr>
-          <w:rFonts w:ascii="宋体" w:hAnsi="宋体" w:hint="eastAsia"/>
-          <w:bCs/>
-        </w:rPr>
-        <w:t>掌握 12864 液晶模块（ST7920 控制器）8 位并口读写时序、忙检测与 GDRAM 上下半屏寻址，理解 framebuffer + 脏矩形局部刷新的性能设计方法（72µs/字节瓶颈下的毫秒级交互）。</w:t>
-      </w:r>
-    </w:p>
-    <w:p>
-      <w:pPr>
-        <w:numPr>
-          <w:ilvl w:val="0"/>
-          <w:numId w:val="2"/>
-        </w:numPr>
-        <w:rPr>
-          <w:rFonts w:ascii="宋体" w:hAnsi="宋体" w:hint="eastAsia"/>
-          <w:bCs/>
-        </w:rPr>
-      </w:pPr>
-      <w:r>
-        <w:rPr>
-          <w:rFonts w:ascii="宋体" w:hAnsi="宋体" w:hint="eastAsia"/>
-          <w:bCs/>
-        </w:rPr>
-        <w:t>掌握 16 键 ADC 键盘（电阻分压式）的扫描原理、多次采样</w:t>
-      </w:r>
-      <w:proofErr w:type="gramStart"/>
-      <w:r>
-        <w:rPr>
-          <w:rFonts w:ascii="宋体" w:hAnsi="宋体" w:hint="eastAsia"/>
-          <w:bCs/>
-        </w:rPr>
-        <w:t>消抖与长按</w:t>
-      </w:r>
-      <w:proofErr w:type="gramEnd"/>
-      <w:r>
-        <w:rPr>
-          <w:rFonts w:ascii="宋体" w:hAnsi="宋体" w:hint="eastAsia"/>
-          <w:bCs/>
-        </w:rPr>
-        <w:t>连发处理，实现流畅的菜单导航交互。</w:t>
-      </w:r>
-    </w:p>
-    <w:p>
-      <w:pPr>
-        <w:numPr>
-          <w:ilvl w:val="0"/>
-          <w:numId w:val="2"/>
-        </w:numPr>
-        <w:rPr>
-          <w:rFonts w:ascii="宋体" w:hAnsi="宋体" w:hint="eastAsia"/>
-          <w:bCs/>
-        </w:rPr>
-      </w:pPr>
-      <w:r>
-        <w:rPr>
-          <w:rFonts w:ascii="宋体" w:hAnsi="宋体" w:hint="eastAsia"/>
-          <w:bCs/>
-        </w:rPr>
-        <w:t>掌握 C51 内存管理（IRAM / XRAM / CODE 分段）、中断与定时器（Timer0 20ms 节拍）、EEPROM（IAP 方式）掉电保存等嵌入式编程技术。</w:t>
-      </w:r>
-    </w:p>
-    <w:p>
-      <w:pPr>
-        <w:numPr>
-          <w:ilvl w:val="0"/>
-          <w:numId w:val="2"/>
-        </w:numPr>
-        <w:rPr>
-          <w:rFonts w:ascii="宋体" w:hAnsi="宋体" w:hint="eastAsia"/>
-          <w:bCs/>
-        </w:rPr>
-      </w:pPr>
-      <w:r>
-        <w:rPr>
-          <w:rFonts w:ascii="宋体" w:hAnsi="宋体" w:hint="eastAsia"/>
-          <w:bCs/>
-        </w:rPr>
-        <w:t>学会移植开源 UI 框架（OLED_UI）至 51 平台，掌握"</w:t>
-      </w:r>
-      <w:proofErr w:type="gramStart"/>
-      <w:r>
-        <w:rPr>
-          <w:rFonts w:ascii="宋体" w:hAnsi="宋体" w:hint="eastAsia"/>
-          <w:bCs/>
-        </w:rPr>
-        <w:t>应用页层</w:t>
-      </w:r>
-      <w:proofErr w:type="gramEnd"/>
-      <w:r>
-        <w:rPr>
-          <w:rFonts w:ascii="宋体" w:hAnsi="宋体" w:hint="eastAsia"/>
-          <w:bCs/>
-        </w:rPr>
-        <w:t xml:space="preserve"> / UI 框架层 / 驱动层"模块化分层架构设计方法。</w:t>
-      </w:r>
-    </w:p>
-    <w:p>
-      <w:pPr>
-        <w:numPr>
-          <w:ilvl w:val="0"/>
-          <w:numId w:val="2"/>
-        </w:numPr>
-        <w:rPr>
-          <w:rFonts w:ascii="宋体" w:hAnsi="宋体" w:hint="eastAsia"/>
-          <w:bCs/>
-        </w:rPr>
-      </w:pPr>
-      <w:r>
-        <w:rPr>
-          <w:rFonts w:ascii="宋体" w:hAnsi="宋体" w:hint="eastAsia"/>
-          <w:bCs/>
-        </w:rPr>
-        <w:t>综合运用 ADC（NTC 测温）、UART（串口通信）、蜂鸣器等外设，实现功能完整、界面流畅的嵌入式人机交互系统。</w:t>
-      </w:r>
-    </w:p>
-    <w:p>
-      <w:pPr>
-        <w:numPr>
-          <w:ilvl w:val="0"/>
-          <w:numId w:val="2"/>
-        </w:numPr>
-        <w:rPr>
-          <w:rFonts w:ascii="宋体" w:hAnsi="宋体"/>
-          <w:bCs/>
-        </w:rPr>
-      </w:pPr>
-      <w:r>
-        <w:rPr>
-          <w:rFonts w:ascii="宋体" w:hAnsi="宋体" w:hint="eastAsia"/>
-          <w:bCs/>
-        </w:rPr>
-        <w:t>要求系统运行稳定，菜单操作毫秒级响应，代码规范、注释清晰，并提交完整的课程设计文档，完成上机演示与答辩。</w:t>
-      </w:r>
-    </w:p>
-    <w:p>
-      <w:pPr>
-        <w:pStyle w:val="1"/>
-      </w:pPr>
-      <w:r>
-        <w:rPr>
-          <w:rFonts w:hint="eastAsia"/>
-        </w:rPr>
-        <w:t>二、</w:t>
-      </w:r>
-      <w:r>
-        <w:rPr>
-          <w:rFonts w:hint="eastAsia"/>
-        </w:rPr>
-        <w:t xml:space="preserve"> </w:t>
-      </w:r>
-      <w:r>
-        <w:rPr>
-          <w:rFonts w:hint="eastAsia"/>
-        </w:rPr>
-        <w:t>主要任务</w:t>
       </w:r>
     </w:p>
     <w:p>
@@ -421,7 +195,7 @@
           <w:rFonts w:ascii="宋体" w:hAnsi="宋体" w:hint="eastAsia"/>
           <w:bCs/>
         </w:rPr>
-        <w:t>搭建 STC8H8K64U 实验箱 + 12864 液晶的 Keil C51 开发环境，按实验箱官方配置建立工程，完成硬件资源盘点与可行性评估。</w:t>
+        <w:t>掌握 STC8H8K64U 单片机开发全流程：Keil C51 工程配置（MODP2、寄存器文件、内存模型、无启动文件）、STC-ISP 烧录与上机调试。</w:t>
       </w:r>
     </w:p>
     <w:p>
@@ -440,7 +214,7 @@
           <w:rFonts w:ascii="宋体" w:hAnsi="宋体" w:hint="eastAsia"/>
           <w:bCs/>
         </w:rPr>
-        <w:t>编写 ST7920 8 位并口底层驱动（忙检测、GDRAM 寻址、图形层/字符层控制）与 1KB framebuffer，实现 diff 局部刷新引擎。</w:t>
+        <w:t>掌握 0.96 寸 SSD1306 OLED（128×64）硬件 I2C 驱动：STC8H I2C 模块配置与速率调优（MSSPEED 等待时钟数公式，176kHz→400kHz 提速翻倍）、SSD1306 初始化序列（段重映射/COM 配置/电荷泵）、framebuffer + 列级 diff 局部刷新（只发变化列段）与周期全刷自愈的刷新策略设计。</w:t>
       </w:r>
     </w:p>
     <w:p>
@@ -459,23 +233,7 @@
           <w:rFonts w:ascii="宋体" w:hAnsi="宋体" w:hint="eastAsia"/>
           <w:bCs/>
         </w:rPr>
-        <w:t>移植开源 OLED_UI 框架：完成 C99→C51 兼容性改造（约 70 处），适配磁贴桌面、多级列表菜单、窗口组件、动画系统、深浅</w:t>
-      </w:r>
-      <w:proofErr w:type="gramStart"/>
-      <w:r>
-        <w:rPr>
-          <w:rFonts w:ascii="宋体" w:hAnsi="宋体" w:hint="eastAsia"/>
-          <w:bCs/>
-        </w:rPr>
-        <w:t>色主题</w:t>
-      </w:r>
-      <w:proofErr w:type="gramEnd"/>
-      <w:r>
-        <w:rPr>
-          <w:rFonts w:ascii="宋体" w:hAnsi="宋体" w:hint="eastAsia"/>
-          <w:bCs/>
-        </w:rPr>
-        <w:t>与中英文字模。</w:t>
+        <w:t>掌握 16 键 ADC 键盘（电阻分压式）的扫描原理、三态滤波消抖与长按连发处理，实现流畅的菜单导航交互。</w:t>
       </w:r>
     </w:p>
     <w:p>
@@ -494,23 +252,7 @@
           <w:rFonts w:ascii="宋体" w:hAnsi="宋体" w:hint="eastAsia"/>
           <w:bCs/>
         </w:rPr>
-        <w:t>移植官方 16 键 ADC 键盘扫描算法，实现 Timer0 20ms 定时节拍，将按键事件接入 UI 状态机（上/下/确认/返回、</w:t>
-      </w:r>
-      <w:proofErr w:type="gramStart"/>
-      <w:r>
-        <w:rPr>
-          <w:rFonts w:ascii="宋体" w:hAnsi="宋体" w:hint="eastAsia"/>
-          <w:bCs/>
-        </w:rPr>
-        <w:t>长按连发</w:t>
-      </w:r>
-      <w:proofErr w:type="gramEnd"/>
-      <w:r>
-        <w:rPr>
-          <w:rFonts w:ascii="宋体" w:hAnsi="宋体" w:hint="eastAsia"/>
-          <w:bCs/>
-        </w:rPr>
-        <w:t>、按键提示音）。</w:t>
+        <w:t>掌握 C51 内存管理（IRAM / XRAM / CODE 分段）、中断与定时器（Timer0 20ms 节拍）、I2C 总线容错（超时保护、GPIO 9 脉冲总线恢复、外设重新初始化）等嵌入式可靠性编程技术。</w:t>
       </w:r>
     </w:p>
     <w:p>
@@ -529,31 +271,7 @@
           <w:rFonts w:ascii="宋体" w:hAnsi="宋体" w:hint="eastAsia"/>
           <w:bCs/>
         </w:rPr>
-        <w:t>实现设置页（亮度、深浅色模式、</w:t>
-      </w:r>
-      <w:proofErr w:type="gramStart"/>
-      <w:r>
-        <w:rPr>
-          <w:rFonts w:ascii="宋体" w:hAnsi="宋体" w:hint="eastAsia"/>
-          <w:bCs/>
-        </w:rPr>
-        <w:t>帧率显示</w:t>
-      </w:r>
-      <w:proofErr w:type="gramEnd"/>
-      <w:r>
-        <w:rPr>
-          <w:rFonts w:ascii="宋体" w:hAnsi="宋体" w:hint="eastAsia"/>
-          <w:bCs/>
-        </w:rPr>
-        <w:t>、提示音开关）与 EEPROM 掉电保存，实现关</w:t>
-      </w:r>
-      <w:r>
-        <w:rPr>
-          <w:rFonts w:ascii="宋体" w:hAnsi="宋体" w:hint="eastAsia"/>
-          <w:bCs/>
-        </w:rPr>
-        <w:lastRenderedPageBreak/>
-        <w:t>于页。</w:t>
+        <w:t>学会移植开源 UI 框架（OLED_UI，Apache 2.0）至 51 平台：C99→C51 兼容性改造（块内声明提升、库函数替换、结构体初始化限制等 39 处），掌握"应用页层 / UI 框架层 / 驱动层 / 平台适配层"模块化分层架构设计方法。</w:t>
       </w:r>
     </w:p>
     <w:p>
@@ -572,7 +290,7 @@
           <w:rFonts w:ascii="宋体" w:hAnsi="宋体" w:hint="eastAsia"/>
           <w:bCs/>
         </w:rPr>
-        <w:t>实现 NTC 测温页（ADC 采样 + 161 点查表 + 线性插值）与串口通信页（UART1 115200 行协议、256B 环形缓冲、@ 命令模式）。</w:t>
+        <w:t>综合运用 ADC（NTC 测温）、UART（串口通信）、蜂鸣器等外设，实现功能完整、界面流畅的嵌入式人机交互系统。</w:t>
       </w:r>
     </w:p>
     <w:p>
@@ -591,7 +309,7 @@
           <w:rFonts w:ascii="宋体" w:hAnsi="宋体" w:hint="eastAsia"/>
           <w:bCs/>
         </w:rPr>
-        <w:t>实现计算器（16 键键盘映射、四则运算）与游戏模块（贪吃蛇、俄罗斯方块、小恐龙）。</w:t>
+        <w:t>掌握虚拟 OLED 调试方法：USB-CDC 将帧数据发送至 STC-ISP 调试仿真接口虚拟屏，无实体屏完成 UI 逻辑调试。</w:t>
       </w:r>
     </w:p>
     <w:p>
@@ -610,23 +328,7 @@
           <w:rFonts w:ascii="宋体" w:hAnsi="宋体" w:hint="eastAsia"/>
           <w:bCs/>
         </w:rPr>
-        <w:t>整机联调与上机实测：按键映射确认、</w:t>
-      </w:r>
-      <w:proofErr w:type="gramStart"/>
-      <w:r>
-        <w:rPr>
-          <w:rFonts w:ascii="宋体" w:hAnsi="宋体" w:hint="eastAsia"/>
-          <w:bCs/>
-        </w:rPr>
-        <w:t>帧率验证</w:t>
-      </w:r>
-      <w:proofErr w:type="gramEnd"/>
-      <w:r>
-        <w:rPr>
-          <w:rFonts w:ascii="宋体" w:hAnsi="宋体" w:hint="eastAsia"/>
-          <w:bCs/>
-        </w:rPr>
-        <w:t>、功能逐一验收，整理设计文档与答辩材料。</w:t>
+        <w:t>要求系统运行稳定（总线故障自动恢复）、菜单操作毫秒级响应（静态 80+fps、动画 35fps）、代码规范、注释清晰，并提交完整的课程设计文档，完成上机演示与答辩。</w:t>
       </w:r>
     </w:p>
     <w:p>
@@ -637,7 +339,7 @@
         <w:rPr>
           <w:rFonts w:hint="eastAsia"/>
         </w:rPr>
-        <w:t>三、</w:t>
+        <w:t>二、</w:t>
       </w:r>
       <w:r>
         <w:rPr>
@@ -649,14 +351,14 @@
         <w:rPr>
           <w:rFonts w:hint="eastAsia"/>
         </w:rPr>
-        <w:t>设计（实验）原始资料</w:t>
+        <w:t>主要任务</w:t>
       </w:r>
     </w:p>
     <w:p>
       <w:pPr>
         <w:numPr>
           <w:ilvl w:val="0"/>
-          <w:numId w:val="13"/>
+          <w:numId w:val="15"/>
         </w:numPr>
         <w:rPr>
           <w:rFonts w:ascii="宋体" w:hAnsi="宋体" w:hint="eastAsia"/>
@@ -668,14 +370,38 @@
           <w:rFonts w:ascii="宋体" w:hAnsi="宋体" w:hint="eastAsia"/>
           <w:bCs/>
         </w:rPr>
-        <w:t>STC8H8K64U 单片机技术参考手册、STC 实验箱 9.62 硬件原理图与使用说明书。</w:t>
+        <w:t>搭建 STC8H8K64U 实验箱 + 0.96 寸 SSD1306 OLED 的 Keil C51 开发环境，按实验箱官方配置建立工程（MODP2=1、STC8.H、LARGE 模型、无 STARTUP.A51），完成硬件资源盘点与可行性评估。</w:t>
+      </w:r>
+    </w:p>
+    <w:p>
+      <w:pPr>
+        <w:ind w:left="1054"/>
+        <w:rPr>
+          <w:rFonts w:ascii="宋体" w:hAnsi="宋体" w:hint="eastAsia"/>
+          <w:bCs/>
+        </w:rPr>
+      </w:pPr>
+      <w:r>
+        <w:rPr>
+          <w:rFonts w:ascii="宋体" w:hAnsi="宋体" w:hint="eastAsia"/>
+          <w:bCs/>
+        </w:rPr>
+        <w:t>编写 SSD1306 硬件 I2C 底层驱动（STC8H I2C 模块、MSSPEED 速率调优、初始化序列、</w:t>
+      </w:r>
+      <w:r>
+        <w:rPr>
+          <w:rFonts w:ascii="宋体" w:hAnsi="宋体" w:hint="eastAsia"/>
+          <w:bCs/>
+        </w:rPr>
+        <w:lastRenderedPageBreak/>
+        <w:t>双后端：实体 I2C / 虚拟 USB-CDC）与 1KB framebuffer，实现列级 diff 局部刷新引擎 + 周期全刷自愈 + 总线自动恢复。</w:t>
       </w:r>
     </w:p>
     <w:p>
       <w:pPr>
         <w:numPr>
           <w:ilvl w:val="0"/>
-          <w:numId w:val="13"/>
+          <w:numId w:val="15"/>
         </w:numPr>
         <w:rPr>
           <w:rFonts w:ascii="宋体" w:hAnsi="宋体" w:hint="eastAsia"/>
@@ -687,16 +413,92 @@
           <w:rFonts w:ascii="宋体" w:hAnsi="宋体" w:hint="eastAsia"/>
           <w:bCs/>
         </w:rPr>
-        <w:t>ST7920 液晶控制器数据手册（8 位并口时序、GDRAM 寻址、内置中文字库）。</w:t>
+        <w:t>移植开源 OLED_UI 框架：完成 C99→C51 兼容性改造（39 处），适配磁贴桌面、多级列表菜单、窗口组件、动画系统（UNLINEAR 插值）、渐隐效果、深浅色主题与中英文字模（裁剪 70KB→56KB、补 29 字、手绘 5 个功能图标）。</w:t>
       </w:r>
     </w:p>
     <w:p>
       <w:pPr>
         <w:numPr>
           <w:ilvl w:val="0"/>
-          <w:numId w:val="13"/>
+          <w:numId w:val="15"/>
         </w:numPr>
         <w:rPr>
+          <w:rFonts w:ascii="宋体" w:hAnsi="宋体" w:hint="eastAsia"/>
+          <w:bCs/>
+        </w:rPr>
+      </w:pPr>
+      <w:r>
+        <w:rPr>
+          <w:rFonts w:ascii="宋体" w:hAnsi="宋体" w:hint="eastAsia"/>
+          <w:bCs/>
+        </w:rPr>
+        <w:t>移植官方 16 键 ADC 键盘扫描算法（256 分档 + 三态滤波），实现 Timer0 20ms 定时节拍，将按键事件接入 UI 状态机（上/下/确认/返回、长按连发）。</w:t>
+      </w:r>
+    </w:p>
+    <w:p>
+      <w:pPr>
+        <w:numPr>
+          <w:ilvl w:val="0"/>
+          <w:numId w:val="15"/>
+        </w:numPr>
+        <w:rPr>
+          <w:rFonts w:ascii="宋体" w:hAnsi="宋体" w:hint="eastAsia"/>
+          <w:bCs/>
+        </w:rPr>
+      </w:pPr>
+      <w:r>
+        <w:rPr>
+          <w:rFonts w:ascii="宋体" w:hAnsi="宋体" w:hint="eastAsia"/>
+          <w:bCs/>
+        </w:rPr>
+        <w:t>实现设置页（亮度窗口 0x81 真实调节、深浅色模式 0xA7/A6、帧率显示默认开启）、关于页与页面切换动画（渐隐 + 滑入，~1.5s）。</w:t>
+      </w:r>
+    </w:p>
+    <w:p>
+      <w:pPr>
+        <w:numPr>
+          <w:ilvl w:val="0"/>
+          <w:numId w:val="15"/>
+        </w:numPr>
+        <w:rPr>
+          <w:rFonts w:ascii="宋体" w:hAnsi="宋体" w:hint="eastAsia"/>
+          <w:bCs/>
+        </w:rPr>
+      </w:pPr>
+      <w:r>
+        <w:rPr>
+          <w:rFonts w:ascii="宋体" w:hAnsi="宋体" w:hint="eastAsia"/>
+          <w:bCs/>
+        </w:rPr>
+        <w:t>实现 NTC 测温页（ADC 采样 + 161 点查表 + 线性插值）与串口通信页（UART1 115200 行协议、256B 环形缓冲、@ 命令模式）。</w:t>
+      </w:r>
+    </w:p>
+    <w:p>
+      <w:pPr>
+        <w:numPr>
+          <w:ilvl w:val="0"/>
+          <w:numId w:val="15"/>
+        </w:numPr>
+        <w:rPr>
+          <w:rFonts w:ascii="宋体" w:hAnsi="宋体" w:hint="eastAsia"/>
+          <w:bCs/>
+        </w:rPr>
+      </w:pPr>
+      <w:r>
+        <w:rPr>
+          <w:rFonts w:ascii="宋体" w:hAnsi="宋体" w:hint="eastAsia"/>
+          <w:bCs/>
+        </w:rPr>
+        <w:t>实现计算器（16 键键盘映射、四则运算）与游戏模块（贪吃蛇、俄罗斯方块、小恐龙）。</w:t>
+      </w:r>
+    </w:p>
+    <w:p>
+      <w:pPr>
+        <w:numPr>
+          <w:ilvl w:val="0"/>
+          <w:numId w:val="15"/>
+        </w:numPr>
+        <w:rPr>
           <w:rFonts w:ascii="宋体" w:hAnsi="宋体"/>
           <w:bCs/>
         </w:rPr>
@@ -706,7 +508,106 @@
           <w:rFonts w:ascii="宋体" w:hAnsi="宋体" w:hint="eastAsia"/>
           <w:bCs/>
         </w:rPr>
-        <w:t>课程实验指导书与实验箱官方例程（V9.6 版：LCD 例程 36.2、ADC 键盘例程 17、PWM/ADC/NTC 实验十四工程等）。</w:t>
+        <w:t>整机联调与上机实测：按键映射确认、帧率验证（静态 80+fps / 动画 35fps）、总线故障恢复验证、功能逐一验收，整理设计文档与答辩材料。</w:t>
+      </w:r>
+    </w:p>
+    <w:p>
+      <w:pPr>
+        <w:pStyle w:val="1"/>
+      </w:pPr>
+      <w:r>
+        <w:rPr>
+          <w:rFonts w:hint="eastAsia"/>
+        </w:rPr>
+        <w:t>三、</w:t>
+      </w:r>
+      <w:r>
+        <w:rPr>
+          <w:rFonts w:hint="eastAsia"/>
+        </w:rPr>
+        <w:t xml:space="preserve"> </w:t>
+      </w:r>
+      <w:r>
+        <w:rPr>
+          <w:rFonts w:hint="eastAsia"/>
+        </w:rPr>
+        <w:t>设计（实验）原始资料</w:t>
+      </w:r>
+    </w:p>
+    <w:p>
+      <w:pPr>
+        <w:numPr>
+          <w:ilvl w:val="0"/>
+          <w:numId w:val="17"/>
+        </w:numPr>
+        <w:rPr>
+          <w:rFonts w:ascii="宋体" w:hAnsi="宋体" w:hint="eastAsia"/>
+          <w:bCs/>
+        </w:rPr>
+      </w:pPr>
+      <w:r>
+        <w:rPr>
+          <w:rFonts w:ascii="宋体" w:hAnsi="宋体" w:hint="eastAsia"/>
+          <w:bCs/>
+        </w:rPr>
+        <w:t>STC8H8K64U 单片机技术参考手册（含 I2C 模块 MSSPEED 时序公式）、STC 实验箱 9.62 硬件原理图与使用说明书。</w:t>
+      </w:r>
+    </w:p>
+    <w:p>
+      <w:pPr>
+        <w:numPr>
+          <w:ilvl w:val="0"/>
+          <w:numId w:val="17"/>
+        </w:numPr>
+        <w:rPr>
+          <w:rFonts w:ascii="宋体" w:hAnsi="宋体" w:hint="eastAsia"/>
+          <w:bCs/>
+        </w:rPr>
+      </w:pPr>
+      <w:r>
+        <w:rPr>
+          <w:rFonts w:ascii="宋体" w:hAnsi="宋体" w:hint="eastAsia"/>
+          <w:bCs/>
+        </w:rPr>
+        <w:t>SSD1306 OLED 控制器数据手册（I2C/SPI 时序、页寻址、0x21 列地址命令）。</w:t>
+      </w:r>
+    </w:p>
+    <w:p>
+      <w:pPr>
+        <w:numPr>
+          <w:ilvl w:val="0"/>
+          <w:numId w:val="17"/>
+        </w:numPr>
+        <w:rPr>
+          <w:rFonts w:ascii="宋体" w:hAnsi="宋体" w:hint="eastAsia"/>
+          <w:bCs/>
+        </w:rPr>
+      </w:pPr>
+      <w:r>
+        <w:rPr>
+          <w:rFonts w:ascii="宋体" w:hAnsi="宋体" w:hint="eastAsia"/>
+          <w:bCs/>
+        </w:rPr>
+        <w:t>开源项目 OLED_UI 源码。</w:t>
+      </w:r>
+    </w:p>
+    <w:p>
+      <w:pPr>
+        <w:numPr>
+          <w:ilvl w:val="0"/>
+          <w:numId w:val="17"/>
+        </w:numPr>
+        <w:rPr>
+          <w:rFonts w:ascii="宋体" w:hAnsi="宋体"/>
+          <w:bCs/>
+        </w:rPr>
+      </w:pPr>
+      <w:r>
+        <w:rPr>
+          <w:rFonts w:ascii="宋体" w:hAnsi="宋体" w:hint="eastAsia"/>
+          <w:bCs/>
+        </w:rPr>
+        <w:t>课程实验指导书与实验箱官方例程（V9.6 版：I2C OLED 例程 69、ADC 键盘例程 17、I2C 主机例程 28、实验十四 PWM/ADC/NTC 工程等）。</w:t>
       </w:r>
     </w:p>
     <w:p>
@@ -1153,7 +1054,7 @@
       <w:pPr>
         <w:numPr>
           <w:ilvl w:val="0"/>
-          <w:numId w:val="14"/>
+          <w:numId w:val="16"/>
         </w:numPr>
         <w:rPr>
           <w:rFonts w:ascii="宋体" w:hAnsi="宋体" w:hint="eastAsia"/>
@@ -1165,14 +1066,14 @@
           <w:rFonts w:ascii="宋体" w:hAnsi="宋体" w:hint="eastAsia"/>
           <w:bCs/>
         </w:rPr>
-        <w:t>硬件成果：在 STC8H8K64U 实验箱上实现电子手表风格 UI 菜单系统，磁贴桌面+多级菜单+测温/串口/计算器/游戏等功能全部可操作，界面流畅，可现场演示。</w:t>
+        <w:t>硬件成果：在 STC8H8K64U 实验箱上实现电子手表风格 UI 菜单系统，磁贴桌面 + 多级菜单 + 设置/关于等功能全部可操作，界面流畅（静态 80+fps、动画 35fps），测温 / 串口 / 计算器 / 游戏等功能按计划接入后可现场演示；总线故障自动恢复，长时间运行稳定。</w:t>
       </w:r>
     </w:p>
     <w:p>
       <w:pPr>
         <w:numPr>
           <w:ilvl w:val="0"/>
-          <w:numId w:val="14"/>
+          <w:numId w:val="16"/>
         </w:numPr>
         <w:rPr>
           <w:rFonts w:ascii="宋体" w:hAnsi="宋体" w:hint="eastAsia"/>
@@ -1184,30 +1085,22 @@
           <w:rFonts w:ascii="宋体" w:hAnsi="宋体" w:hint="eastAsia"/>
           <w:bCs/>
         </w:rPr>
-        <w:t>软件成果：完整 Keil C51 工程源码（</w:t>
-      </w:r>
-      <w:proofErr w:type="gramStart"/>
-      <w:r>
-        <w:rPr>
-          <w:rFonts w:ascii="宋体" w:hAnsi="宋体" w:hint="eastAsia"/>
-          <w:bCs/>
-        </w:rPr>
-        <w:t>应用页层</w:t>
-      </w:r>
-      <w:proofErr w:type="gramEnd"/>
-      <w:r>
-        <w:rPr>
-          <w:rFonts w:ascii="宋体" w:hAnsi="宋体" w:hint="eastAsia"/>
-          <w:bCs/>
-        </w:rPr>
-        <w:t xml:space="preserve"> / UI 框架层 / 驱动层 / 平台适配层分层架构），编译 0 Error，烧录（IRC 24.000MHz）后稳定运行。</w:t>
+        <w:t xml:space="preserve">软件成果：完整 Keil C51 工程源码（应用页层 / UI 框架层 / 驱动层 / 平台适配层分层架构，约 4.6 万字节代码 + 1.5 万字节字模），编译 0 Error / 6 Warning，烧录（IRC </w:t>
+      </w:r>
+      <w:r>
+        <w:rPr>
+          <w:rFonts w:ascii="宋体" w:hAnsi="宋体" w:hint="eastAsia"/>
+          <w:bCs/>
+        </w:rPr>
+        <w:lastRenderedPageBreak/>
+        <w:t>24.000MHz）后稳定运行。</w:t>
       </w:r>
     </w:p>
     <w:p>
       <w:pPr>
         <w:numPr>
           <w:ilvl w:val="0"/>
-          <w:numId w:val="14"/>
+          <w:numId w:val="16"/>
         </w:numPr>
         <w:rPr>
           <w:rFonts w:ascii="宋体" w:hAnsi="宋体"/>
@@ -1219,23 +1112,7 @@
           <w:rFonts w:ascii="宋体" w:hAnsi="宋体" w:hint="eastAsia"/>
           <w:bCs/>
         </w:rPr>
-        <w:t>文档成果：可行性评估报告、项目介绍（架构设计、移植记录、</w:t>
-      </w:r>
-      <w:proofErr w:type="gramStart"/>
-      <w:r>
-        <w:rPr>
-          <w:rFonts w:ascii="宋体" w:hAnsi="宋体" w:hint="eastAsia"/>
-          <w:bCs/>
-        </w:rPr>
-        <w:t>踩坑记录</w:t>
-      </w:r>
-      <w:proofErr w:type="gramEnd"/>
-      <w:r>
-        <w:rPr>
-          <w:rFonts w:ascii="宋体" w:hAnsi="宋体" w:hint="eastAsia"/>
-          <w:bCs/>
-        </w:rPr>
-        <w:t>）、上机实测记录、计划书与答辩 PPT 等全套课程设计文档。</w:t>
+        <w:t>文档成果：可行性评估报告、项目介绍（架构设计、移植记录、踩坑记录、功能详述）、上机实测记录、计划书与答辩 PPT 等全套课程设计文档。</w:t>
       </w:r>
     </w:p>
     <w:p>
@@ -1254,97 +1131,131 @@
         <w:widowControl/>
         <w:spacing w:line="360" w:lineRule="auto"/>
         <w:rPr>
+          <w:rFonts w:asciiTheme="minorHAnsi" w:eastAsiaTheme="minorEastAsia" w:hAnsiTheme="minorHAnsi" w:cstheme="minorBidi"/>
+          <w:szCs w:val="21"/>
+        </w:rPr>
+      </w:pPr>
+      <w:r>
+        <w:rPr>
           <w:rFonts w:asciiTheme="minorHAnsi" w:eastAsiaTheme="minorEastAsia" w:hAnsiTheme="minorHAnsi" w:cstheme="minorBidi" w:hint="eastAsia"/>
           <w:szCs w:val="21"/>
         </w:rPr>
-      </w:pPr>
+        <w:t>［</w:t>
+      </w:r>
       <w:r>
         <w:rPr>
           <w:rFonts w:asciiTheme="minorHAnsi" w:eastAsiaTheme="minorEastAsia" w:hAnsiTheme="minorHAnsi" w:cstheme="minorBidi" w:hint="eastAsia"/>
           <w:szCs w:val="21"/>
         </w:rPr>
-        <w:t>［</w:t>
+        <w:t>1</w:t>
       </w:r>
       <w:r>
         <w:rPr>
           <w:rFonts w:asciiTheme="minorHAnsi" w:eastAsiaTheme="minorEastAsia" w:hAnsiTheme="minorHAnsi" w:cstheme="minorBidi" w:hint="eastAsia"/>
           <w:szCs w:val="21"/>
         </w:rPr>
-        <w:t>1</w:t>
+        <w:t>］宏晶科技．</w:t>
       </w:r>
       <w:r>
         <w:rPr>
           <w:rFonts w:asciiTheme="minorHAnsi" w:eastAsiaTheme="minorEastAsia" w:hAnsiTheme="minorHAnsi" w:cstheme="minorBidi" w:hint="eastAsia"/>
           <w:szCs w:val="21"/>
         </w:rPr>
-        <w:t>］</w:t>
-      </w:r>
-      <w:proofErr w:type="gramStart"/>
+        <w:t xml:space="preserve">STC8H </w:t>
+      </w:r>
       <w:r>
         <w:rPr>
           <w:rFonts w:asciiTheme="minorHAnsi" w:eastAsiaTheme="minorEastAsia" w:hAnsiTheme="minorHAnsi" w:cstheme="minorBidi" w:hint="eastAsia"/>
           <w:szCs w:val="21"/>
         </w:rPr>
-        <w:t>宏晶科技</w:t>
-      </w:r>
-      <w:proofErr w:type="gramEnd"/>
+        <w:t>系列单片机技术参考手册［</w:t>
+      </w:r>
       <w:r>
         <w:rPr>
           <w:rFonts w:asciiTheme="minorHAnsi" w:eastAsiaTheme="minorEastAsia" w:hAnsiTheme="minorHAnsi" w:cstheme="minorBidi" w:hint="eastAsia"/>
           <w:szCs w:val="21"/>
         </w:rPr>
-        <w:t>．</w:t>
+        <w:t>Z</w:t>
       </w:r>
       <w:r>
         <w:rPr>
           <w:rFonts w:asciiTheme="minorHAnsi" w:eastAsiaTheme="minorEastAsia" w:hAnsiTheme="minorHAnsi" w:cstheme="minorBidi" w:hint="eastAsia"/>
           <w:szCs w:val="21"/>
         </w:rPr>
-        <w:t xml:space="preserve">STC8H </w:t>
+        <w:t>］．深圳：宏晶科技（深圳）有限公司，</w:t>
       </w:r>
       <w:r>
         <w:rPr>
           <w:rFonts w:asciiTheme="minorHAnsi" w:eastAsiaTheme="minorEastAsia" w:hAnsiTheme="minorHAnsi" w:cstheme="minorBidi" w:hint="eastAsia"/>
           <w:szCs w:val="21"/>
         </w:rPr>
-        <w:t>系列单片机技术参考手册［</w:t>
-      </w:r>
+        <w:t>2022.</w:t>
+      </w:r>
+    </w:p>
+    <w:p>
+      <w:pPr>
+        <w:widowControl/>
+        <w:spacing w:line="360" w:lineRule="auto"/>
+        <w:rPr>
+          <w:rFonts w:asciiTheme="minorHAnsi" w:eastAsiaTheme="minorEastAsia" w:hAnsiTheme="minorHAnsi" w:cstheme="minorBidi"/>
+          <w:szCs w:val="21"/>
+        </w:rPr>
+      </w:pPr>
       <w:r>
         <w:rPr>
           <w:rFonts w:asciiTheme="minorHAnsi" w:eastAsiaTheme="minorEastAsia" w:hAnsiTheme="minorHAnsi" w:cstheme="minorBidi" w:hint="eastAsia"/>
           <w:szCs w:val="21"/>
         </w:rPr>
-        <w:t>Z</w:t>
+        <w:t>［</w:t>
       </w:r>
       <w:r>
         <w:rPr>
           <w:rFonts w:asciiTheme="minorHAnsi" w:eastAsiaTheme="minorEastAsia" w:hAnsiTheme="minorHAnsi" w:cstheme="minorBidi" w:hint="eastAsia"/>
           <w:szCs w:val="21"/>
         </w:rPr>
-        <w:t>］．深圳：</w:t>
-      </w:r>
-      <w:proofErr w:type="gramStart"/>
+        <w:t>2</w:t>
+      </w:r>
       <w:r>
         <w:rPr>
           <w:rFonts w:asciiTheme="minorHAnsi" w:eastAsiaTheme="minorEastAsia" w:hAnsiTheme="minorHAnsi" w:cstheme="minorBidi" w:hint="eastAsia"/>
           <w:szCs w:val="21"/>
         </w:rPr>
-        <w:t>宏晶科技</w:t>
-      </w:r>
-      <w:proofErr w:type="gramEnd"/>
+        <w:t>］上海景芯微电子有限公司．</w:t>
+      </w:r>
       <w:r>
         <w:rPr>
           <w:rFonts w:asciiTheme="minorHAnsi" w:eastAsiaTheme="minorEastAsia" w:hAnsiTheme="minorHAnsi" w:cstheme="minorBidi" w:hint="eastAsia"/>
           <w:szCs w:val="21"/>
         </w:rPr>
-        <w:t>（深圳）有限公司，</w:t>
+        <w:t xml:space="preserve">ST7920 </w:t>
       </w:r>
       <w:r>
         <w:rPr>
           <w:rFonts w:asciiTheme="minorHAnsi" w:eastAsiaTheme="minorEastAsia" w:hAnsiTheme="minorHAnsi" w:cstheme="minorBidi" w:hint="eastAsia"/>
           <w:szCs w:val="21"/>
         </w:rPr>
-        <w:t>2022.</w:t>
+        <w:t>中文液晶显示模块数据手册［</w:t>
+      </w:r>
+      <w:r>
+        <w:rPr>
+          <w:rFonts w:asciiTheme="minorHAnsi" w:eastAsiaTheme="minorEastAsia" w:hAnsiTheme="minorHAnsi" w:cstheme="minorBidi" w:hint="eastAsia"/>
+          <w:szCs w:val="21"/>
+        </w:rPr>
+        <w:t>Z</w:t>
+      </w:r>
+      <w:r>
+        <w:rPr>
+          <w:rFonts w:asciiTheme="minorHAnsi" w:eastAsiaTheme="minorEastAsia" w:hAnsiTheme="minorHAnsi" w:cstheme="minorBidi" w:hint="eastAsia"/>
+          <w:szCs w:val="21"/>
+        </w:rPr>
+        <w:t>］．上海，</w:t>
+      </w:r>
+      <w:r>
+        <w:rPr>
+          <w:rFonts w:asciiTheme="minorHAnsi" w:eastAsiaTheme="minorEastAsia" w:hAnsiTheme="minorHAnsi" w:cstheme="minorBidi" w:hint="eastAsia"/>
+          <w:szCs w:val="21"/>
+        </w:rPr>
+        <w:t>2006.</w:t>
       </w:r>
     </w:p>
     <w:p>
@@ -1352,252 +1263,138 @@
         <w:widowControl/>
         <w:spacing w:line="360" w:lineRule="auto"/>
         <w:rPr>
+          <w:rFonts w:asciiTheme="minorHAnsi" w:eastAsiaTheme="minorEastAsia" w:hAnsiTheme="minorHAnsi" w:cstheme="minorBidi"/>
+          <w:szCs w:val="21"/>
+        </w:rPr>
+      </w:pPr>
+      <w:r>
+        <w:rPr>
           <w:rFonts w:asciiTheme="minorHAnsi" w:eastAsiaTheme="minorEastAsia" w:hAnsiTheme="minorHAnsi" w:cstheme="minorBidi" w:hint="eastAsia"/>
           <w:szCs w:val="21"/>
         </w:rPr>
-      </w:pPr>
+        <w:t>［</w:t>
+      </w:r>
       <w:r>
         <w:rPr>
           <w:rFonts w:asciiTheme="minorHAnsi" w:eastAsiaTheme="minorEastAsia" w:hAnsiTheme="minorHAnsi" w:cstheme="minorBidi" w:hint="eastAsia"/>
           <w:szCs w:val="21"/>
         </w:rPr>
-        <w:t>［</w:t>
+        <w:t>3</w:t>
       </w:r>
       <w:r>
         <w:rPr>
           <w:rFonts w:asciiTheme="minorHAnsi" w:eastAsiaTheme="minorEastAsia" w:hAnsiTheme="minorHAnsi" w:cstheme="minorBidi" w:hint="eastAsia"/>
           <w:szCs w:val="21"/>
         </w:rPr>
-        <w:t>2</w:t>
+        <w:t>］汪贵平，等．新编单片机原理及应用（第</w:t>
       </w:r>
       <w:r>
         <w:rPr>
           <w:rFonts w:asciiTheme="minorHAnsi" w:eastAsiaTheme="minorEastAsia" w:hAnsiTheme="minorHAnsi" w:cstheme="minorBidi" w:hint="eastAsia"/>
           <w:szCs w:val="21"/>
         </w:rPr>
-        <w:t>］</w:t>
-      </w:r>
-      <w:proofErr w:type="gramStart"/>
+        <w:t>2</w:t>
+      </w:r>
       <w:r>
         <w:rPr>
           <w:rFonts w:asciiTheme="minorHAnsi" w:eastAsiaTheme="minorEastAsia" w:hAnsiTheme="minorHAnsi" w:cstheme="minorBidi" w:hint="eastAsia"/>
           <w:szCs w:val="21"/>
         </w:rPr>
-        <w:t>上海景芯微电子</w:t>
-      </w:r>
-      <w:proofErr w:type="gramEnd"/>
+        <w:t>版）［</w:t>
+      </w:r>
       <w:r>
         <w:rPr>
           <w:rFonts w:asciiTheme="minorHAnsi" w:eastAsiaTheme="minorEastAsia" w:hAnsiTheme="minorHAnsi" w:cstheme="minorBidi" w:hint="eastAsia"/>
           <w:szCs w:val="21"/>
         </w:rPr>
-        <w:t>有限公司．</w:t>
+        <w:t>M</w:t>
       </w:r>
       <w:r>
         <w:rPr>
           <w:rFonts w:asciiTheme="minorHAnsi" w:eastAsiaTheme="minorEastAsia" w:hAnsiTheme="minorHAnsi" w:cstheme="minorBidi" w:hint="eastAsia"/>
           <w:szCs w:val="21"/>
         </w:rPr>
-        <w:t xml:space="preserve">ST7920 </w:t>
+        <w:t>］．北京：机械工业出版社，</w:t>
       </w:r>
       <w:r>
         <w:rPr>
           <w:rFonts w:asciiTheme="minorHAnsi" w:eastAsiaTheme="minorEastAsia" w:hAnsiTheme="minorHAnsi" w:cstheme="minorBidi" w:hint="eastAsia"/>
           <w:szCs w:val="21"/>
         </w:rPr>
-        <w:t>中文液晶显示模块数据手册［</w:t>
-      </w:r>
+        <w:t>2021.</w:t>
+      </w:r>
+    </w:p>
+    <w:p>
+      <w:pPr>
+        <w:widowControl/>
+        <w:spacing w:line="360" w:lineRule="auto"/>
+        <w:rPr>
+          <w:rFonts w:asciiTheme="minorHAnsi" w:eastAsiaTheme="minorEastAsia" w:hAnsiTheme="minorHAnsi" w:cstheme="minorBidi"/>
+          <w:szCs w:val="21"/>
+        </w:rPr>
+      </w:pPr>
       <w:r>
         <w:rPr>
           <w:rFonts w:asciiTheme="minorHAnsi" w:eastAsiaTheme="minorEastAsia" w:hAnsiTheme="minorHAnsi" w:cstheme="minorBidi" w:hint="eastAsia"/>
           <w:szCs w:val="21"/>
         </w:rPr>
-        <w:t>Z</w:t>
+        <w:t>［</w:t>
       </w:r>
       <w:r>
         <w:rPr>
           <w:rFonts w:asciiTheme="minorHAnsi" w:eastAsiaTheme="minorEastAsia" w:hAnsiTheme="minorHAnsi" w:cstheme="minorBidi" w:hint="eastAsia"/>
           <w:szCs w:val="21"/>
         </w:rPr>
-        <w:t>］．上海，</w:t>
+        <w:t>4</w:t>
       </w:r>
       <w:r>
         <w:rPr>
           <w:rFonts w:asciiTheme="minorHAnsi" w:eastAsiaTheme="minorEastAsia" w:hAnsiTheme="minorHAnsi" w:cstheme="minorBidi" w:hint="eastAsia"/>
           <w:szCs w:val="21"/>
         </w:rPr>
-        <w:t>2006.</w:t>
-      </w:r>
-    </w:p>
-    <w:p>
-      <w:pPr>
-        <w:widowControl/>
-        <w:spacing w:line="360" w:lineRule="auto"/>
+        <w:t>］宏晶科技．</w:t>
+      </w:r>
+      <w:r>
         <w:rPr>
           <w:rFonts w:asciiTheme="minorHAnsi" w:eastAsiaTheme="minorEastAsia" w:hAnsiTheme="minorHAnsi" w:cstheme="minorBidi" w:hint="eastAsia"/>
           <w:szCs w:val="21"/>
         </w:rPr>
-      </w:pPr>
+        <w:t xml:space="preserve">STC </w:t>
+      </w:r>
       <w:r>
         <w:rPr>
           <w:rFonts w:asciiTheme="minorHAnsi" w:eastAsiaTheme="minorEastAsia" w:hAnsiTheme="minorHAnsi" w:cstheme="minorBidi" w:hint="eastAsia"/>
           <w:szCs w:val="21"/>
         </w:rPr>
-        <w:t>［</w:t>
+        <w:t>实验箱</w:t>
       </w:r>
       <w:r>
         <w:rPr>
           <w:rFonts w:asciiTheme="minorHAnsi" w:eastAsiaTheme="minorEastAsia" w:hAnsiTheme="minorHAnsi" w:cstheme="minorBidi" w:hint="eastAsia"/>
           <w:szCs w:val="21"/>
         </w:rPr>
-        <w:t>3</w:t>
+        <w:t xml:space="preserve"> 9.62 </w:t>
       </w:r>
       <w:r>
         <w:rPr>
           <w:rFonts w:asciiTheme="minorHAnsi" w:eastAsiaTheme="minorEastAsia" w:hAnsiTheme="minorHAnsi" w:cstheme="minorBidi" w:hint="eastAsia"/>
           <w:szCs w:val="21"/>
         </w:rPr>
-        <w:t>］汪贵平，等．新编单片机原理及应用（第</w:t>
+        <w:t>使用说明书［</w:t>
       </w:r>
       <w:r>
         <w:rPr>
           <w:rFonts w:asciiTheme="minorHAnsi" w:eastAsiaTheme="minorEastAsia" w:hAnsiTheme="minorHAnsi" w:cstheme="minorBidi" w:hint="eastAsia"/>
           <w:szCs w:val="21"/>
         </w:rPr>
-        <w:t>2</w:t>
+        <w:t>Z</w:t>
       </w:r>
       <w:r>
         <w:rPr>
           <w:rFonts w:asciiTheme="minorHAnsi" w:eastAsiaTheme="minorEastAsia" w:hAnsiTheme="minorHAnsi" w:cstheme="minorBidi" w:hint="eastAsia"/>
           <w:szCs w:val="21"/>
         </w:rPr>
-        <w:t>版）［</w:t>
-      </w:r>
-      <w:r>
-        <w:rPr>
-          <w:rFonts w:asciiTheme="minorHAnsi" w:eastAsiaTheme="minorEastAsia" w:hAnsiTheme="minorHAnsi" w:cstheme="minorBidi" w:hint="eastAsia"/>
-          <w:szCs w:val="21"/>
-        </w:rPr>
-        <w:t>M</w:t>
-      </w:r>
-      <w:r>
-        <w:rPr>
-          <w:rFonts w:asciiTheme="minorHAnsi" w:eastAsiaTheme="minorEastAsia" w:hAnsiTheme="minorHAnsi" w:cstheme="minorBidi" w:hint="eastAsia"/>
-          <w:szCs w:val="21"/>
-        </w:rPr>
-        <w:t>］．北京：机械工业出版社，</w:t>
-      </w:r>
-      <w:r>
-        <w:rPr>
-          <w:rFonts w:asciiTheme="minorHAnsi" w:eastAsiaTheme="minorEastAsia" w:hAnsiTheme="minorHAnsi" w:cstheme="minorBidi" w:hint="eastAsia"/>
-          <w:szCs w:val="21"/>
-        </w:rPr>
-        <w:t>2021.</w:t>
-      </w:r>
-    </w:p>
-    <w:p>
-      <w:pPr>
-        <w:widowControl/>
-        <w:spacing w:line="360" w:lineRule="auto"/>
-        <w:rPr>
-          <w:rFonts w:asciiTheme="minorHAnsi" w:eastAsiaTheme="minorEastAsia" w:hAnsiTheme="minorHAnsi" w:cstheme="minorBidi"/>
-          <w:szCs w:val="21"/>
-        </w:rPr>
-      </w:pPr>
-      <w:r>
-        <w:rPr>
-          <w:rFonts w:asciiTheme="minorHAnsi" w:eastAsiaTheme="minorEastAsia" w:hAnsiTheme="minorHAnsi" w:cstheme="minorBidi" w:hint="eastAsia"/>
-          <w:szCs w:val="21"/>
-        </w:rPr>
-        <w:t>［</w:t>
-      </w:r>
-      <w:r>
-        <w:rPr>
-          <w:rFonts w:asciiTheme="minorHAnsi" w:eastAsiaTheme="minorEastAsia" w:hAnsiTheme="minorHAnsi" w:cstheme="minorBidi" w:hint="eastAsia"/>
-          <w:szCs w:val="21"/>
-        </w:rPr>
-        <w:t>4</w:t>
-      </w:r>
-      <w:r>
-        <w:rPr>
-          <w:rFonts w:asciiTheme="minorHAnsi" w:eastAsiaTheme="minorEastAsia" w:hAnsiTheme="minorHAnsi" w:cstheme="minorBidi" w:hint="eastAsia"/>
-          <w:szCs w:val="21"/>
-        </w:rPr>
-        <w:t>］</w:t>
-      </w:r>
-      <w:proofErr w:type="gramStart"/>
-      <w:r>
-        <w:rPr>
-          <w:rFonts w:asciiTheme="minorHAnsi" w:eastAsiaTheme="minorEastAsia" w:hAnsiTheme="minorHAnsi" w:cstheme="minorBidi" w:hint="eastAsia"/>
-          <w:szCs w:val="21"/>
-        </w:rPr>
-        <w:t>宏晶科技</w:t>
-      </w:r>
-      <w:proofErr w:type="gramEnd"/>
-      <w:r>
-        <w:rPr>
-          <w:rFonts w:asciiTheme="minorHAnsi" w:eastAsiaTheme="minorEastAsia" w:hAnsiTheme="minorHAnsi" w:cstheme="minorBidi" w:hint="eastAsia"/>
-          <w:szCs w:val="21"/>
-        </w:rPr>
-        <w:t>．</w:t>
-      </w:r>
-      <w:r>
-        <w:rPr>
-          <w:rFonts w:asciiTheme="minorHAnsi" w:eastAsiaTheme="minorEastAsia" w:hAnsiTheme="minorHAnsi" w:cstheme="minorBidi" w:hint="eastAsia"/>
-          <w:szCs w:val="21"/>
-        </w:rPr>
-        <w:t xml:space="preserve">STC </w:t>
-      </w:r>
-      <w:r>
-        <w:rPr>
-          <w:rFonts w:asciiTheme="minorHAnsi" w:eastAsiaTheme="minorEastAsia" w:hAnsiTheme="minorHAnsi" w:cstheme="minorBidi" w:hint="eastAsia"/>
-          <w:szCs w:val="21"/>
-        </w:rPr>
-        <w:t>实验箱</w:t>
-      </w:r>
-      <w:r>
-        <w:rPr>
-          <w:rFonts w:asciiTheme="minorHAnsi" w:eastAsiaTheme="minorEastAsia" w:hAnsiTheme="minorHAnsi" w:cstheme="minorBidi" w:hint="eastAsia"/>
-          <w:szCs w:val="21"/>
-        </w:rPr>
-        <w:t xml:space="preserve"> 9.62 </w:t>
-      </w:r>
-      <w:r>
-        <w:rPr>
-          <w:rFonts w:asciiTheme="minorHAnsi" w:eastAsiaTheme="minorEastAsia" w:hAnsiTheme="minorHAnsi" w:cstheme="minorBidi" w:hint="eastAsia"/>
-          <w:szCs w:val="21"/>
-        </w:rPr>
-        <w:t>使用说明书［</w:t>
-      </w:r>
-      <w:r>
-        <w:rPr>
-          <w:rFonts w:asciiTheme="minorHAnsi" w:eastAsiaTheme="minorEastAsia" w:hAnsiTheme="minorHAnsi" w:cstheme="minorBidi" w:hint="eastAsia"/>
-          <w:szCs w:val="21"/>
-        </w:rPr>
-        <w:t>Z</w:t>
-      </w:r>
-      <w:r>
-        <w:rPr>
-          <w:rFonts w:asciiTheme="minorHAnsi" w:eastAsiaTheme="minorEastAsia" w:hAnsiTheme="minorHAnsi" w:cstheme="minorBidi" w:hint="eastAsia"/>
-          <w:szCs w:val="21"/>
-        </w:rPr>
-        <w:t>］．深圳：</w:t>
-      </w:r>
-      <w:proofErr w:type="gramStart"/>
-      <w:r>
-        <w:rPr>
-          <w:rFonts w:asciiTheme="minorHAnsi" w:eastAsiaTheme="minorEastAsia" w:hAnsiTheme="minorHAnsi" w:cstheme="minorBidi" w:hint="eastAsia"/>
-          <w:szCs w:val="21"/>
-        </w:rPr>
-        <w:t>宏晶科技</w:t>
-      </w:r>
-      <w:proofErr w:type="gramEnd"/>
-      <w:r>
-        <w:rPr>
-          <w:rFonts w:asciiTheme="minorHAnsi" w:eastAsiaTheme="minorEastAsia" w:hAnsiTheme="minorHAnsi" w:cstheme="minorBidi" w:hint="eastAsia"/>
-          <w:szCs w:val="21"/>
-        </w:rPr>
-        <w:t>（深圳）有限公司</w:t>
+        <w:t>］．深圳：宏晶科技（深圳）有限公司</w:t>
       </w:r>
       <w:r>
         <w:rPr>
@@ -1675,7 +1472,6 @@
         <w:spacing w:line="360" w:lineRule="auto"/>
         <w:ind w:leftChars="1200" w:left="2520" w:firstLineChars="800" w:firstLine="1920"/>
         <w:rPr>
-          <w:rFonts w:hint="eastAsia"/>
           <w:sz w:val="24"/>
         </w:rPr>
       </w:pPr>
@@ -1751,23 +1547,7 @@
           <w:highlight w:val="yellow"/>
         </w:rPr>
         <w:lastRenderedPageBreak/>
-        <w:t>注意：请大家根据参考选题或自选题目，自行按照上面任务书格式要求撰写完整的任务书。开学后</w:t>
-      </w:r>
-      <w:proofErr w:type="gramStart"/>
-      <w:r>
-        <w:rPr>
-          <w:rFonts w:hint="eastAsia"/>
-          <w:highlight w:val="yellow"/>
-        </w:rPr>
-        <w:t>找指导</w:t>
-      </w:r>
-      <w:proofErr w:type="gramEnd"/>
-      <w:r>
-        <w:rPr>
-          <w:rFonts w:hint="eastAsia"/>
-          <w:highlight w:val="yellow"/>
-        </w:rPr>
-        <w:t>老师审核后开始实训项目。</w:t>
+        <w:t>注意：请大家根据参考选题或自选题目，自行按照上面任务书格式要求撰写完整的任务书。开学后找指导老师审核后开始实训项目。</w:t>
       </w:r>
     </w:p>
     <w:p>
@@ -3089,23 +2869,7 @@
           <w:rFonts w:ascii="宋体" w:hAnsi="宋体" w:hint="eastAsia"/>
           <w:sz w:val="24"/>
         </w:rPr>
-        <w:t>2．小车在不通电时</w:t>
-      </w:r>
-      <w:proofErr w:type="gramStart"/>
-      <w:r>
-        <w:rPr>
-          <w:rFonts w:ascii="宋体" w:hAnsi="宋体" w:hint="eastAsia"/>
-          <w:sz w:val="24"/>
-        </w:rPr>
-        <w:t>应无法</w:t>
-      </w:r>
-      <w:proofErr w:type="gramEnd"/>
-      <w:r>
-        <w:rPr>
-          <w:rFonts w:ascii="宋体" w:hAnsi="宋体" w:hint="eastAsia"/>
-          <w:sz w:val="24"/>
-        </w:rPr>
-        <w:t>直立；</w:t>
+        <w:t>2．小车在不通电时应无法直立；</w:t>
       </w:r>
     </w:p>
     <w:p>
@@ -3778,23 +3542,7 @@
           <w:rFonts w:ascii="宋体" w:hAnsi="宋体" w:cs="宋体" w:hint="eastAsia"/>
           <w:sz w:val="24"/>
         </w:rPr>
-        <w:t>设计</w:t>
-      </w:r>
-      <w:proofErr w:type="gramStart"/>
-      <w:r>
-        <w:rPr>
-          <w:rFonts w:ascii="宋体" w:hAnsi="宋体" w:cs="宋体" w:hint="eastAsia"/>
-          <w:sz w:val="24"/>
-        </w:rPr>
-        <w:t>一</w:t>
-      </w:r>
-      <w:proofErr w:type="gramEnd"/>
-      <w:r>
-        <w:rPr>
-          <w:rFonts w:ascii="宋体" w:hAnsi="宋体" w:cs="宋体" w:hint="eastAsia"/>
-          <w:sz w:val="24"/>
-        </w:rPr>
-        <w:t>台基于单片机控制的多功能电子健康秤，能准确测量人体的身高与体重数据，具有屏显，过载报警等功能。</w:t>
+        <w:t>设计一台基于单片机控制的多功能电子健康秤，能准确测量人体的身高与体重数据，具有屏显，过载报警等功能。</w:t>
       </w:r>
     </w:p>
     <w:p>
@@ -3831,21 +3579,7 @@
         <w:rPr>
           <w:rFonts w:hint="eastAsia"/>
         </w:rPr>
-        <w:t>、设计</w:t>
-      </w:r>
-      <w:proofErr w:type="gramStart"/>
-      <w:r>
-        <w:rPr>
-          <w:rFonts w:hint="eastAsia"/>
-        </w:rPr>
-        <w:t>一</w:t>
-      </w:r>
-      <w:proofErr w:type="gramEnd"/>
-      <w:r>
-        <w:rPr>
-          <w:rFonts w:hint="eastAsia"/>
-        </w:rPr>
-        <w:t>单片机控制系统，使用称重传感器及超声波传感器获取体重及身高数据。</w:t>
+        <w:t>、设计一单片机控制系统，使用称重传感器及超声波传感器获取体重及身高数据。</w:t>
       </w:r>
     </w:p>
     <w:p>
@@ -3935,21 +3669,7 @@
         <w:rPr>
           <w:rFonts w:hint="eastAsia"/>
         </w:rPr>
-        <w:t>、</w:t>
-      </w:r>
-      <w:proofErr w:type="gramStart"/>
-      <w:r>
-        <w:rPr>
-          <w:rFonts w:hint="eastAsia"/>
-        </w:rPr>
-        <w:t>屏显功能</w:t>
-      </w:r>
-      <w:proofErr w:type="gramEnd"/>
-      <w:r>
-        <w:rPr>
-          <w:rFonts w:hint="eastAsia"/>
-        </w:rPr>
-        <w:t>要求如下：</w:t>
+        <w:t>、屏显功能要求如下：</w:t>
       </w:r>
     </w:p>
     <w:p>
@@ -4083,23 +3803,7 @@
           <w:rFonts w:ascii="宋体" w:hAnsi="宋体" w:cs="宋体" w:hint="eastAsia"/>
           <w:sz w:val="24"/>
         </w:rPr>
-        <w:t>设计</w:t>
-      </w:r>
-      <w:proofErr w:type="gramStart"/>
-      <w:r>
-        <w:rPr>
-          <w:rFonts w:ascii="宋体" w:hAnsi="宋体" w:cs="宋体" w:hint="eastAsia"/>
-          <w:sz w:val="24"/>
-        </w:rPr>
-        <w:t>一</w:t>
-      </w:r>
-      <w:proofErr w:type="gramEnd"/>
-      <w:r>
-        <w:rPr>
-          <w:rFonts w:ascii="宋体" w:hAnsi="宋体" w:cs="宋体" w:hint="eastAsia"/>
-          <w:sz w:val="24"/>
-        </w:rPr>
-        <w:t>台基于单片机控制的游戏机。</w:t>
+        <w:t>设计一台基于单片机控制的游戏机。</w:t>
       </w:r>
     </w:p>
     <w:p>
@@ -4303,23 +4007,7 @@
           <w:rFonts w:ascii="宋体" w:hAnsi="宋体" w:cs="宋体" w:hint="eastAsia"/>
           <w:sz w:val="24"/>
         </w:rPr>
-        <w:t>设计</w:t>
-      </w:r>
-      <w:proofErr w:type="gramStart"/>
-      <w:r>
-        <w:rPr>
-          <w:rFonts w:ascii="宋体" w:hAnsi="宋体" w:cs="宋体" w:hint="eastAsia"/>
-          <w:sz w:val="24"/>
-        </w:rPr>
-        <w:t>一</w:t>
-      </w:r>
-      <w:proofErr w:type="gramEnd"/>
-      <w:r>
-        <w:rPr>
-          <w:rFonts w:ascii="宋体" w:hAnsi="宋体" w:cs="宋体" w:hint="eastAsia"/>
-          <w:sz w:val="24"/>
-        </w:rPr>
-        <w:t>台基于单片机控制的里程表。</w:t>
+        <w:t>设计一台基于单片机控制的里程表。</w:t>
       </w:r>
     </w:p>
     <w:p>
@@ -4456,23 +4144,7 @@
           <w:rFonts w:ascii="宋体" w:hAnsi="宋体" w:cs="宋体" w:hint="eastAsia"/>
           <w:sz w:val="24"/>
         </w:rPr>
-        <w:t>设计</w:t>
-      </w:r>
-      <w:proofErr w:type="gramStart"/>
-      <w:r>
-        <w:rPr>
-          <w:rFonts w:ascii="宋体" w:hAnsi="宋体" w:cs="宋体" w:hint="eastAsia"/>
-          <w:sz w:val="24"/>
-        </w:rPr>
-        <w:t>一</w:t>
-      </w:r>
-      <w:proofErr w:type="gramEnd"/>
-      <w:r>
-        <w:rPr>
-          <w:rFonts w:ascii="宋体" w:hAnsi="宋体" w:cs="宋体" w:hint="eastAsia"/>
-          <w:sz w:val="24"/>
-        </w:rPr>
-        <w:t>台基于单片机控制的心率计。</w:t>
+        <w:t>设计一台基于单片机控制的心率计。</w:t>
       </w:r>
     </w:p>
     <w:p>
@@ -5360,6 +5032,122 @@
     </w:lvl>
   </w:abstractNum>
   <w:abstractNum w:abstractNumId="5" w15:restartNumberingAfterBreak="0">
+    <w:nsid w:val="2893471A"/>
+    <w:multiLevelType w:val="multilevel"/>
+    <w:tmpl w:val="1E85087B"/>
+    <w:lvl w:ilvl="0">
+      <w:start w:val="1"/>
+      <w:numFmt w:val="decimal"/>
+      <w:lvlText w:val="%1．"/>
+      <w:lvlJc w:val="left"/>
+      <w:pPr>
+        <w:tabs>
+          <w:tab w:val="left" w:pos="1054"/>
+        </w:tabs>
+        <w:ind w:left="1054" w:hanging="420"/>
+      </w:pPr>
+      <w:rPr>
+        <w:rFonts w:hint="eastAsia"/>
+      </w:rPr>
+    </w:lvl>
+    <w:lvl w:ilvl="1">
+      <w:start w:val="1"/>
+      <w:numFmt w:val="lowerLetter"/>
+      <w:lvlText w:val="%2)"/>
+      <w:lvlJc w:val="left"/>
+      <w:pPr>
+        <w:tabs>
+          <w:tab w:val="left" w:pos="1474"/>
+        </w:tabs>
+        <w:ind w:left="1474" w:hanging="420"/>
+      </w:pPr>
+    </w:lvl>
+    <w:lvl w:ilvl="2">
+      <w:start w:val="1"/>
+      <w:numFmt w:val="lowerRoman"/>
+      <w:lvlText w:val="%3."/>
+      <w:lvlJc w:val="right"/>
+      <w:pPr>
+        <w:tabs>
+          <w:tab w:val="left" w:pos="1894"/>
+        </w:tabs>
+        <w:ind w:left="1894" w:hanging="420"/>
+      </w:pPr>
+    </w:lvl>
+    <w:lvl w:ilvl="3">
+      <w:start w:val="1"/>
+      <w:numFmt w:val="decimal"/>
+      <w:lvlText w:val="%4."/>
+      <w:lvlJc w:val="left"/>
+      <w:pPr>
+        <w:tabs>
+          <w:tab w:val="left" w:pos="2314"/>
+        </w:tabs>
+        <w:ind w:left="2314" w:hanging="420"/>
+      </w:pPr>
+    </w:lvl>
+    <w:lvl w:ilvl="4">
+      <w:start w:val="1"/>
+      <w:numFmt w:val="lowerLetter"/>
+      <w:lvlText w:val="%5)"/>
+      <w:lvlJc w:val="left"/>
+      <w:pPr>
+        <w:tabs>
+          <w:tab w:val="left" w:pos="2734"/>
+        </w:tabs>
+        <w:ind w:left="2734" w:hanging="420"/>
+      </w:pPr>
+    </w:lvl>
+    <w:lvl w:ilvl="5">
+      <w:start w:val="1"/>
+      <w:numFmt w:val="lowerRoman"/>
+      <w:lvlText w:val="%6."/>
+      <w:lvlJc w:val="right"/>
+      <w:pPr>
+        <w:tabs>
+          <w:tab w:val="left" w:pos="3154"/>
+        </w:tabs>
+        <w:ind w:left="3154" w:hanging="420"/>
+      </w:pPr>
+    </w:lvl>
+    <w:lvl w:ilvl="6">
+      <w:start w:val="1"/>
+      <w:numFmt w:val="decimal"/>
+      <w:lvlText w:val="%7."/>
+      <w:lvlJc w:val="left"/>
+      <w:pPr>
+        <w:tabs>
+          <w:tab w:val="left" w:pos="3574"/>
+        </w:tabs>
+        <w:ind w:left="3574" w:hanging="420"/>
+      </w:pPr>
+    </w:lvl>
+    <w:lvl w:ilvl="7">
+      <w:start w:val="1"/>
+      <w:numFmt w:val="lowerLetter"/>
+      <w:lvlText w:val="%8)"/>
+      <w:lvlJc w:val="left"/>
+      <w:pPr>
+        <w:tabs>
+          <w:tab w:val="left" w:pos="3994"/>
+        </w:tabs>
+        <w:ind w:left="3994" w:hanging="420"/>
+      </w:pPr>
+    </w:lvl>
+    <w:lvl w:ilvl="8">
+      <w:start w:val="1"/>
+      <w:numFmt w:val="lowerRoman"/>
+      <w:lvlText w:val="%9."/>
+      <w:lvlJc w:val="right"/>
+      <w:pPr>
+        <w:tabs>
+          <w:tab w:val="left" w:pos="4414"/>
+        </w:tabs>
+        <w:ind w:left="4414" w:hanging="420"/>
+      </w:pPr>
+    </w:lvl>
+  </w:abstractNum>
+  <w:abstractNum w:abstractNumId="6" w15:restartNumberingAfterBreak="0">
     <w:nsid w:val="29460F62"/>
     <w:multiLevelType w:val="multilevel"/>
     <w:tmpl w:val="1E85087B"/>
@@ -5475,7 +5263,7 @@
       </w:pPr>
     </w:lvl>
   </w:abstractNum>
-  <w:abstractNum w:abstractNumId="6" w15:restartNumberingAfterBreak="0">
+  <w:abstractNum w:abstractNumId="7" w15:restartNumberingAfterBreak="0">
     <w:nsid w:val="42E332D9"/>
     <w:multiLevelType w:val="singleLevel"/>
     <w:tmpl w:val="42E332D9"/>
@@ -5492,7 +5280,7 @@
       </w:rPr>
     </w:lvl>
   </w:abstractNum>
-  <w:abstractNum w:abstractNumId="7" w15:restartNumberingAfterBreak="0">
+  <w:abstractNum w:abstractNumId="8" w15:restartNumberingAfterBreak="0">
     <w:nsid w:val="44F7F39D"/>
     <w:multiLevelType w:val="singleLevel"/>
     <w:tmpl w:val="44F7F39D"/>
@@ -5509,7 +5297,7 @@
       </w:rPr>
     </w:lvl>
   </w:abstractNum>
-  <w:abstractNum w:abstractNumId="8" w15:restartNumberingAfterBreak="0">
+  <w:abstractNum w:abstractNumId="9" w15:restartNumberingAfterBreak="0">
     <w:nsid w:val="4571349E"/>
     <w:multiLevelType w:val="multilevel"/>
     <w:tmpl w:val="4571349E"/>
@@ -5625,7 +5413,123 @@
       </w:pPr>
     </w:lvl>
   </w:abstractNum>
-  <w:abstractNum w:abstractNumId="9" w15:restartNumberingAfterBreak="0">
+  <w:abstractNum w:abstractNumId="10" w15:restartNumberingAfterBreak="0">
+    <w:nsid w:val="489E1ABB"/>
+    <w:multiLevelType w:val="multilevel"/>
+    <w:tmpl w:val="1E85087B"/>
+    <w:lvl w:ilvl="0">
+      <w:start w:val="1"/>
+      <w:numFmt w:val="decimal"/>
+      <w:lvlText w:val="%1．"/>
+      <w:lvlJc w:val="left"/>
+      <w:pPr>
+        <w:tabs>
+          <w:tab w:val="left" w:pos="1054"/>
+        </w:tabs>
+        <w:ind w:left="1054" w:hanging="420"/>
+      </w:pPr>
+      <w:rPr>
+        <w:rFonts w:hint="eastAsia"/>
+      </w:rPr>
+    </w:lvl>
+    <w:lvl w:ilvl="1">
+      <w:start w:val="1"/>
+      <w:numFmt w:val="lowerLetter"/>
+      <w:lvlText w:val="%2)"/>
+      <w:lvlJc w:val="left"/>
+      <w:pPr>
+        <w:tabs>
+          <w:tab w:val="left" w:pos="1474"/>
+        </w:tabs>
+        <w:ind w:left="1474" w:hanging="420"/>
+      </w:pPr>
+    </w:lvl>
+    <w:lvl w:ilvl="2">
+      <w:start w:val="1"/>
+      <w:numFmt w:val="lowerRoman"/>
+      <w:lvlText w:val="%3."/>
+      <w:lvlJc w:val="right"/>
+      <w:pPr>
+        <w:tabs>
+          <w:tab w:val="left" w:pos="1894"/>
+        </w:tabs>
+        <w:ind w:left="1894" w:hanging="420"/>
+      </w:pPr>
+    </w:lvl>
+    <w:lvl w:ilvl="3">
+      <w:start w:val="1"/>
+      <w:numFmt w:val="decimal"/>
+      <w:lvlText w:val="%4."/>
+      <w:lvlJc w:val="left"/>
+      <w:pPr>
+        <w:tabs>
+          <w:tab w:val="left" w:pos="2314"/>
+        </w:tabs>
+        <w:ind w:left="2314" w:hanging="420"/>
+      </w:pPr>
+    </w:lvl>
+    <w:lvl w:ilvl="4">
+      <w:start w:val="1"/>
+      <w:numFmt w:val="lowerLetter"/>
+      <w:lvlText w:val="%5)"/>
+      <w:lvlJc w:val="left"/>
+      <w:pPr>
+        <w:tabs>
+          <w:tab w:val="left" w:pos="2734"/>
+        </w:tabs>
+        <w:ind w:left="2734" w:hanging="420"/>
+      </w:pPr>
+    </w:lvl>
+    <w:lvl w:ilvl="5">
+      <w:start w:val="1"/>
+      <w:numFmt w:val="lowerRoman"/>
+      <w:lvlText w:val="%6."/>
+      <w:lvlJc w:val="right"/>
+      <w:pPr>
+        <w:tabs>
+          <w:tab w:val="left" w:pos="3154"/>
+        </w:tabs>
+        <w:ind w:left="3154" w:hanging="420"/>
+      </w:pPr>
+    </w:lvl>
+    <w:lvl w:ilvl="6">
+      <w:start w:val="1"/>
+      <w:numFmt w:val="decimal"/>
+      <w:lvlText w:val="%7."/>
+      <w:lvlJc w:val="left"/>
+      <w:pPr>
+        <w:tabs>
+          <w:tab w:val="left" w:pos="3574"/>
+        </w:tabs>
+        <w:ind w:left="3574" w:hanging="420"/>
+      </w:pPr>
+    </w:lvl>
+    <w:lvl w:ilvl="7">
+      <w:start w:val="1"/>
+      <w:numFmt w:val="lowerLetter"/>
+      <w:lvlText w:val="%8)"/>
+      <w:lvlJc w:val="left"/>
+      <w:pPr>
+        <w:tabs>
+          <w:tab w:val="left" w:pos="3994"/>
+        </w:tabs>
+        <w:ind w:left="3994" w:hanging="420"/>
+      </w:pPr>
+    </w:lvl>
+    <w:lvl w:ilvl="8">
+      <w:start w:val="1"/>
+      <w:numFmt w:val="lowerRoman"/>
+      <w:lvlText w:val="%9."/>
+      <w:lvlJc w:val="right"/>
+      <w:pPr>
+        <w:tabs>
+          <w:tab w:val="left" w:pos="4414"/>
+        </w:tabs>
+        <w:ind w:left="4414" w:hanging="420"/>
+      </w:pPr>
+    </w:lvl>
+  </w:abstractNum>
+  <w:abstractNum w:abstractNumId="11" w15:restartNumberingAfterBreak="0">
     <w:nsid w:val="502970F0"/>
     <w:multiLevelType w:val="multilevel"/>
     <w:tmpl w:val="502970F0"/>
@@ -5711,7 +5615,7 @@
       </w:pPr>
     </w:lvl>
   </w:abstractNum>
-  <w:abstractNum w:abstractNumId="10" w15:restartNumberingAfterBreak="0">
+  <w:abstractNum w:abstractNumId="12" w15:restartNumberingAfterBreak="0">
     <w:nsid w:val="5AE957EE"/>
     <w:multiLevelType w:val="multilevel"/>
     <w:tmpl w:val="5AE957EE"/>
@@ -5827,7 +5731,7 @@
       </w:pPr>
     </w:lvl>
   </w:abstractNum>
-  <w:abstractNum w:abstractNumId="11" w15:restartNumberingAfterBreak="0">
+  <w:abstractNum w:abstractNumId="13" w15:restartNumberingAfterBreak="0">
     <w:nsid w:val="5F5F00DB"/>
     <w:multiLevelType w:val="multilevel"/>
     <w:tmpl w:val="1E85087B"/>
@@ -5943,7 +5847,7 @@
       </w:pPr>
     </w:lvl>
   </w:abstractNum>
-  <w:abstractNum w:abstractNumId="12" w15:restartNumberingAfterBreak="0">
+  <w:abstractNum w:abstractNumId="14" w15:restartNumberingAfterBreak="0">
     <w:nsid w:val="67C423D4"/>
     <w:multiLevelType w:val="multilevel"/>
     <w:tmpl w:val="67C423D4"/>
@@ -6059,7 +5963,123 @@
       </w:pPr>
     </w:lvl>
   </w:abstractNum>
-  <w:abstractNum w:abstractNumId="13" w15:restartNumberingAfterBreak="0">
+  <w:abstractNum w:abstractNumId="15" w15:restartNumberingAfterBreak="0">
+    <w:nsid w:val="72707AAC"/>
+    <w:multiLevelType w:val="multilevel"/>
+    <w:tmpl w:val="1E85087B"/>
+    <w:lvl w:ilvl="0">
+      <w:start w:val="1"/>
+      <w:numFmt w:val="decimal"/>
+      <w:lvlText w:val="%1．"/>
+      <w:lvlJc w:val="left"/>
+      <w:pPr>
+        <w:tabs>
+          <w:tab w:val="left" w:pos="1054"/>
+        </w:tabs>
+        <w:ind w:left="1054" w:hanging="420"/>
+      </w:pPr>
+      <w:rPr>
+        <w:rFonts w:hint="eastAsia"/>
+      </w:rPr>
+    </w:lvl>
+    <w:lvl w:ilvl="1">
+      <w:start w:val="1"/>
+      <w:numFmt w:val="lowerLetter"/>
+      <w:lvlText w:val="%2)"/>
+      <w:lvlJc w:val="left"/>
+      <w:pPr>
+        <w:tabs>
+          <w:tab w:val="left" w:pos="1474"/>
+        </w:tabs>
+        <w:ind w:left="1474" w:hanging="420"/>
+      </w:pPr>
+    </w:lvl>
+    <w:lvl w:ilvl="2">
+      <w:start w:val="1"/>
+      <w:numFmt w:val="lowerRoman"/>
+      <w:lvlText w:val="%3."/>
+      <w:lvlJc w:val="right"/>
+      <w:pPr>
+        <w:tabs>
+          <w:tab w:val="left" w:pos="1894"/>
+        </w:tabs>
+        <w:ind w:left="1894" w:hanging="420"/>
+      </w:pPr>
+    </w:lvl>
+    <w:lvl w:ilvl="3">
+      <w:start w:val="1"/>
+      <w:numFmt w:val="decimal"/>
+      <w:lvlText w:val="%4."/>
+      <w:lvlJc w:val="left"/>
+      <w:pPr>
+        <w:tabs>
+          <w:tab w:val="left" w:pos="2314"/>
+        </w:tabs>
+        <w:ind w:left="2314" w:hanging="420"/>
+      </w:pPr>
+    </w:lvl>
+    <w:lvl w:ilvl="4">
+      <w:start w:val="1"/>
+      <w:numFmt w:val="lowerLetter"/>
+      <w:lvlText w:val="%5)"/>
+      <w:lvlJc w:val="left"/>
+      <w:pPr>
+        <w:tabs>
+          <w:tab w:val="left" w:pos="2734"/>
+        </w:tabs>
+        <w:ind w:left="2734" w:hanging="420"/>
+      </w:pPr>
+    </w:lvl>
+    <w:lvl w:ilvl="5">
+      <w:start w:val="1"/>
+      <w:numFmt w:val="lowerRoman"/>
+      <w:lvlText w:val="%6."/>
+      <w:lvlJc w:val="right"/>
+      <w:pPr>
+        <w:tabs>
+          <w:tab w:val="left" w:pos="3154"/>
+        </w:tabs>
+        <w:ind w:left="3154" w:hanging="420"/>
+      </w:pPr>
+    </w:lvl>
+    <w:lvl w:ilvl="6">
+      <w:start w:val="1"/>
+      <w:numFmt w:val="decimal"/>
+      <w:lvlText w:val="%7."/>
+      <w:lvlJc w:val="left"/>
+      <w:pPr>
+        <w:tabs>
+          <w:tab w:val="left" w:pos="3574"/>
+        </w:tabs>
+        <w:ind w:left="3574" w:hanging="420"/>
+      </w:pPr>
+    </w:lvl>
+    <w:lvl w:ilvl="7">
+      <w:start w:val="1"/>
+      <w:numFmt w:val="lowerLetter"/>
+      <w:lvlText w:val="%8)"/>
+      <w:lvlJc w:val="left"/>
+      <w:pPr>
+        <w:tabs>
+          <w:tab w:val="left" w:pos="3994"/>
+        </w:tabs>
+        <w:ind w:left="3994" w:hanging="420"/>
+      </w:pPr>
+    </w:lvl>
+    <w:lvl w:ilvl="8">
+      <w:start w:val="1"/>
+      <w:numFmt w:val="lowerRoman"/>
+      <w:lvlText w:val="%9."/>
+      <w:lvlJc w:val="right"/>
+      <w:pPr>
+        <w:tabs>
+          <w:tab w:val="left" w:pos="4414"/>
+        </w:tabs>
+        <w:ind w:left="4414" w:hanging="420"/>
+      </w:pPr>
+    </w:lvl>
+  </w:abstractNum>
+  <w:abstractNum w:abstractNumId="16" w15:restartNumberingAfterBreak="0">
     <w:nsid w:val="7BFD70E1"/>
     <w:multiLevelType w:val="multilevel"/>
     <w:tmpl w:val="7BFD70E1"/>
@@ -6176,19 +6196,19 @@
     </w:lvl>
   </w:abstractNum>
   <w:num w:numId="1" w16cid:durableId="1451701262">
-    <w:abstractNumId w:val="8"/>
+    <w:abstractNumId w:val="9"/>
   </w:num>
   <w:num w:numId="2" w16cid:durableId="2098748990">
     <w:abstractNumId w:val="3"/>
   </w:num>
   <w:num w:numId="3" w16cid:durableId="38823034">
-    <w:abstractNumId w:val="10"/>
+    <w:abstractNumId w:val="12"/>
   </w:num>
   <w:num w:numId="4" w16cid:durableId="175657046">
-    <w:abstractNumId w:val="13"/>
+    <w:abstractNumId w:val="16"/>
   </w:num>
   <w:num w:numId="5" w16cid:durableId="2139686320">
-    <w:abstractNumId w:val="6"/>
+    <w:abstractNumId w:val="7"/>
   </w:num>
   <w:num w:numId="6" w16cid:durableId="1682006038">
     <w:abstractNumId w:val="0"/>
@@ -6197,25 +6217,34 @@
     <w:abstractNumId w:val="4"/>
   </w:num>
   <w:num w:numId="8" w16cid:durableId="159854233">
-    <w:abstractNumId w:val="12"/>
+    <w:abstractNumId w:val="14"/>
   </w:num>
   <w:num w:numId="9" w16cid:durableId="1152912003">
     <w:abstractNumId w:val="2"/>
   </w:num>
   <w:num w:numId="10" w16cid:durableId="1114593878">
-    <w:abstractNumId w:val="9"/>
+    <w:abstractNumId w:val="11"/>
   </w:num>
   <w:num w:numId="11" w16cid:durableId="1214582614">
-    <w:abstractNumId w:val="7"/>
+    <w:abstractNumId w:val="8"/>
   </w:num>
   <w:num w:numId="12" w16cid:durableId="1251962680">
-    <w:abstractNumId w:val="5"/>
+    <w:abstractNumId w:val="6"/>
   </w:num>
   <w:num w:numId="13" w16cid:durableId="1436174592">
     <w:abstractNumId w:val="1"/>
   </w:num>
   <w:num w:numId="14" w16cid:durableId="1999965557">
-    <w:abstractNumId w:val="11"/>
+    <w:abstractNumId w:val="13"/>
+  </w:num>
+  <w:num w:numId="15" w16cid:durableId="554973953">
+    <w:abstractNumId w:val="10"/>
+  </w:num>
+  <w:num w:numId="16" w16cid:durableId="2079550776">
+    <w:abstractNumId w:val="5"/>
+  </w:num>
+  <w:num w:numId="17" w16cid:durableId="1661226039">
+    <w:abstractNumId w:val="15"/>
   </w:num>
 </w:numbering>
 </file>
@@ -6669,6 +6698,7 @@
   <w:style w:type="character" w:default="1" w:styleId="a0">
     <w:name w:val="Default Paragraph Font"/>
     <w:uiPriority w:val="1"/>
+    <w:semiHidden/>
     <w:unhideWhenUsed/>
   </w:style>
   <w:style w:type="table" w:default="1" w:styleId="a1">

--- a/Document/综合实训任务选题20240802 - 副本.docx
+++ b/Document/综合实训任务选题20240802 - 副本.docx
@@ -42,27 +42,6 @@
     </w:p>
     <w:p>
       <w:pPr>
-        <w:spacing w:line="360" w:lineRule="auto"/>
-        <w:jc w:val="center"/>
-        <w:rPr>
-          <w:b/>
-          <w:sz w:val="36"/>
-          <w:szCs w:val="36"/>
-        </w:rPr>
-      </w:pPr>
-      <w:r>
-        <w:rPr>
-          <w:rFonts w:hint="eastAsia"/>
-          <w:b/>
-          <w:color w:val="3366FF"/>
-          <w:sz w:val="36"/>
-          <w:szCs w:val="36"/>
-        </w:rPr>
-        <w:t>（小二，宋体加粗，居中）</w:t>
-      </w:r>
-    </w:p>
-    <w:p>
-      <w:pPr>
         <w:spacing w:beforeLines="100" w:before="312" w:line="360" w:lineRule="auto"/>
         <w:jc w:val="center"/>
         <w:rPr>
@@ -132,28 +111,6 @@
           <w:szCs w:val="48"/>
         </w:rPr>
         <w:t>系统设计</w:t>
-      </w:r>
-    </w:p>
-    <w:p>
-      <w:pPr>
-        <w:spacing w:beforeLines="100" w:before="312" w:line="360" w:lineRule="auto"/>
-        <w:jc w:val="center"/>
-        <w:rPr>
-          <w:b/>
-          <w:color w:val="3366FF"/>
-          <w:sz w:val="48"/>
-          <w:szCs w:val="48"/>
-        </w:rPr>
-      </w:pPr>
-      <w:r>
-        <w:rPr>
-          <w:rFonts w:hint="eastAsia"/>
-          <w:b/>
-          <w:color w:val="3366FF"/>
-          <w:sz w:val="36"/>
-          <w:szCs w:val="36"/>
-        </w:rPr>
-        <w:t>（小一，宋体加粗，居中）</w:t>
       </w:r>
     </w:p>
     <w:p>
@@ -319,7 +276,7 @@
           <w:numId w:val="12"/>
         </w:numPr>
         <w:rPr>
-          <w:rFonts w:ascii="宋体" w:hAnsi="宋体"/>
+          <w:rFonts w:ascii="宋体" w:hAnsi="宋体" w:hint="eastAsia"/>
           <w:bCs/>
         </w:rPr>
       </w:pPr>
@@ -386,15 +343,7 @@
           <w:rFonts w:ascii="宋体" w:hAnsi="宋体" w:hint="eastAsia"/>
           <w:bCs/>
         </w:rPr>
-        <w:t>编写 SSD1306 硬件 I2C 底层驱动（STC8H I2C 模块、MSSPEED 速率调优、初始化序列、</w:t>
-      </w:r>
-      <w:r>
-        <w:rPr>
-          <w:rFonts w:ascii="宋体" w:hAnsi="宋体" w:hint="eastAsia"/>
-          <w:bCs/>
-        </w:rPr>
-        <w:lastRenderedPageBreak/>
-        <w:t>双后端：实体 I2C / 虚拟 USB-CDC）与 1KB framebuffer，实现列级 diff 局部刷新引擎 + 周期全刷自愈 + 总线自动恢复。</w:t>
+        <w:t>编写 SSD1306 硬件 I2C 底层驱动（STC8H I2C 模块、MSSPEED 速率调优、初始化序列、双后端：实体 I2C / 虚拟 USB-CDC）与 1KB framebuffer，实现列级 diff 局部刷新引擎 + 周期全刷自愈 + 总线自动恢复。</w:t>
       </w:r>
     </w:p>
     <w:p>
@@ -413,7 +362,15 @@
           <w:rFonts w:ascii="宋体" w:hAnsi="宋体" w:hint="eastAsia"/>
           <w:bCs/>
         </w:rPr>
-        <w:t>移植开源 OLED_UI 框架：完成 C99→C51 兼容性改造（39 处），适配磁贴桌面、多级列表菜单、窗口组件、动画系统（UNLINEAR 插值）、渐隐效果、深浅色主题与中英文字模（裁剪 70KB→56KB、补 29 字、手绘 5 个功能图标）。</w:t>
+        <w:t>移植开源 OLED_UI 框架：完成 C99→C51 兼容性改造（39 处），适配磁贴桌面、多级列表菜单、窗口组件、动画系统（UNLINEAR 插值）、渐隐效果、深浅色主题与中英文字模（裁</w:t>
+      </w:r>
+      <w:r>
+        <w:rPr>
+          <w:rFonts w:ascii="宋体" w:hAnsi="宋体" w:hint="eastAsia"/>
+          <w:bCs/>
+        </w:rPr>
+        <w:lastRenderedPageBreak/>
+        <w:t>剪 70KB→56KB、补 29 字、手绘 5 个功能图标）。</w:t>
       </w:r>
     </w:p>
     <w:p>
@@ -499,7 +456,7 @@
           <w:numId w:val="15"/>
         </w:numPr>
         <w:rPr>
-          <w:rFonts w:ascii="宋体" w:hAnsi="宋体"/>
+          <w:rFonts w:ascii="宋体" w:hAnsi="宋体" w:hint="eastAsia"/>
           <w:bCs/>
         </w:rPr>
       </w:pPr>
@@ -598,7 +555,7 @@
           <w:numId w:val="17"/>
         </w:numPr>
         <w:rPr>
-          <w:rFonts w:ascii="宋体" w:hAnsi="宋体"/>
+          <w:rFonts w:ascii="宋体" w:hAnsi="宋体" w:hint="eastAsia"/>
           <w:bCs/>
         </w:rPr>
       </w:pPr>
@@ -1085,15 +1042,7 @@
           <w:rFonts w:ascii="宋体" w:hAnsi="宋体" w:hint="eastAsia"/>
           <w:bCs/>
         </w:rPr>
-        <w:t xml:space="preserve">软件成果：完整 Keil C51 工程源码（应用页层 / UI 框架层 / 驱动层 / 平台适配层分层架构，约 4.6 万字节代码 + 1.5 万字节字模），编译 0 Error / 6 Warning，烧录（IRC </w:t>
-      </w:r>
-      <w:r>
-        <w:rPr>
-          <w:rFonts w:ascii="宋体" w:hAnsi="宋体" w:hint="eastAsia"/>
-          <w:bCs/>
-        </w:rPr>
-        <w:lastRenderedPageBreak/>
-        <w:t>24.000MHz）后稳定运行。</w:t>
+        <w:t>软件成果：完整 Keil C51 工程源码（应用页层 / UI 框架层 / 驱动层 / 平台适配层分层架构，约 4.6 万字节代码 + 1.5 万字节字模），编译 0 Error / 6 Warning，烧录（IRC 24.000MHz）后稳定运行。</w:t>
       </w:r>
     </w:p>
     <w:p>
@@ -1103,7 +1052,7 @@
           <w:numId w:val="16"/>
         </w:numPr>
         <w:rPr>
-          <w:rFonts w:ascii="宋体" w:hAnsi="宋体"/>
+          <w:rFonts w:ascii="宋体" w:hAnsi="宋体" w:hint="eastAsia"/>
           <w:bCs/>
         </w:rPr>
       </w:pPr>
@@ -1123,6 +1072,7 @@
         <w:rPr>
           <w:rFonts w:hint="eastAsia"/>
         </w:rPr>
+        <w:lastRenderedPageBreak/>
         <w:t>六、主要参考资料</w:t>
       </w:r>
     </w:p>
@@ -1733,23 +1683,7 @@
           <w:rFonts w:ascii="宋体" w:hAnsi="宋体" w:hint="eastAsia"/>
           <w:bCs/>
         </w:rPr>
-        <w:t>使用</w:t>
-      </w:r>
-      <w:proofErr w:type="spellStart"/>
-      <w:r>
-        <w:rPr>
-          <w:rFonts w:ascii="宋体" w:hAnsi="宋体" w:hint="eastAsia"/>
-          <w:bCs/>
-        </w:rPr>
-        <w:t>keil</w:t>
-      </w:r>
-      <w:proofErr w:type="spellEnd"/>
-      <w:r>
-        <w:rPr>
-          <w:rFonts w:ascii="宋体" w:hAnsi="宋体" w:hint="eastAsia"/>
-          <w:bCs/>
-        </w:rPr>
-        <w:t xml:space="preserve"> C软件编写程序； </w:t>
+        <w:t xml:space="preserve">使用keil C软件编写程序； </w:t>
       </w:r>
     </w:p>
     <w:p>
@@ -2037,23 +1971,7 @@
           <w:bCs/>
         </w:rPr>
         <w:lastRenderedPageBreak/>
-        <w:t>使用</w:t>
-      </w:r>
-      <w:proofErr w:type="spellStart"/>
-      <w:r>
-        <w:rPr>
-          <w:rFonts w:ascii="宋体" w:hAnsi="宋体" w:hint="eastAsia"/>
-          <w:bCs/>
-        </w:rPr>
-        <w:t>keil</w:t>
-      </w:r>
-      <w:proofErr w:type="spellEnd"/>
-      <w:r>
-        <w:rPr>
-          <w:rFonts w:ascii="宋体" w:hAnsi="宋体" w:hint="eastAsia"/>
-          <w:bCs/>
-        </w:rPr>
-        <w:t xml:space="preserve"> C软件编写程序； </w:t>
+        <w:t xml:space="preserve">使用keil C软件编写程序； </w:t>
       </w:r>
     </w:p>
     <w:p>

--- a/Document/综合实训任务选题20240802 - 副本.docx
+++ b/Document/综合实训任务选题20240802 - 副本.docx
@@ -140,7 +140,7 @@
       <w:pPr>
         <w:numPr>
           <w:ilvl w:val="0"/>
-          <w:numId w:val="12"/>
+          <w:numId w:val="15"/>
         </w:numPr>
         <w:rPr>
           <w:rFonts w:ascii="宋体" w:hAnsi="宋体" w:hint="eastAsia"/>
@@ -153,162 +153,6 @@
           <w:bCs/>
         </w:rPr>
         <w:t>掌握 STC8H8K64U 单片机开发全流程：Keil C51 工程配置（MODP2、寄存器文件、内存模型、无启动文件）、STC-ISP 烧录与上机调试。</w:t>
-      </w:r>
-    </w:p>
-    <w:p>
-      <w:pPr>
-        <w:numPr>
-          <w:ilvl w:val="0"/>
-          <w:numId w:val="12"/>
-        </w:numPr>
-        <w:rPr>
-          <w:rFonts w:ascii="宋体" w:hAnsi="宋体" w:hint="eastAsia"/>
-          <w:bCs/>
-        </w:rPr>
-      </w:pPr>
-      <w:r>
-        <w:rPr>
-          <w:rFonts w:ascii="宋体" w:hAnsi="宋体" w:hint="eastAsia"/>
-          <w:bCs/>
-        </w:rPr>
-        <w:t>掌握 0.96 寸 SSD1306 OLED（128×64）硬件 I2C 驱动：STC8H I2C 模块配置与速率调优（MSSPEED 等待时钟数公式，176kHz→400kHz 提速翻倍）、SSD1306 初始化序列（段重映射/COM 配置/电荷泵）、framebuffer + 列级 diff 局部刷新（只发变化列段）与周期全刷自愈的刷新策略设计。</w:t>
-      </w:r>
-    </w:p>
-    <w:p>
-      <w:pPr>
-        <w:numPr>
-          <w:ilvl w:val="0"/>
-          <w:numId w:val="12"/>
-        </w:numPr>
-        <w:rPr>
-          <w:rFonts w:ascii="宋体" w:hAnsi="宋体" w:hint="eastAsia"/>
-          <w:bCs/>
-        </w:rPr>
-      </w:pPr>
-      <w:r>
-        <w:rPr>
-          <w:rFonts w:ascii="宋体" w:hAnsi="宋体" w:hint="eastAsia"/>
-          <w:bCs/>
-        </w:rPr>
-        <w:t>掌握 16 键 ADC 键盘（电阻分压式）的扫描原理、三态滤波消抖与长按连发处理，实现流畅的菜单导航交互。</w:t>
-      </w:r>
-    </w:p>
-    <w:p>
-      <w:pPr>
-        <w:numPr>
-          <w:ilvl w:val="0"/>
-          <w:numId w:val="12"/>
-        </w:numPr>
-        <w:rPr>
-          <w:rFonts w:ascii="宋体" w:hAnsi="宋体" w:hint="eastAsia"/>
-          <w:bCs/>
-        </w:rPr>
-      </w:pPr>
-      <w:r>
-        <w:rPr>
-          <w:rFonts w:ascii="宋体" w:hAnsi="宋体" w:hint="eastAsia"/>
-          <w:bCs/>
-        </w:rPr>
-        <w:t>掌握 C51 内存管理（IRAM / XRAM / CODE 分段）、中断与定时器（Timer0 20ms 节拍）、I2C 总线容错（超时保护、GPIO 9 脉冲总线恢复、外设重新初始化）等嵌入式可靠性编程技术。</w:t>
-      </w:r>
-    </w:p>
-    <w:p>
-      <w:pPr>
-        <w:numPr>
-          <w:ilvl w:val="0"/>
-          <w:numId w:val="12"/>
-        </w:numPr>
-        <w:rPr>
-          <w:rFonts w:ascii="宋体" w:hAnsi="宋体" w:hint="eastAsia"/>
-          <w:bCs/>
-        </w:rPr>
-      </w:pPr>
-      <w:r>
-        <w:rPr>
-          <w:rFonts w:ascii="宋体" w:hAnsi="宋体" w:hint="eastAsia"/>
-          <w:bCs/>
-        </w:rPr>
-        <w:t>学会移植开源 UI 框架（OLED_UI，Apache 2.0）至 51 平台：C99→C51 兼容性改造（块内声明提升、库函数替换、结构体初始化限制等 39 处），掌握"应用页层 / UI 框架层 / 驱动层 / 平台适配层"模块化分层架构设计方法。</w:t>
-      </w:r>
-    </w:p>
-    <w:p>
-      <w:pPr>
-        <w:numPr>
-          <w:ilvl w:val="0"/>
-          <w:numId w:val="12"/>
-        </w:numPr>
-        <w:rPr>
-          <w:rFonts w:ascii="宋体" w:hAnsi="宋体" w:hint="eastAsia"/>
-          <w:bCs/>
-        </w:rPr>
-      </w:pPr>
-      <w:r>
-        <w:rPr>
-          <w:rFonts w:ascii="宋体" w:hAnsi="宋体" w:hint="eastAsia"/>
-          <w:bCs/>
-        </w:rPr>
-        <w:t>综合运用 ADC（NTC 测温）、UART（串口通信）、蜂鸣器等外设，实现功能完整、界面流畅的嵌入式人机交互系统。</w:t>
-      </w:r>
-    </w:p>
-    <w:p>
-      <w:pPr>
-        <w:numPr>
-          <w:ilvl w:val="0"/>
-          <w:numId w:val="12"/>
-        </w:numPr>
-        <w:rPr>
-          <w:rFonts w:ascii="宋体" w:hAnsi="宋体" w:hint="eastAsia"/>
-          <w:bCs/>
-        </w:rPr>
-      </w:pPr>
-      <w:r>
-        <w:rPr>
-          <w:rFonts w:ascii="宋体" w:hAnsi="宋体" w:hint="eastAsia"/>
-          <w:bCs/>
-        </w:rPr>
-        <w:t>掌握虚拟 OLED 调试方法：USB-CDC 将帧数据发送至 STC-ISP 调试仿真接口虚拟屏，无实体屏完成 UI 逻辑调试。</w:t>
-      </w:r>
-    </w:p>
-    <w:p>
-      <w:pPr>
-        <w:numPr>
-          <w:ilvl w:val="0"/>
-          <w:numId w:val="12"/>
-        </w:numPr>
-        <w:rPr>
-          <w:rFonts w:ascii="宋体" w:hAnsi="宋体" w:hint="eastAsia"/>
-          <w:bCs/>
-        </w:rPr>
-      </w:pPr>
-      <w:r>
-        <w:rPr>
-          <w:rFonts w:ascii="宋体" w:hAnsi="宋体" w:hint="eastAsia"/>
-          <w:bCs/>
-        </w:rPr>
-        <w:t>要求系统运行稳定（总线故障自动恢复）、菜单操作毫秒级响应（静态 80+fps、动画 35fps）、代码规范、注释清晰，并提交完整的课程设计文档，完成上机演示与答辩。</w:t>
-      </w:r>
-    </w:p>
-    <w:p>
-      <w:pPr>
-        <w:pStyle w:val="1"/>
-      </w:pPr>
-      <w:r>
-        <w:rPr>
-          <w:rFonts w:hint="eastAsia"/>
-        </w:rPr>
-        <w:t>二、</w:t>
-      </w:r>
-      <w:r>
-        <w:rPr>
-          <w:rFonts w:hint="eastAsia"/>
-        </w:rPr>
-        <w:t xml:space="preserve"> </w:t>
-      </w:r>
-      <w:r>
-        <w:rPr>
-          <w:rFonts w:hint="eastAsia"/>
-        </w:rPr>
-        <w:t>主要任务</w:t>
       </w:r>
     </w:p>
     <w:p>
@@ -327,23 +171,7 @@
           <w:rFonts w:ascii="宋体" w:hAnsi="宋体" w:hint="eastAsia"/>
           <w:bCs/>
         </w:rPr>
-        <w:t>搭建 STC8H8K64U 实验箱 + 0.96 寸 SSD1306 OLED 的 Keil C51 开发环境，按实验箱官方配置建立工程（MODP2=1、STC8.H、LARGE 模型、无 STARTUP.A51），完成硬件资源盘点与可行性评估。</w:t>
-      </w:r>
-    </w:p>
-    <w:p>
-      <w:pPr>
-        <w:ind w:left="1054"/>
-        <w:rPr>
-          <w:rFonts w:ascii="宋体" w:hAnsi="宋体" w:hint="eastAsia"/>
-          <w:bCs/>
-        </w:rPr>
-      </w:pPr>
-      <w:r>
-        <w:rPr>
-          <w:rFonts w:ascii="宋体" w:hAnsi="宋体" w:hint="eastAsia"/>
-          <w:bCs/>
-        </w:rPr>
-        <w:t>编写 SSD1306 硬件 I2C 底层驱动（STC8H I2C 模块、MSSPEED 速率调优、初始化序列、双后端：实体 I2C / 虚拟 USB-CDC）与 1KB framebuffer，实现列级 diff 局部刷新引擎 + 周期全刷自愈 + 总线自动恢复。</w:t>
+        <w:t>掌握 0.96 寸 SSD1315 OLED（128×64，指令集兼容 SSD1306）硬件 SPI 驱动：STC8H SPI1 模块配置（6MHz 高速显示，全屏刷新 &lt;1ms）、SSD1315 初始化序列（段重映射/COM 配置/电荷泵）、framebuffer + 页级 diff 局部刷新（只发变化页）与周期全刷自愈的刷新策略设计。</w:t>
       </w:r>
     </w:p>
     <w:p>
@@ -362,15 +190,7 @@
           <w:rFonts w:ascii="宋体" w:hAnsi="宋体" w:hint="eastAsia"/>
           <w:bCs/>
         </w:rPr>
-        <w:t>移植开源 OLED_UI 框架：完成 C99→C51 兼容性改造（39 处），适配磁贴桌面、多级列表菜单、窗口组件、动画系统（UNLINEAR 插值）、渐隐效果、深浅色主题与中英文字模（裁</w:t>
-      </w:r>
-      <w:r>
-        <w:rPr>
-          <w:rFonts w:ascii="宋体" w:hAnsi="宋体" w:hint="eastAsia"/>
-          <w:bCs/>
-        </w:rPr>
-        <w:lastRenderedPageBreak/>
-        <w:t>剪 70KB→56KB、补 29 字、手绘 5 个功能图标）。</w:t>
+        <w:t>掌握 16 键 ADC 键盘（电阻分压式）的扫描原理、三态滤波消抖与长按连发处理，实现流畅的菜单导航交互。</w:t>
       </w:r>
     </w:p>
     <w:p>
@@ -389,7 +209,7 @@
           <w:rFonts w:ascii="宋体" w:hAnsi="宋体" w:hint="eastAsia"/>
           <w:bCs/>
         </w:rPr>
-        <w:t>移植官方 16 键 ADC 键盘扫描算法（256 分档 + 三态滤波），实现 Timer0 20ms 定时节拍，将按键事件接入 UI 状态机（上/下/确认/返回、长按连发）。</w:t>
+        <w:t>掌握 C51 内存管理（IRAM / XRAM / CODE 分段）、中断与定时器（Timer0 20ms 节拍）、I2C 总线容错（超时保护、GPIO 9 脉冲总线恢复、外设重新初始化）等嵌入式可靠性编程技术。</w:t>
       </w:r>
     </w:p>
     <w:p>
@@ -408,7 +228,7 @@
           <w:rFonts w:ascii="宋体" w:hAnsi="宋体" w:hint="eastAsia"/>
           <w:bCs/>
         </w:rPr>
-        <w:t>实现设置页（亮度窗口 0x81 真实调节、深浅色模式 0xA7/A6、帧率显示默认开启）、关于页与页面切换动画（渐隐 + 滑入，~1.5s）。</w:t>
+        <w:t>学会移植开源 UI 框架（OLED_UI，Apache 2.0）至 51 平台：C99→C51 兼容性改造（块内声明提升、库函数替换、结构体初始化限制等 39 处），掌握"应用页层 / UI 框架层 / 驱动层 / 平台适配层"模块化分层架构设计方法。</w:t>
       </w:r>
     </w:p>
     <w:p>
@@ -427,7 +247,7 @@
           <w:rFonts w:ascii="宋体" w:hAnsi="宋体" w:hint="eastAsia"/>
           <w:bCs/>
         </w:rPr>
-        <w:t>实现 NTC 测温页（ADC 采样 + 161 点查表 + 线性插值）与串口通信页（UART1 115200 行协议、256B 环形缓冲、@ 命令模式）。</w:t>
+        <w:t>综合运用红外遥控（T1 定时采样 NEC 解码）、硬件 RTC（外部 32.768K 晶振）、内置 EEPROM（IAP 读写与断电数据恢复）、ADC（NTC 测温）、USB-CDC（虚拟串口）等外设，实现功能完整、界面流畅的嵌入式人机交互系统。</w:t>
       </w:r>
     </w:p>
     <w:p>
@@ -446,7 +266,7 @@
           <w:rFonts w:ascii="宋体" w:hAnsi="宋体" w:hint="eastAsia"/>
           <w:bCs/>
         </w:rPr>
-        <w:t>实现计算器（16 键键盘映射、四则运算）与游戏模块（贪吃蛇、俄罗斯方块、小恐龙）。</w:t>
+        <w:t>掌握虚拟 OLED 调试方法：USB-CDC 将帧数据发送至 STC-ISP 调试仿真接口虚拟屏，无实体屏完成 UI 逻辑调试。</w:t>
       </w:r>
     </w:p>
     <w:p>
@@ -456,16 +276,16 @@
           <w:numId w:val="15"/>
         </w:numPr>
         <w:rPr>
-          <w:rFonts w:ascii="宋体" w:hAnsi="宋体" w:hint="eastAsia"/>
-          <w:bCs/>
-        </w:rPr>
-      </w:pPr>
-      <w:r>
-        <w:rPr>
-          <w:rFonts w:ascii="宋体" w:hAnsi="宋体" w:hint="eastAsia"/>
-          <w:bCs/>
-        </w:rPr>
-        <w:t>整机联调与上机实测：按键映射确认、帧率验证（静态 80+fps / 动画 35fps）、总线故障恢复验证、功能逐一验收，整理设计文档与答辩材料。</w:t>
+          <w:rFonts w:ascii="宋体" w:hAnsi="宋体"/>
+          <w:bCs/>
+        </w:rPr>
+      </w:pPr>
+      <w:r>
+        <w:rPr>
+          <w:rFonts w:ascii="宋体" w:hAnsi="宋体" w:hint="eastAsia"/>
+          <w:bCs/>
+        </w:rPr>
+        <w:t>要求系统运行稳定（SPI 发送超时保护 + 周期全刷自愈）、菜单操作毫秒级响应（静态 ~800fps、动画 100-200fps）、代码规范、注释清晰，并提交完整的课程设计文档，完成上机演示与答辩。</w:t>
       </w:r>
     </w:p>
     <w:p>
@@ -476,7 +296,7 @@
         <w:rPr>
           <w:rFonts w:hint="eastAsia"/>
         </w:rPr>
-        <w:t>三、</w:t>
+        <w:t>二、</w:t>
       </w:r>
       <w:r>
         <w:rPr>
@@ -488,14 +308,14 @@
         <w:rPr>
           <w:rFonts w:hint="eastAsia"/>
         </w:rPr>
-        <w:t>设计（实验）原始资料</w:t>
+        <w:t>主要任务</w:t>
       </w:r>
     </w:p>
     <w:p>
       <w:pPr>
         <w:numPr>
           <w:ilvl w:val="0"/>
-          <w:numId w:val="17"/>
+          <w:numId w:val="18"/>
         </w:numPr>
         <w:rPr>
           <w:rFonts w:ascii="宋体" w:hAnsi="宋体" w:hint="eastAsia"/>
@@ -507,14 +327,14 @@
           <w:rFonts w:ascii="宋体" w:hAnsi="宋体" w:hint="eastAsia"/>
           <w:bCs/>
         </w:rPr>
-        <w:t>STC8H8K64U 单片机技术参考手册（含 I2C 模块 MSSPEED 时序公式）、STC 实验箱 9.62 硬件原理图与使用说明书。</w:t>
+        <w:t>搭建 STC8H8K64U 实验箱 + 0.96 寸 SSD1306 OLED 的 Keil C51 开发环境，按实验箱官方配置建立工程（MODP2=1、STC8.H、LARGE 模型、无 STARTUP.A51），完成硬件资源盘点与可行性评估。</w:t>
       </w:r>
     </w:p>
     <w:p>
       <w:pPr>
         <w:numPr>
           <w:ilvl w:val="0"/>
-          <w:numId w:val="17"/>
+          <w:numId w:val="18"/>
         </w:numPr>
         <w:rPr>
           <w:rFonts w:ascii="宋体" w:hAnsi="宋体" w:hint="eastAsia"/>
@@ -526,14 +346,14 @@
           <w:rFonts w:ascii="宋体" w:hAnsi="宋体" w:hint="eastAsia"/>
           <w:bCs/>
         </w:rPr>
-        <w:t>SSD1306 OLED 控制器数据手册（I2C/SPI 时序、页寻址、0x21 列地址命令）。</w:t>
+        <w:t>编写 SSD1315 硬件 SPI 底层驱动（STC8H SPI1 模块 6MHz、初始化序列、双后端：实体 SPI / 虚拟 USB-CDC）与 1KB framebuffer，实现页级 diff 局部刷新引擎 + 周期全刷自愈 + 发送超时保护。</w:t>
       </w:r>
     </w:p>
     <w:p>
       <w:pPr>
         <w:numPr>
           <w:ilvl w:val="0"/>
-          <w:numId w:val="17"/>
+          <w:numId w:val="18"/>
         </w:numPr>
         <w:rPr>
           <w:rFonts w:ascii="宋体" w:hAnsi="宋体" w:hint="eastAsia"/>
@@ -545,17 +365,212 @@
           <w:rFonts w:ascii="宋体" w:hAnsi="宋体" w:hint="eastAsia"/>
           <w:bCs/>
         </w:rPr>
-        <w:t>开源项目 OLED_UI 源码。</w:t>
+        <w:lastRenderedPageBreak/>
+        <w:t>移植开源 OLED_UI 框架：完成 C99→C51 兼容性改造（39 处），适配磁贴桌面、多级列表菜单、窗口组件、动画系统（UNLINEAR 插值）、渐隐效果、深浅色主题与中英文字模（裁剪 70KB→56KB、补 29 字、手绘 5 个功能图标）。</w:t>
       </w:r>
     </w:p>
     <w:p>
       <w:pPr>
         <w:numPr>
           <w:ilvl w:val="0"/>
-          <w:numId w:val="17"/>
+          <w:numId w:val="18"/>
         </w:numPr>
         <w:rPr>
           <w:rFonts w:ascii="宋体" w:hAnsi="宋体" w:hint="eastAsia"/>
+          <w:bCs/>
+        </w:rPr>
+      </w:pPr>
+      <w:r>
+        <w:rPr>
+          <w:rFonts w:ascii="宋体" w:hAnsi="宋体" w:hint="eastAsia"/>
+          <w:bCs/>
+        </w:rPr>
+        <w:t>移植官方 16 键 ADC 键盘扫描算法（256 分档 + 三态滤波），实现 Timer0 20ms 定时节拍，将按键事件接入 UI 状态机（上/下/确认/返回、长按连发）。</w:t>
+      </w:r>
+    </w:p>
+    <w:p>
+      <w:pPr>
+        <w:numPr>
+          <w:ilvl w:val="0"/>
+          <w:numId w:val="18"/>
+        </w:numPr>
+        <w:rPr>
+          <w:rFonts w:ascii="宋体" w:hAnsi="宋体" w:hint="eastAsia"/>
+          <w:bCs/>
+        </w:rPr>
+      </w:pPr>
+      <w:r>
+        <w:rPr>
+          <w:rFonts w:ascii="宋体" w:hAnsi="宋体" w:hint="eastAsia"/>
+          <w:bCs/>
+        </w:rPr>
+        <w:t>实现设置页（深浅色模式 0xA7/A6、帧率显示默认开启、提示音开关）、关于页与页面切换动画（渐隐 + 滑入，~1.5s）。</w:t>
+      </w:r>
+    </w:p>
+    <w:p>
+      <w:pPr>
+        <w:numPr>
+          <w:ilvl w:val="0"/>
+          <w:numId w:val="18"/>
+        </w:numPr>
+        <w:rPr>
+          <w:rFonts w:ascii="宋体" w:hAnsi="宋体" w:hint="eastAsia"/>
+          <w:bCs/>
+        </w:rPr>
+      </w:pPr>
+      <w:r>
+        <w:rPr>
+          <w:rFonts w:ascii="宋体" w:hAnsi="宋体" w:hint="eastAsia"/>
+          <w:bCs/>
+        </w:rPr>
+        <w:t>实现红外遥控（T1 100µs 采样 NEC 解码，遥控为主/ADC 键盘兜底双输入架构）与时间页（硬件 RTC 大时钟显示 + 页内编辑 + EEPROM 断电恢复）。</w:t>
+      </w:r>
+    </w:p>
+    <w:p>
+      <w:pPr>
+        <w:numPr>
+          <w:ilvl w:val="0"/>
+          <w:numId w:val="18"/>
+        </w:numPr>
+        <w:rPr>
+          <w:rFonts w:ascii="宋体" w:hAnsi="宋体" w:hint="eastAsia"/>
+          <w:bCs/>
+        </w:rPr>
+      </w:pPr>
+      <w:r>
+        <w:rPr>
+          <w:rFonts w:ascii="宋体" w:hAnsi="宋体" w:hint="eastAsia"/>
+          <w:bCs/>
+        </w:rPr>
+        <w:t>实现 NTC 测温页（ADC 采样 + 161 点查表 + 线性插值）与串口通信页（USB-CDC 虚拟串口，自动换行）。</w:t>
+      </w:r>
+    </w:p>
+    <w:p>
+      <w:pPr>
+        <w:numPr>
+          <w:ilvl w:val="0"/>
+          <w:numId w:val="18"/>
+        </w:numPr>
+        <w:rPr>
+          <w:rFonts w:ascii="宋体" w:hAnsi="宋体" w:hint="eastAsia"/>
+          <w:bCs/>
+        </w:rPr>
+      </w:pPr>
+      <w:r>
+        <w:rPr>
+          <w:rFonts w:ascii="宋体" w:hAnsi="宋体" w:hint="eastAsia"/>
+          <w:bCs/>
+        </w:rPr>
+        <w:t>实现计算器（16 键键盘映射、定点 2 位小数四则运算）与游戏模块（贪吃蛇、2048）。</w:t>
+      </w:r>
+    </w:p>
+    <w:p>
+      <w:pPr>
+        <w:numPr>
+          <w:ilvl w:val="0"/>
+          <w:numId w:val="18"/>
+        </w:numPr>
+        <w:rPr>
+          <w:rFonts w:ascii="宋体" w:hAnsi="宋体"/>
+          <w:bCs/>
+        </w:rPr>
+      </w:pPr>
+      <w:r>
+        <w:rPr>
+          <w:rFonts w:ascii="宋体" w:hAnsi="宋体" w:hint="eastAsia"/>
+          <w:bCs/>
+        </w:rPr>
+        <w:t>整机联调与上机实测：按键映射确认、帧率验证（静态 ~800fps / 动画 100-200fps）、断电数据恢复验证、功能逐一验收，整理设计文档与答辩材料。</w:t>
+      </w:r>
+    </w:p>
+    <w:p>
+      <w:pPr>
+        <w:pStyle w:val="1"/>
+      </w:pPr>
+      <w:r>
+        <w:rPr>
+          <w:rFonts w:hint="eastAsia"/>
+        </w:rPr>
+        <w:t>三、</w:t>
+      </w:r>
+      <w:r>
+        <w:rPr>
+          <w:rFonts w:hint="eastAsia"/>
+        </w:rPr>
+        <w:t xml:space="preserve"> </w:t>
+      </w:r>
+      <w:r>
+        <w:rPr>
+          <w:rFonts w:hint="eastAsia"/>
+        </w:rPr>
+        <w:t>设计（实验）原始资料</w:t>
+      </w:r>
+    </w:p>
+    <w:p>
+      <w:pPr>
+        <w:numPr>
+          <w:ilvl w:val="0"/>
+          <w:numId w:val="19"/>
+        </w:numPr>
+        <w:rPr>
+          <w:rFonts w:ascii="宋体" w:hAnsi="宋体" w:hint="eastAsia"/>
+          <w:bCs/>
+        </w:rPr>
+      </w:pPr>
+      <w:r>
+        <w:rPr>
+          <w:rFonts w:ascii="宋体" w:hAnsi="宋体" w:hint="eastAsia"/>
+          <w:bCs/>
+        </w:rPr>
+        <w:t>STC8H8K64U 单片机技术参考手册（含 I2C 模块 MSSPEED 时序公式）、STC 实验箱 9.62 硬件原理图与使用说明书。</w:t>
+      </w:r>
+    </w:p>
+    <w:p>
+      <w:pPr>
+        <w:numPr>
+          <w:ilvl w:val="0"/>
+          <w:numId w:val="19"/>
+        </w:numPr>
+        <w:rPr>
+          <w:rFonts w:ascii="宋体" w:hAnsi="宋体" w:hint="eastAsia"/>
+          <w:bCs/>
+        </w:rPr>
+      </w:pPr>
+      <w:r>
+        <w:rPr>
+          <w:rFonts w:ascii="宋体" w:hAnsi="宋体" w:hint="eastAsia"/>
+          <w:bCs/>
+        </w:rPr>
+        <w:t>SSD1306 OLED 控制器数据手册（I2C/SPI 时序、页寻址、0x21 列地址命令）。</w:t>
+      </w:r>
+    </w:p>
+    <w:p>
+      <w:pPr>
+        <w:numPr>
+          <w:ilvl w:val="0"/>
+          <w:numId w:val="19"/>
+        </w:numPr>
+        <w:rPr>
+          <w:rFonts w:ascii="宋体" w:hAnsi="宋体" w:hint="eastAsia"/>
+          <w:bCs/>
+        </w:rPr>
+      </w:pPr>
+      <w:r>
+        <w:rPr>
+          <w:rFonts w:ascii="宋体" w:hAnsi="宋体" w:hint="eastAsia"/>
+          <w:bCs/>
+        </w:rPr>
+        <w:t>开源项目 OLED_UI 源码。</w:t>
+      </w:r>
+    </w:p>
+    <w:p>
+      <w:pPr>
+        <w:numPr>
+          <w:ilvl w:val="0"/>
+          <w:numId w:val="19"/>
+        </w:numPr>
+        <w:rPr>
+          <w:rFonts w:ascii="宋体" w:hAnsi="宋体"/>
           <w:bCs/>
         </w:rPr>
       </w:pPr>
@@ -752,7 +767,7 @@
                 <w:rFonts w:ascii="宋体" w:hAnsi="宋体" w:hint="eastAsia"/>
                 <w:bCs/>
               </w:rPr>
-              <w:t>正文为宋体，五号字</w:t>
+              <w:t>需求分析、硬件资源盘点与可行性评估</w:t>
             </w:r>
           </w:p>
         </w:tc>
@@ -768,6 +783,13 @@
                 <w:sz w:val="24"/>
               </w:rPr>
             </w:pPr>
+            <w:r>
+              <w:rPr>
+                <w:rFonts w:ascii="宋体" w:hAnsi="宋体"/>
+                <w:sz w:val="24"/>
+              </w:rPr>
+              <w:t>2026-08-13</w:t>
+            </w:r>
           </w:p>
         </w:tc>
         <w:tc>
@@ -782,6 +804,13 @@
                 <w:sz w:val="24"/>
               </w:rPr>
             </w:pPr>
+            <w:r>
+              <w:rPr>
+                <w:rFonts w:ascii="宋体" w:hAnsi="宋体" w:hint="eastAsia"/>
+                <w:sz w:val="24"/>
+              </w:rPr>
+              <w:t>已完成</w:t>
+            </w:r>
           </w:p>
         </w:tc>
       </w:tr>
@@ -820,6 +849,13 @@
                 <w:sz w:val="24"/>
               </w:rPr>
             </w:pPr>
+            <w:r>
+              <w:rPr>
+                <w:rFonts w:ascii="宋体" w:hAnsi="宋体" w:hint="eastAsia"/>
+                <w:sz w:val="24"/>
+              </w:rPr>
+              <w:t>OLED_UI 框架 C51 移植</w:t>
+            </w:r>
           </w:p>
         </w:tc>
         <w:tc>
@@ -834,6 +870,13 @@
                 <w:sz w:val="24"/>
               </w:rPr>
             </w:pPr>
+            <w:r>
+              <w:rPr>
+                <w:rFonts w:ascii="宋体" w:hAnsi="宋体"/>
+                <w:sz w:val="24"/>
+              </w:rPr>
+              <w:t>2026-08-15</w:t>
+            </w:r>
           </w:p>
         </w:tc>
         <w:tc>
@@ -848,6 +891,13 @@
                 <w:sz w:val="24"/>
               </w:rPr>
             </w:pPr>
+            <w:r>
+              <w:rPr>
+                <w:rFonts w:ascii="宋体" w:hAnsi="宋体" w:hint="eastAsia"/>
+                <w:sz w:val="24"/>
+              </w:rPr>
+              <w:t>已完成</w:t>
+            </w:r>
           </w:p>
         </w:tc>
       </w:tr>
@@ -1011,7 +1061,7 @@
       <w:pPr>
         <w:numPr>
           <w:ilvl w:val="0"/>
-          <w:numId w:val="16"/>
+          <w:numId w:val="20"/>
         </w:numPr>
         <w:rPr>
           <w:rFonts w:ascii="宋体" w:hAnsi="宋体" w:hint="eastAsia"/>
@@ -1023,14 +1073,14 @@
           <w:rFonts w:ascii="宋体" w:hAnsi="宋体" w:hint="eastAsia"/>
           <w:bCs/>
         </w:rPr>
-        <w:t>硬件成果：在 STC8H8K64U 实验箱上实现电子手表风格 UI 菜单系统，磁贴桌面 + 多级菜单 + 设置/关于等功能全部可操作，界面流畅（静态 80+fps、动画 35fps），测温 / 串口 / 计算器 / 游戏等功能按计划接入后可现场演示；总线故障自动恢复，长时间运行稳定。</w:t>
+        <w:t>硬件成果：在 STC8H8K64U 实验箱上实现电子手表风格 UI 菜单系统，磁贴桌面 + 多级菜单 + 设置/关于/时间页（大时钟显示 + 页内编辑 + 断电恢复）等功能全部可操作，界面流畅（静态 ~800fps、动画 100-200fps），红外遥控全场操作（键盘兜底），测温 / 串口 / 计算器 / 游戏等功能按计划接入后可现场演示；显示自愈（超时保护 + 周期全刷），长时间运行稳定。</w:t>
       </w:r>
     </w:p>
     <w:p>
       <w:pPr>
         <w:numPr>
           <w:ilvl w:val="0"/>
-          <w:numId w:val="16"/>
+          <w:numId w:val="20"/>
         </w:numPr>
         <w:rPr>
           <w:rFonts w:ascii="宋体" w:hAnsi="宋体" w:hint="eastAsia"/>
@@ -1042,17 +1092,18 @@
           <w:rFonts w:ascii="宋体" w:hAnsi="宋体" w:hint="eastAsia"/>
           <w:bCs/>
         </w:rPr>
-        <w:t>软件成果：完整 Keil C51 工程源码（应用页层 / UI 框架层 / 驱动层 / 平台适配层分层架构，约 4.6 万字节代码 + 1.5 万字节字模），编译 0 Error / 6 Warning，烧录（IRC 24.000MHz）后稳定运行。</w:t>
+        <w:lastRenderedPageBreak/>
+        <w:t>软件成果：完整 Keil C51 工程源码（应用页层 / UI 框架层 / 驱动层 / 平台适配层分层架构，约 4.8 万字节代码 + 0.77 万字节字模），编译 0 Error / 2 Warning，烧录（IRC 24.000MHz）后稳定运行。</w:t>
       </w:r>
     </w:p>
     <w:p>
       <w:pPr>
         <w:numPr>
           <w:ilvl w:val="0"/>
-          <w:numId w:val="16"/>
+          <w:numId w:val="20"/>
         </w:numPr>
         <w:rPr>
-          <w:rFonts w:ascii="宋体" w:hAnsi="宋体" w:hint="eastAsia"/>
+          <w:rFonts w:ascii="宋体" w:hAnsi="宋体"/>
           <w:bCs/>
         </w:rPr>
       </w:pPr>
@@ -1072,7 +1123,6 @@
         <w:rPr>
           <w:rFonts w:hint="eastAsia"/>
         </w:rPr>
-        <w:lastRenderedPageBreak/>
         <w:t>六、主要参考资料</w:t>
       </w:r>
     </w:p>
@@ -1375,7 +1425,14 @@
           <w:rFonts w:hint="eastAsia"/>
           <w:sz w:val="24"/>
         </w:rPr>
-        <w:t xml:space="preserve">     </w:t>
+        <w:t xml:space="preserve">   </w:t>
+      </w:r>
+      <w:r>
+        <w:rPr>
+          <w:rFonts w:hint="eastAsia"/>
+          <w:sz w:val="24"/>
+        </w:rPr>
+        <w:t xml:space="preserve"> </w:t>
       </w:r>
       <w:r>
         <w:rPr>
@@ -1383,6 +1440,20 @@
           <w:sz w:val="24"/>
         </w:rPr>
         <w:t>学生姓名：</w:t>
+      </w:r>
+      <w:r>
+        <w:rPr>
+          <w:rFonts w:hint="eastAsia"/>
+          <w:sz w:val="24"/>
+        </w:rPr>
+        <w:t>乔士峰，刘嘉洛，</w:t>
+      </w:r>
+      <w:r>
+        <w:rPr>
+          <w:rFonts w:hint="eastAsia"/>
+          <w:sz w:val="24"/>
+        </w:rPr>
+        <w:t>贺博浩</w:t>
       </w:r>
     </w:p>
     <w:p>
@@ -1400,7 +1471,21 @@
           <w:rFonts w:hint="eastAsia"/>
           <w:sz w:val="24"/>
         </w:rPr>
-        <w:t xml:space="preserve">        </w:t>
+        <w:t xml:space="preserve">       </w:t>
+      </w:r>
+      <w:r>
+        <w:rPr>
+          <w:rFonts w:hint="eastAsia"/>
+          <w:sz w:val="24"/>
+        </w:rPr>
+        <w:t xml:space="preserve"> </w:t>
+      </w:r>
+      <w:r>
+        <w:rPr>
+          <w:rFonts w:hint="eastAsia"/>
+          <w:sz w:val="24"/>
+        </w:rPr>
+        <w:t xml:space="preserve"> </w:t>
       </w:r>
       <w:r>
         <w:rPr>
@@ -1414,7 +1499,7 @@
           <w:rFonts w:hint="eastAsia"/>
           <w:sz w:val="24"/>
         </w:rPr>
-        <w:t xml:space="preserve">                 </w:t>
+        <w:t>相里康，龚贤武，雷旭</w:t>
       </w:r>
     </w:p>
     <w:p>
@@ -1437,6 +1522,13 @@
           <w:rFonts w:hint="eastAsia"/>
           <w:sz w:val="24"/>
         </w:rPr>
+        <w:t>2026</w:t>
+      </w:r>
+      <w:r>
+        <w:rPr>
+          <w:rFonts w:hint="eastAsia"/>
+          <w:sz w:val="24"/>
+        </w:rPr>
         <w:t>年</w:t>
       </w:r>
       <w:r>
@@ -1444,7 +1536,21 @@
           <w:rFonts w:hint="eastAsia"/>
           <w:sz w:val="24"/>
         </w:rPr>
-        <w:t xml:space="preserve">   </w:t>
+        <w:t xml:space="preserve">  </w:t>
+      </w:r>
+      <w:r>
+        <w:rPr>
+          <w:rFonts w:hint="eastAsia"/>
+          <w:sz w:val="24"/>
+        </w:rPr>
+        <w:t>8</w:t>
+      </w:r>
+      <w:r>
+        <w:rPr>
+          <w:rFonts w:hint="eastAsia"/>
+          <w:sz w:val="24"/>
+        </w:rPr>
+        <w:t xml:space="preserve"> </w:t>
       </w:r>
       <w:r>
         <w:rPr>
@@ -1683,7 +1789,23 @@
           <w:rFonts w:ascii="宋体" w:hAnsi="宋体" w:hint="eastAsia"/>
           <w:bCs/>
         </w:rPr>
-        <w:t xml:space="preserve">使用keil C软件编写程序； </w:t>
+        <w:t>使用</w:t>
+      </w:r>
+      <w:proofErr w:type="spellStart"/>
+      <w:r>
+        <w:rPr>
+          <w:rFonts w:ascii="宋体" w:hAnsi="宋体" w:hint="eastAsia"/>
+          <w:bCs/>
+        </w:rPr>
+        <w:t>keil</w:t>
+      </w:r>
+      <w:proofErr w:type="spellEnd"/>
+      <w:r>
+        <w:rPr>
+          <w:rFonts w:ascii="宋体" w:hAnsi="宋体" w:hint="eastAsia"/>
+          <w:bCs/>
+        </w:rPr>
+        <w:t xml:space="preserve"> C软件编写程序； </w:t>
       </w:r>
     </w:p>
     <w:p>
@@ -1971,7 +2093,23 @@
           <w:bCs/>
         </w:rPr>
         <w:lastRenderedPageBreak/>
-        <w:t xml:space="preserve">使用keil C软件编写程序； </w:t>
+        <w:t>使用</w:t>
+      </w:r>
+      <w:proofErr w:type="spellStart"/>
+      <w:r>
+        <w:rPr>
+          <w:rFonts w:ascii="宋体" w:hAnsi="宋体" w:hint="eastAsia"/>
+          <w:bCs/>
+        </w:rPr>
+        <w:t>keil</w:t>
+      </w:r>
+      <w:proofErr w:type="spellEnd"/>
+      <w:r>
+        <w:rPr>
+          <w:rFonts w:ascii="宋体" w:hAnsi="宋体" w:hint="eastAsia"/>
+          <w:bCs/>
+        </w:rPr>
+        <w:t xml:space="preserve"> C软件编写程序； </w:t>
       </w:r>
     </w:p>
     <w:p>
@@ -4486,6 +4624,122 @@
     </w:lvl>
   </w:abstractNum>
   <w:abstractNum w:abstractNumId="1" w15:restartNumberingAfterBreak="0">
+    <w:nsid w:val="0F8D4DB6"/>
+    <w:multiLevelType w:val="multilevel"/>
+    <w:tmpl w:val="1E85087B"/>
+    <w:lvl w:ilvl="0">
+      <w:start w:val="1"/>
+      <w:numFmt w:val="decimal"/>
+      <w:lvlText w:val="%1．"/>
+      <w:lvlJc w:val="left"/>
+      <w:pPr>
+        <w:tabs>
+          <w:tab w:val="left" w:pos="1054"/>
+        </w:tabs>
+        <w:ind w:left="1054" w:hanging="420"/>
+      </w:pPr>
+      <w:rPr>
+        <w:rFonts w:hint="eastAsia"/>
+      </w:rPr>
+    </w:lvl>
+    <w:lvl w:ilvl="1">
+      <w:start w:val="1"/>
+      <w:numFmt w:val="lowerLetter"/>
+      <w:lvlText w:val="%2)"/>
+      <w:lvlJc w:val="left"/>
+      <w:pPr>
+        <w:tabs>
+          <w:tab w:val="left" w:pos="1474"/>
+        </w:tabs>
+        <w:ind w:left="1474" w:hanging="420"/>
+      </w:pPr>
+    </w:lvl>
+    <w:lvl w:ilvl="2">
+      <w:start w:val="1"/>
+      <w:numFmt w:val="lowerRoman"/>
+      <w:lvlText w:val="%3."/>
+      <w:lvlJc w:val="right"/>
+      <w:pPr>
+        <w:tabs>
+          <w:tab w:val="left" w:pos="1894"/>
+        </w:tabs>
+        <w:ind w:left="1894" w:hanging="420"/>
+      </w:pPr>
+    </w:lvl>
+    <w:lvl w:ilvl="3">
+      <w:start w:val="1"/>
+      <w:numFmt w:val="decimal"/>
+      <w:lvlText w:val="%4."/>
+      <w:lvlJc w:val="left"/>
+      <w:pPr>
+        <w:tabs>
+          <w:tab w:val="left" w:pos="2314"/>
+        </w:tabs>
+        <w:ind w:left="2314" w:hanging="420"/>
+      </w:pPr>
+    </w:lvl>
+    <w:lvl w:ilvl="4">
+      <w:start w:val="1"/>
+      <w:numFmt w:val="lowerLetter"/>
+      <w:lvlText w:val="%5)"/>
+      <w:lvlJc w:val="left"/>
+      <w:pPr>
+        <w:tabs>
+          <w:tab w:val="left" w:pos="2734"/>
+        </w:tabs>
+        <w:ind w:left="2734" w:hanging="420"/>
+      </w:pPr>
+    </w:lvl>
+    <w:lvl w:ilvl="5">
+      <w:start w:val="1"/>
+      <w:numFmt w:val="lowerRoman"/>
+      <w:lvlText w:val="%6."/>
+      <w:lvlJc w:val="right"/>
+      <w:pPr>
+        <w:tabs>
+          <w:tab w:val="left" w:pos="3154"/>
+        </w:tabs>
+        <w:ind w:left="3154" w:hanging="420"/>
+      </w:pPr>
+    </w:lvl>
+    <w:lvl w:ilvl="6">
+      <w:start w:val="1"/>
+      <w:numFmt w:val="decimal"/>
+      <w:lvlText w:val="%7."/>
+      <w:lvlJc w:val="left"/>
+      <w:pPr>
+        <w:tabs>
+          <w:tab w:val="left" w:pos="3574"/>
+        </w:tabs>
+        <w:ind w:left="3574" w:hanging="420"/>
+      </w:pPr>
+    </w:lvl>
+    <w:lvl w:ilvl="7">
+      <w:start w:val="1"/>
+      <w:numFmt w:val="lowerLetter"/>
+      <w:lvlText w:val="%8)"/>
+      <w:lvlJc w:val="left"/>
+      <w:pPr>
+        <w:tabs>
+          <w:tab w:val="left" w:pos="3994"/>
+        </w:tabs>
+        <w:ind w:left="3994" w:hanging="420"/>
+      </w:pPr>
+    </w:lvl>
+    <w:lvl w:ilvl="8">
+      <w:start w:val="1"/>
+      <w:numFmt w:val="lowerRoman"/>
+      <w:lvlText w:val="%9."/>
+      <w:lvlJc w:val="right"/>
+      <w:pPr>
+        <w:tabs>
+          <w:tab w:val="left" w:pos="4414"/>
+        </w:tabs>
+        <w:ind w:left="4414" w:hanging="420"/>
+      </w:pPr>
+    </w:lvl>
+  </w:abstractNum>
+  <w:abstractNum w:abstractNumId="2" w15:restartNumberingAfterBreak="0">
     <w:nsid w:val="12DA64CA"/>
     <w:multiLevelType w:val="multilevel"/>
     <w:tmpl w:val="1E85087B"/>
@@ -4601,7 +4855,123 @@
       </w:pPr>
     </w:lvl>
   </w:abstractNum>
-  <w:abstractNum w:abstractNumId="2" w15:restartNumberingAfterBreak="0">
+  <w:abstractNum w:abstractNumId="3" w15:restartNumberingAfterBreak="0">
+    <w:nsid w:val="16974148"/>
+    <w:multiLevelType w:val="multilevel"/>
+    <w:tmpl w:val="1E85087B"/>
+    <w:lvl w:ilvl="0">
+      <w:start w:val="1"/>
+      <w:numFmt w:val="decimal"/>
+      <w:lvlText w:val="%1．"/>
+      <w:lvlJc w:val="left"/>
+      <w:pPr>
+        <w:tabs>
+          <w:tab w:val="left" w:pos="1054"/>
+        </w:tabs>
+        <w:ind w:left="1054" w:hanging="420"/>
+      </w:pPr>
+      <w:rPr>
+        <w:rFonts w:hint="eastAsia"/>
+      </w:rPr>
+    </w:lvl>
+    <w:lvl w:ilvl="1">
+      <w:start w:val="1"/>
+      <w:numFmt w:val="lowerLetter"/>
+      <w:lvlText w:val="%2)"/>
+      <w:lvlJc w:val="left"/>
+      <w:pPr>
+        <w:tabs>
+          <w:tab w:val="left" w:pos="1474"/>
+        </w:tabs>
+        <w:ind w:left="1474" w:hanging="420"/>
+      </w:pPr>
+    </w:lvl>
+    <w:lvl w:ilvl="2">
+      <w:start w:val="1"/>
+      <w:numFmt w:val="lowerRoman"/>
+      <w:lvlText w:val="%3."/>
+      <w:lvlJc w:val="right"/>
+      <w:pPr>
+        <w:tabs>
+          <w:tab w:val="left" w:pos="1894"/>
+        </w:tabs>
+        <w:ind w:left="1894" w:hanging="420"/>
+      </w:pPr>
+    </w:lvl>
+    <w:lvl w:ilvl="3">
+      <w:start w:val="1"/>
+      <w:numFmt w:val="decimal"/>
+      <w:lvlText w:val="%4."/>
+      <w:lvlJc w:val="left"/>
+      <w:pPr>
+        <w:tabs>
+          <w:tab w:val="left" w:pos="2314"/>
+        </w:tabs>
+        <w:ind w:left="2314" w:hanging="420"/>
+      </w:pPr>
+    </w:lvl>
+    <w:lvl w:ilvl="4">
+      <w:start w:val="1"/>
+      <w:numFmt w:val="lowerLetter"/>
+      <w:lvlText w:val="%5)"/>
+      <w:lvlJc w:val="left"/>
+      <w:pPr>
+        <w:tabs>
+          <w:tab w:val="left" w:pos="2734"/>
+        </w:tabs>
+        <w:ind w:left="2734" w:hanging="420"/>
+      </w:pPr>
+    </w:lvl>
+    <w:lvl w:ilvl="5">
+      <w:start w:val="1"/>
+      <w:numFmt w:val="lowerRoman"/>
+      <w:lvlText w:val="%6."/>
+      <w:lvlJc w:val="right"/>
+      <w:pPr>
+        <w:tabs>
+          <w:tab w:val="left" w:pos="3154"/>
+        </w:tabs>
+        <w:ind w:left="3154" w:hanging="420"/>
+      </w:pPr>
+    </w:lvl>
+    <w:lvl w:ilvl="6">
+      <w:start w:val="1"/>
+      <w:numFmt w:val="decimal"/>
+      <w:lvlText w:val="%7."/>
+      <w:lvlJc w:val="left"/>
+      <w:pPr>
+        <w:tabs>
+          <w:tab w:val="left" w:pos="3574"/>
+        </w:tabs>
+        <w:ind w:left="3574" w:hanging="420"/>
+      </w:pPr>
+    </w:lvl>
+    <w:lvl w:ilvl="7">
+      <w:start w:val="1"/>
+      <w:numFmt w:val="lowerLetter"/>
+      <w:lvlText w:val="%8)"/>
+      <w:lvlJc w:val="left"/>
+      <w:pPr>
+        <w:tabs>
+          <w:tab w:val="left" w:pos="3994"/>
+        </w:tabs>
+        <w:ind w:left="3994" w:hanging="420"/>
+      </w:pPr>
+    </w:lvl>
+    <w:lvl w:ilvl="8">
+      <w:start w:val="1"/>
+      <w:numFmt w:val="lowerRoman"/>
+      <w:lvlText w:val="%9."/>
+      <w:lvlJc w:val="right"/>
+      <w:pPr>
+        <w:tabs>
+          <w:tab w:val="left" w:pos="4414"/>
+        </w:tabs>
+        <w:ind w:left="4414" w:hanging="420"/>
+      </w:pPr>
+    </w:lvl>
+  </w:abstractNum>
+  <w:abstractNum w:abstractNumId="4" w15:restartNumberingAfterBreak="0">
     <w:nsid w:val="188017D9"/>
     <w:multiLevelType w:val="multilevel"/>
     <w:tmpl w:val="188017D9"/>
@@ -4717,7 +5087,7 @@
       </w:pPr>
     </w:lvl>
   </w:abstractNum>
-  <w:abstractNum w:abstractNumId="3" w15:restartNumberingAfterBreak="0">
+  <w:abstractNum w:abstractNumId="5" w15:restartNumberingAfterBreak="0">
     <w:nsid w:val="1E85087B"/>
     <w:multiLevelType w:val="multilevel"/>
     <w:tmpl w:val="1E85087B"/>
@@ -4833,7 +5203,7 @@
       </w:pPr>
     </w:lvl>
   </w:abstractNum>
-  <w:abstractNum w:abstractNumId="4" w15:restartNumberingAfterBreak="0">
+  <w:abstractNum w:abstractNumId="6" w15:restartNumberingAfterBreak="0">
     <w:nsid w:val="1EFE342C"/>
     <w:multiLevelType w:val="multilevel"/>
     <w:tmpl w:val="1EFE342C"/>
@@ -4949,7 +5319,7 @@
       </w:pPr>
     </w:lvl>
   </w:abstractNum>
-  <w:abstractNum w:abstractNumId="5" w15:restartNumberingAfterBreak="0">
+  <w:abstractNum w:abstractNumId="7" w15:restartNumberingAfterBreak="0">
     <w:nsid w:val="2893471A"/>
     <w:multiLevelType w:val="multilevel"/>
     <w:tmpl w:val="1E85087B"/>
@@ -5065,7 +5435,7 @@
       </w:pPr>
     </w:lvl>
   </w:abstractNum>
-  <w:abstractNum w:abstractNumId="6" w15:restartNumberingAfterBreak="0">
+  <w:abstractNum w:abstractNumId="8" w15:restartNumberingAfterBreak="0">
     <w:nsid w:val="29460F62"/>
     <w:multiLevelType w:val="multilevel"/>
     <w:tmpl w:val="1E85087B"/>
@@ -5181,7 +5551,7 @@
       </w:pPr>
     </w:lvl>
   </w:abstractNum>
-  <w:abstractNum w:abstractNumId="7" w15:restartNumberingAfterBreak="0">
+  <w:abstractNum w:abstractNumId="9" w15:restartNumberingAfterBreak="0">
     <w:nsid w:val="42E332D9"/>
     <w:multiLevelType w:val="singleLevel"/>
     <w:tmpl w:val="42E332D9"/>
@@ -5198,7 +5568,7 @@
       </w:rPr>
     </w:lvl>
   </w:abstractNum>
-  <w:abstractNum w:abstractNumId="8" w15:restartNumberingAfterBreak="0">
+  <w:abstractNum w:abstractNumId="10" w15:restartNumberingAfterBreak="0">
     <w:nsid w:val="44F7F39D"/>
     <w:multiLevelType w:val="singleLevel"/>
     <w:tmpl w:val="44F7F39D"/>
@@ -5215,7 +5585,7 @@
       </w:rPr>
     </w:lvl>
   </w:abstractNum>
-  <w:abstractNum w:abstractNumId="9" w15:restartNumberingAfterBreak="0">
+  <w:abstractNum w:abstractNumId="11" w15:restartNumberingAfterBreak="0">
     <w:nsid w:val="4571349E"/>
     <w:multiLevelType w:val="multilevel"/>
     <w:tmpl w:val="4571349E"/>
@@ -5331,7 +5701,7 @@
       </w:pPr>
     </w:lvl>
   </w:abstractNum>
-  <w:abstractNum w:abstractNumId="10" w15:restartNumberingAfterBreak="0">
+  <w:abstractNum w:abstractNumId="12" w15:restartNumberingAfterBreak="0">
     <w:nsid w:val="489E1ABB"/>
     <w:multiLevelType w:val="multilevel"/>
     <w:tmpl w:val="1E85087B"/>
@@ -5447,7 +5817,7 @@
       </w:pPr>
     </w:lvl>
   </w:abstractNum>
-  <w:abstractNum w:abstractNumId="11" w15:restartNumberingAfterBreak="0">
+  <w:abstractNum w:abstractNumId="13" w15:restartNumberingAfterBreak="0">
     <w:nsid w:val="502970F0"/>
     <w:multiLevelType w:val="multilevel"/>
     <w:tmpl w:val="502970F0"/>
@@ -5533,7 +5903,7 @@
       </w:pPr>
     </w:lvl>
   </w:abstractNum>
-  <w:abstractNum w:abstractNumId="12" w15:restartNumberingAfterBreak="0">
+  <w:abstractNum w:abstractNumId="14" w15:restartNumberingAfterBreak="0">
     <w:nsid w:val="5AE957EE"/>
     <w:multiLevelType w:val="multilevel"/>
     <w:tmpl w:val="5AE957EE"/>
@@ -5649,7 +6019,7 @@
       </w:pPr>
     </w:lvl>
   </w:abstractNum>
-  <w:abstractNum w:abstractNumId="13" w15:restartNumberingAfterBreak="0">
+  <w:abstractNum w:abstractNumId="15" w15:restartNumberingAfterBreak="0">
     <w:nsid w:val="5F5F00DB"/>
     <w:multiLevelType w:val="multilevel"/>
     <w:tmpl w:val="1E85087B"/>
@@ -5765,7 +6135,123 @@
       </w:pPr>
     </w:lvl>
   </w:abstractNum>
-  <w:abstractNum w:abstractNumId="14" w15:restartNumberingAfterBreak="0">
+  <w:abstractNum w:abstractNumId="16" w15:restartNumberingAfterBreak="0">
+    <w:nsid w:val="659A117C"/>
+    <w:multiLevelType w:val="multilevel"/>
+    <w:tmpl w:val="1E85087B"/>
+    <w:lvl w:ilvl="0">
+      <w:start w:val="1"/>
+      <w:numFmt w:val="decimal"/>
+      <w:lvlText w:val="%1．"/>
+      <w:lvlJc w:val="left"/>
+      <w:pPr>
+        <w:tabs>
+          <w:tab w:val="left" w:pos="1054"/>
+        </w:tabs>
+        <w:ind w:left="1054" w:hanging="420"/>
+      </w:pPr>
+      <w:rPr>
+        <w:rFonts w:hint="eastAsia"/>
+      </w:rPr>
+    </w:lvl>
+    <w:lvl w:ilvl="1">
+      <w:start w:val="1"/>
+      <w:numFmt w:val="lowerLetter"/>
+      <w:lvlText w:val="%2)"/>
+      <w:lvlJc w:val="left"/>
+      <w:pPr>
+        <w:tabs>
+          <w:tab w:val="left" w:pos="1474"/>
+        </w:tabs>
+        <w:ind w:left="1474" w:hanging="420"/>
+      </w:pPr>
+    </w:lvl>
+    <w:lvl w:ilvl="2">
+      <w:start w:val="1"/>
+      <w:numFmt w:val="lowerRoman"/>
+      <w:lvlText w:val="%3."/>
+      <w:lvlJc w:val="right"/>
+      <w:pPr>
+        <w:tabs>
+          <w:tab w:val="left" w:pos="1894"/>
+        </w:tabs>
+        <w:ind w:left="1894" w:hanging="420"/>
+      </w:pPr>
+    </w:lvl>
+    <w:lvl w:ilvl="3">
+      <w:start w:val="1"/>
+      <w:numFmt w:val="decimal"/>
+      <w:lvlText w:val="%4."/>
+      <w:lvlJc w:val="left"/>
+      <w:pPr>
+        <w:tabs>
+          <w:tab w:val="left" w:pos="2314"/>
+        </w:tabs>
+        <w:ind w:left="2314" w:hanging="420"/>
+      </w:pPr>
+    </w:lvl>
+    <w:lvl w:ilvl="4">
+      <w:start w:val="1"/>
+      <w:numFmt w:val="lowerLetter"/>
+      <w:lvlText w:val="%5)"/>
+      <w:lvlJc w:val="left"/>
+      <w:pPr>
+        <w:tabs>
+          <w:tab w:val="left" w:pos="2734"/>
+        </w:tabs>
+        <w:ind w:left="2734" w:hanging="420"/>
+      </w:pPr>
+    </w:lvl>
+    <w:lvl w:ilvl="5">
+      <w:start w:val="1"/>
+      <w:numFmt w:val="lowerRoman"/>
+      <w:lvlText w:val="%6."/>
+      <w:lvlJc w:val="right"/>
+      <w:pPr>
+        <w:tabs>
+          <w:tab w:val="left" w:pos="3154"/>
+        </w:tabs>
+        <w:ind w:left="3154" w:hanging="420"/>
+      </w:pPr>
+    </w:lvl>
+    <w:lvl w:ilvl="6">
+      <w:start w:val="1"/>
+      <w:numFmt w:val="decimal"/>
+      <w:lvlText w:val="%7."/>
+      <w:lvlJc w:val="left"/>
+      <w:pPr>
+        <w:tabs>
+          <w:tab w:val="left" w:pos="3574"/>
+        </w:tabs>
+        <w:ind w:left="3574" w:hanging="420"/>
+      </w:pPr>
+    </w:lvl>
+    <w:lvl w:ilvl="7">
+      <w:start w:val="1"/>
+      <w:numFmt w:val="lowerLetter"/>
+      <w:lvlText w:val="%8)"/>
+      <w:lvlJc w:val="left"/>
+      <w:pPr>
+        <w:tabs>
+          <w:tab w:val="left" w:pos="3994"/>
+        </w:tabs>
+        <w:ind w:left="3994" w:hanging="420"/>
+      </w:pPr>
+    </w:lvl>
+    <w:lvl w:ilvl="8">
+      <w:start w:val="1"/>
+      <w:numFmt w:val="lowerRoman"/>
+      <w:lvlText w:val="%9."/>
+      <w:lvlJc w:val="right"/>
+      <w:pPr>
+        <w:tabs>
+          <w:tab w:val="left" w:pos="4414"/>
+        </w:tabs>
+        <w:ind w:left="4414" w:hanging="420"/>
+      </w:pPr>
+    </w:lvl>
+  </w:abstractNum>
+  <w:abstractNum w:abstractNumId="17" w15:restartNumberingAfterBreak="0">
     <w:nsid w:val="67C423D4"/>
     <w:multiLevelType w:val="multilevel"/>
     <w:tmpl w:val="67C423D4"/>
@@ -5881,7 +6367,7 @@
       </w:pPr>
     </w:lvl>
   </w:abstractNum>
-  <w:abstractNum w:abstractNumId="15" w15:restartNumberingAfterBreak="0">
+  <w:abstractNum w:abstractNumId="18" w15:restartNumberingAfterBreak="0">
     <w:nsid w:val="72707AAC"/>
     <w:multiLevelType w:val="multilevel"/>
     <w:tmpl w:val="1E85087B"/>
@@ -5997,7 +6483,7 @@
       </w:pPr>
     </w:lvl>
   </w:abstractNum>
-  <w:abstractNum w:abstractNumId="16" w15:restartNumberingAfterBreak="0">
+  <w:abstractNum w:abstractNumId="19" w15:restartNumberingAfterBreak="0">
     <w:nsid w:val="7BFD70E1"/>
     <w:multiLevelType w:val="multilevel"/>
     <w:tmpl w:val="7BFD70E1"/>
@@ -6114,55 +6600,64 @@
     </w:lvl>
   </w:abstractNum>
   <w:num w:numId="1" w16cid:durableId="1451701262">
-    <w:abstractNumId w:val="9"/>
+    <w:abstractNumId w:val="11"/>
   </w:num>
   <w:num w:numId="2" w16cid:durableId="2098748990">
-    <w:abstractNumId w:val="3"/>
+    <w:abstractNumId w:val="5"/>
   </w:num>
   <w:num w:numId="3" w16cid:durableId="38823034">
-    <w:abstractNumId w:val="12"/>
+    <w:abstractNumId w:val="14"/>
   </w:num>
   <w:num w:numId="4" w16cid:durableId="175657046">
-    <w:abstractNumId w:val="16"/>
+    <w:abstractNumId w:val="19"/>
   </w:num>
   <w:num w:numId="5" w16cid:durableId="2139686320">
-    <w:abstractNumId w:val="7"/>
+    <w:abstractNumId w:val="9"/>
   </w:num>
   <w:num w:numId="6" w16cid:durableId="1682006038">
     <w:abstractNumId w:val="0"/>
   </w:num>
   <w:num w:numId="7" w16cid:durableId="514072734">
+    <w:abstractNumId w:val="6"/>
+  </w:num>
+  <w:num w:numId="8" w16cid:durableId="159854233">
+    <w:abstractNumId w:val="17"/>
+  </w:num>
+  <w:num w:numId="9" w16cid:durableId="1152912003">
     <w:abstractNumId w:val="4"/>
   </w:num>
-  <w:num w:numId="8" w16cid:durableId="159854233">
-    <w:abstractNumId w:val="14"/>
+  <w:num w:numId="10" w16cid:durableId="1114593878">
+    <w:abstractNumId w:val="13"/>
   </w:num>
-  <w:num w:numId="9" w16cid:durableId="1152912003">
+  <w:num w:numId="11" w16cid:durableId="1214582614">
+    <w:abstractNumId w:val="10"/>
+  </w:num>
+  <w:num w:numId="12" w16cid:durableId="1251962680">
+    <w:abstractNumId w:val="8"/>
+  </w:num>
+  <w:num w:numId="13" w16cid:durableId="1436174592">
     <w:abstractNumId w:val="2"/>
   </w:num>
-  <w:num w:numId="10" w16cid:durableId="1114593878">
-    <w:abstractNumId w:val="11"/>
+  <w:num w:numId="14" w16cid:durableId="1999965557">
+    <w:abstractNumId w:val="15"/>
   </w:num>
-  <w:num w:numId="11" w16cid:durableId="1214582614">
-    <w:abstractNumId w:val="8"/>
+  <w:num w:numId="15" w16cid:durableId="554973953">
+    <w:abstractNumId w:val="12"/>
   </w:num>
-  <w:num w:numId="12" w16cid:durableId="1251962680">
-    <w:abstractNumId w:val="6"/>
+  <w:num w:numId="16" w16cid:durableId="2079550776">
+    <w:abstractNumId w:val="7"/>
   </w:num>
-  <w:num w:numId="13" w16cid:durableId="1436174592">
+  <w:num w:numId="17" w16cid:durableId="1661226039">
+    <w:abstractNumId w:val="18"/>
+  </w:num>
+  <w:num w:numId="18" w16cid:durableId="1836875132">
+    <w:abstractNumId w:val="16"/>
+  </w:num>
+  <w:num w:numId="19" w16cid:durableId="54545296">
     <w:abstractNumId w:val="1"/>
   </w:num>
-  <w:num w:numId="14" w16cid:durableId="1999965557">
-    <w:abstractNumId w:val="13"/>
-  </w:num>
-  <w:num w:numId="15" w16cid:durableId="554973953">
-    <w:abstractNumId w:val="10"/>
-  </w:num>
-  <w:num w:numId="16" w16cid:durableId="2079550776">
-    <w:abstractNumId w:val="5"/>
-  </w:num>
-  <w:num w:numId="17" w16cid:durableId="1661226039">
-    <w:abstractNumId w:val="15"/>
+  <w:num w:numId="20" w16cid:durableId="512690238">
+    <w:abstractNumId w:val="3"/>
   </w:num>
 </w:numbering>
 </file>

--- a/Document/综合实训任务选题20240802 - 副本.docx
+++ b/Document/综合实训任务选题20240802 - 副本.docx
@@ -11,6 +11,7 @@
           <w:sz w:val="48"/>
         </w:rPr>
       </w:pPr>
+      <w:bookmarkStart w:id="0" w:name="_Hlk238204090"/>
       <w:r>
         <w:rPr>
           <w:rFonts w:ascii="黑体" w:eastAsia="黑体" w:hint="eastAsia"/>
@@ -42,7 +43,7 @@
     </w:p>
     <w:p>
       <w:pPr>
-        <w:spacing w:beforeLines="100" w:before="312" w:line="360" w:lineRule="auto"/>
+        <w:spacing w:beforeLines="100" w:before="312" w:afterLines="100" w:after="312" w:line="360" w:lineRule="auto"/>
         <w:jc w:val="center"/>
         <w:rPr>
           <w:b/>
@@ -152,7 +153,7 @@
           <w:rFonts w:ascii="宋体" w:hAnsi="宋体" w:hint="eastAsia"/>
           <w:bCs/>
         </w:rPr>
-        <w:t>掌握 STC8H8K64U 单片机开发全流程：Keil C51 工程配置（MODP2、寄存器文件、内存模型、无启动文件）、STC-ISP 烧录与上机调试。</w:t>
+        <w:t>掌握 STC8H8K64U 单片机开发全流程：Keil C51 工程配置（MODP2、寄存器文件、内存模型）、STC-ISP 烧录与上机调试。</w:t>
       </w:r>
     </w:p>
     <w:p>
@@ -276,16 +277,16 @@
           <w:numId w:val="15"/>
         </w:numPr>
         <w:rPr>
-          <w:rFonts w:ascii="宋体" w:hAnsi="宋体"/>
-          <w:bCs/>
-        </w:rPr>
-      </w:pPr>
-      <w:r>
-        <w:rPr>
           <w:rFonts w:ascii="宋体" w:hAnsi="宋体" w:hint="eastAsia"/>
           <w:bCs/>
         </w:rPr>
-        <w:t>要求系统运行稳定（SPI 发送超时保护 + 周期全刷自愈）、菜单操作毫秒级响应（静态 ~800fps、动画 100-200fps）、代码规范、注释清晰，并提交完整的课程设计文档，完成上机演示与答辩。</w:t>
+      </w:pPr>
+      <w:r>
+        <w:rPr>
+          <w:rFonts w:ascii="宋体" w:hAnsi="宋体" w:hint="eastAsia"/>
+          <w:bCs/>
+        </w:rPr>
+        <w:t>要求系统运行稳定（SPI 发送超时保护 + 周期全刷自愈）、菜单操作毫秒级响应、代码规范、注释清晰，并提交完整的课程设计文档，完成上机演示与答辩。</w:t>
       </w:r>
     </w:p>
     <w:p>
@@ -366,7 +367,7 @@
           <w:bCs/>
         </w:rPr>
         <w:lastRenderedPageBreak/>
-        <w:t>移植开源 OLED_UI 框架：完成 C99→C51 兼容性改造（39 处），适配磁贴桌面、多级列表菜单、窗口组件、动画系统（UNLINEAR 插值）、渐隐效果、深浅色主题与中英文字模（裁剪 70KB→56KB、补 29 字、手绘 5 个功能图标）。</w:t>
+        <w:t>移植开源 OLED_UI 框架：完成 C99→C51 兼容性改造（39 处），适配磁贴桌面、多级列表菜单、窗口组件、动画系统（UNLINEAR 插值）、渐隐效果、深浅色主题与中英文字模。</w:t>
       </w:r>
     </w:p>
     <w:p>
@@ -404,7 +405,21 @@
           <w:rFonts w:ascii="宋体" w:hAnsi="宋体" w:hint="eastAsia"/>
           <w:bCs/>
         </w:rPr>
-        <w:t>实现设置页（深浅色模式 0xA7/A6、帧率显示默认开启、提示音开关）、关于页与页面切换动画（渐隐 + 滑入，~1.5s）。</w:t>
+        <w:t>实现设置页（深浅色模式 0xA7/A6、帧率显示默认开启、提示音开关）</w:t>
+      </w:r>
+      <w:r>
+        <w:rPr>
+          <w:rFonts w:ascii="宋体" w:hAnsi="宋体" w:hint="eastAsia"/>
+          <w:bCs/>
+        </w:rPr>
+        <w:t>等</w:t>
+      </w:r>
+      <w:r>
+        <w:rPr>
+          <w:rFonts w:ascii="宋体" w:hAnsi="宋体" w:hint="eastAsia"/>
+          <w:bCs/>
+        </w:rPr>
+        <w:t>页面切换动画（渐隐 + 滑入，~1.5s）。</w:t>
       </w:r>
     </w:p>
     <w:p>
@@ -471,16 +486,16 @@
           <w:numId w:val="18"/>
         </w:numPr>
         <w:rPr>
-          <w:rFonts w:ascii="宋体" w:hAnsi="宋体"/>
-          <w:bCs/>
-        </w:rPr>
-      </w:pPr>
-      <w:r>
-        <w:rPr>
           <w:rFonts w:ascii="宋体" w:hAnsi="宋体" w:hint="eastAsia"/>
           <w:bCs/>
         </w:rPr>
-        <w:t>整机联调与上机实测：按键映射确认、帧率验证（静态 ~800fps / 动画 100-200fps）、断电数据恢复验证、功能逐一验收，整理设计文档与答辩材料。</w:t>
+      </w:pPr>
+      <w:r>
+        <w:rPr>
+          <w:rFonts w:ascii="宋体" w:hAnsi="宋体" w:hint="eastAsia"/>
+          <w:bCs/>
+        </w:rPr>
+        <w:t>整机联调与上机实测：按键映射确认、帧率验证、断电数据恢复验证、功能逐一验收，整理设计文档与答辩材料。</w:t>
       </w:r>
     </w:p>
     <w:p>
@@ -570,7 +585,7 @@
           <w:numId w:val="19"/>
         </w:numPr>
         <w:rPr>
-          <w:rFonts w:ascii="宋体" w:hAnsi="宋体"/>
+          <w:rFonts w:ascii="宋体" w:hAnsi="宋体" w:hint="eastAsia"/>
           <w:bCs/>
         </w:rPr>
       </w:pPr>
@@ -621,8 +636,8 @@
       </w:tblPr>
       <w:tblGrid>
         <w:gridCol w:w="828"/>
-        <w:gridCol w:w="3600"/>
-        <w:gridCol w:w="2700"/>
+        <w:gridCol w:w="4100"/>
+        <w:gridCol w:w="2200"/>
         <w:gridCol w:w="1800"/>
       </w:tblGrid>
       <w:tr>
@@ -653,7 +668,7 @@
         </w:tc>
         <w:tc>
           <w:tcPr>
-            <w:tcW w:w="3600" w:type="dxa"/>
+            <w:tcW w:w="4100" w:type="dxa"/>
             <w:vAlign w:val="center"/>
           </w:tcPr>
           <w:p>
@@ -678,7 +693,7 @@
         </w:tc>
         <w:tc>
           <w:tcPr>
-            <w:tcW w:w="2700" w:type="dxa"/>
+            <w:tcW w:w="2200" w:type="dxa"/>
             <w:vAlign w:val="center"/>
           </w:tcPr>
           <w:p>
@@ -752,7 +767,7 @@
         </w:tc>
         <w:tc>
           <w:tcPr>
-            <w:tcW w:w="3600" w:type="dxa"/>
+            <w:tcW w:w="4100" w:type="dxa"/>
           </w:tcPr>
           <w:p>
             <w:pPr>
@@ -767,26 +782,41 @@
                 <w:rFonts w:ascii="宋体" w:hAnsi="宋体" w:hint="eastAsia"/>
                 <w:bCs/>
               </w:rPr>
-              <w:t>需求分析、硬件资源盘点与可行性评估</w:t>
+              <w:t>需求分析、硬件资源盘点</w:t>
+            </w:r>
+            <w:r>
+              <w:rPr>
+                <w:rFonts w:ascii="宋体" w:hAnsi="宋体" w:hint="eastAsia"/>
+                <w:bCs/>
+              </w:rPr>
+              <w:t>及</w:t>
+            </w:r>
+            <w:r>
+              <w:rPr>
+                <w:rFonts w:ascii="宋体" w:hAnsi="宋体" w:hint="eastAsia"/>
+                <w:bCs/>
+              </w:rPr>
+              <w:t>可行性评估</w:t>
             </w:r>
           </w:p>
         </w:tc>
         <w:tc>
           <w:tcPr>
-            <w:tcW w:w="2700" w:type="dxa"/>
+            <w:tcW w:w="2200" w:type="dxa"/>
           </w:tcPr>
           <w:p>
             <w:pPr>
               <w:spacing w:line="360" w:lineRule="auto"/>
-              <w:rPr>
-                <w:rFonts w:ascii="宋体" w:hAnsi="宋体" w:hint="eastAsia"/>
-                <w:sz w:val="24"/>
+              <w:jc w:val="center"/>
+              <w:rPr>
+                <w:rFonts w:ascii="宋体" w:hAnsi="宋体" w:hint="eastAsia"/>
+                <w:bCs/>
               </w:rPr>
             </w:pPr>
             <w:r>
               <w:rPr>
                 <w:rFonts w:ascii="宋体" w:hAnsi="宋体"/>
-                <w:sz w:val="24"/>
+                <w:bCs/>
               </w:rPr>
               <w:t>2026-08-13</w:t>
             </w:r>
@@ -799,15 +829,16 @@
           <w:p>
             <w:pPr>
               <w:spacing w:line="360" w:lineRule="auto"/>
-              <w:rPr>
-                <w:rFonts w:ascii="宋体" w:hAnsi="宋体" w:hint="eastAsia"/>
-                <w:sz w:val="24"/>
+              <w:jc w:val="center"/>
+              <w:rPr>
+                <w:rFonts w:ascii="宋体" w:hAnsi="宋体" w:hint="eastAsia"/>
+                <w:bCs/>
               </w:rPr>
             </w:pPr>
             <w:r>
               <w:rPr>
                 <w:rFonts w:ascii="宋体" w:hAnsi="宋体" w:hint="eastAsia"/>
-                <w:sz w:val="24"/>
+                <w:bCs/>
               </w:rPr>
               <w:t>已完成</w:t>
             </w:r>
@@ -839,7 +870,7 @@
         </w:tc>
         <w:tc>
           <w:tcPr>
-            <w:tcW w:w="3600" w:type="dxa"/>
+            <w:tcW w:w="4100" w:type="dxa"/>
           </w:tcPr>
           <w:p>
             <w:pPr>
@@ -852,7 +883,7 @@
             <w:r>
               <w:rPr>
                 <w:rFonts w:ascii="宋体" w:hAnsi="宋体" w:hint="eastAsia"/>
-                <w:sz w:val="24"/>
+                <w:bCs/>
               </w:rPr>
               <w:t>OLED_UI 框架 C51 移植</w:t>
             </w:r>
@@ -860,20 +891,21 @@
         </w:tc>
         <w:tc>
           <w:tcPr>
-            <w:tcW w:w="2700" w:type="dxa"/>
+            <w:tcW w:w="2200" w:type="dxa"/>
           </w:tcPr>
           <w:p>
             <w:pPr>
               <w:spacing w:line="360" w:lineRule="auto"/>
-              <w:rPr>
-                <w:rFonts w:ascii="宋体" w:hAnsi="宋体" w:hint="eastAsia"/>
-                <w:sz w:val="24"/>
+              <w:jc w:val="center"/>
+              <w:rPr>
+                <w:rFonts w:ascii="宋体" w:hAnsi="宋体" w:hint="eastAsia"/>
+                <w:bCs/>
               </w:rPr>
             </w:pPr>
             <w:r>
               <w:rPr>
                 <w:rFonts w:ascii="宋体" w:hAnsi="宋体"/>
-                <w:sz w:val="24"/>
+                <w:bCs/>
               </w:rPr>
               <w:t>2026-08-15</w:t>
             </w:r>
@@ -886,15 +918,16 @@
           <w:p>
             <w:pPr>
               <w:spacing w:line="360" w:lineRule="auto"/>
-              <w:rPr>
-                <w:rFonts w:ascii="宋体" w:hAnsi="宋体" w:hint="eastAsia"/>
-                <w:sz w:val="24"/>
+              <w:jc w:val="center"/>
+              <w:rPr>
+                <w:rFonts w:ascii="宋体" w:hAnsi="宋体" w:hint="eastAsia"/>
+                <w:bCs/>
               </w:rPr>
             </w:pPr>
             <w:r>
               <w:rPr>
                 <w:rFonts w:ascii="宋体" w:hAnsi="宋体" w:hint="eastAsia"/>
-                <w:sz w:val="24"/>
+                <w:bCs/>
               </w:rPr>
               <w:t>已完成</w:t>
             </w:r>
@@ -926,30 +959,52 @@
         </w:tc>
         <w:tc>
           <w:tcPr>
-            <w:tcW w:w="3600" w:type="dxa"/>
+            <w:tcW w:w="4100" w:type="dxa"/>
           </w:tcPr>
           <w:p>
             <w:pPr>
               <w:spacing w:line="360" w:lineRule="auto"/>
               <w:rPr>
                 <w:rFonts w:ascii="宋体" w:hAnsi="宋体" w:hint="eastAsia"/>
-                <w:sz w:val="24"/>
+                <w:bCs/>
               </w:rPr>
             </w:pPr>
+            <w:r>
+              <w:rPr>
+                <w:rFonts w:ascii="宋体" w:hAnsi="宋体" w:hint="eastAsia"/>
+                <w:bCs/>
+              </w:rPr>
+              <w:t>帧率优化、显示容错、虚拟OLED调试</w:t>
+            </w:r>
           </w:p>
         </w:tc>
         <w:tc>
           <w:tcPr>
-            <w:tcW w:w="2700" w:type="dxa"/>
+            <w:tcW w:w="2200" w:type="dxa"/>
           </w:tcPr>
           <w:p>
             <w:pPr>
               <w:spacing w:line="360" w:lineRule="auto"/>
-              <w:rPr>
-                <w:rFonts w:ascii="宋体" w:hAnsi="宋体" w:hint="eastAsia"/>
-                <w:sz w:val="24"/>
+              <w:jc w:val="center"/>
+              <w:rPr>
+                <w:rFonts w:ascii="宋体" w:hAnsi="宋体" w:hint="eastAsia"/>
+                <w:bCs/>
               </w:rPr>
             </w:pPr>
+            <w:r>
+              <w:rPr>
+                <w:rFonts w:ascii="宋体" w:hAnsi="宋体"/>
+                <w:bCs/>
+              </w:rPr>
+              <w:t>2026-08-1</w:t>
+            </w:r>
+            <w:r>
+              <w:rPr>
+                <w:rFonts w:ascii="宋体" w:hAnsi="宋体" w:hint="eastAsia"/>
+                <w:bCs/>
+              </w:rPr>
+              <w:t>7</w:t>
+            </w:r>
           </w:p>
         </w:tc>
         <w:tc>
@@ -959,11 +1014,19 @@
           <w:p>
             <w:pPr>
               <w:spacing w:line="360" w:lineRule="auto"/>
-              <w:rPr>
-                <w:rFonts w:ascii="宋体" w:hAnsi="宋体" w:hint="eastAsia"/>
-                <w:sz w:val="24"/>
+              <w:jc w:val="center"/>
+              <w:rPr>
+                <w:rFonts w:ascii="宋体" w:hAnsi="宋体" w:hint="eastAsia"/>
+                <w:bCs/>
               </w:rPr>
             </w:pPr>
+            <w:r>
+              <w:rPr>
+                <w:rFonts w:ascii="宋体" w:hAnsi="宋体" w:hint="eastAsia"/>
+                <w:bCs/>
+              </w:rPr>
+              <w:t>已完成</w:t>
+            </w:r>
           </w:p>
         </w:tc>
       </w:tr>
@@ -992,30 +1055,45 @@
         </w:tc>
         <w:tc>
           <w:tcPr>
-            <w:tcW w:w="3600" w:type="dxa"/>
+            <w:tcW w:w="4100" w:type="dxa"/>
           </w:tcPr>
           <w:p>
             <w:pPr>
               <w:spacing w:line="360" w:lineRule="auto"/>
               <w:rPr>
                 <w:rFonts w:ascii="宋体" w:hAnsi="宋体" w:hint="eastAsia"/>
-                <w:sz w:val="24"/>
+                <w:bCs/>
               </w:rPr>
             </w:pPr>
+            <w:r>
+              <w:rPr>
+                <w:rFonts w:ascii="宋体" w:hAnsi="宋体" w:hint="eastAsia"/>
+                <w:bCs/>
+              </w:rPr>
+              <w:t>红外遥控功能</w:t>
+            </w:r>
           </w:p>
         </w:tc>
         <w:tc>
           <w:tcPr>
-            <w:tcW w:w="2700" w:type="dxa"/>
+            <w:tcW w:w="2200" w:type="dxa"/>
           </w:tcPr>
           <w:p>
             <w:pPr>
               <w:spacing w:line="360" w:lineRule="auto"/>
-              <w:rPr>
-                <w:rFonts w:ascii="宋体" w:hAnsi="宋体" w:hint="eastAsia"/>
-                <w:sz w:val="24"/>
+              <w:jc w:val="center"/>
+              <w:rPr>
+                <w:rFonts w:ascii="宋体" w:hAnsi="宋体" w:hint="eastAsia"/>
+                <w:bCs/>
               </w:rPr>
             </w:pPr>
+            <w:r>
+              <w:rPr>
+                <w:rFonts w:ascii="宋体" w:hAnsi="宋体" w:hint="eastAsia"/>
+                <w:bCs/>
+              </w:rPr>
+              <w:t>2026-08-18</w:t>
+            </w:r>
           </w:p>
         </w:tc>
         <w:tc>
@@ -1025,11 +1103,464 @@
           <w:p>
             <w:pPr>
               <w:spacing w:line="360" w:lineRule="auto"/>
+              <w:jc w:val="center"/>
+              <w:rPr>
+                <w:rFonts w:ascii="宋体" w:hAnsi="宋体" w:hint="eastAsia"/>
+                <w:bCs/>
+              </w:rPr>
+            </w:pPr>
+            <w:r>
+              <w:rPr>
+                <w:rFonts w:ascii="宋体" w:hAnsi="宋体" w:hint="eastAsia"/>
+                <w:bCs/>
+              </w:rPr>
+              <w:t>已完成</w:t>
+            </w:r>
+          </w:p>
+        </w:tc>
+      </w:tr>
+      <w:tr>
+        <w:tc>
+          <w:tcPr>
+            <w:tcW w:w="828" w:type="dxa"/>
+          </w:tcPr>
+          <w:p>
+            <w:pPr>
+              <w:spacing w:line="360" w:lineRule="auto"/>
+              <w:jc w:val="center"/>
               <w:rPr>
                 <w:rFonts w:ascii="宋体" w:hAnsi="宋体" w:hint="eastAsia"/>
                 <w:sz w:val="24"/>
               </w:rPr>
             </w:pPr>
+            <w:r>
+              <w:rPr>
+                <w:rFonts w:ascii="宋体" w:hAnsi="宋体" w:hint="eastAsia"/>
+                <w:sz w:val="24"/>
+              </w:rPr>
+              <w:t>5</w:t>
+            </w:r>
+          </w:p>
+        </w:tc>
+        <w:tc>
+          <w:tcPr>
+            <w:tcW w:w="4100" w:type="dxa"/>
+          </w:tcPr>
+          <w:p>
+            <w:pPr>
+              <w:spacing w:line="360" w:lineRule="auto"/>
+              <w:rPr>
+                <w:rFonts w:ascii="宋体" w:hAnsi="宋体" w:hint="eastAsia"/>
+                <w:bCs/>
+              </w:rPr>
+            </w:pPr>
+            <w:r>
+              <w:rPr>
+                <w:rFonts w:ascii="宋体" w:hAnsi="宋体" w:hint="eastAsia"/>
+                <w:bCs/>
+              </w:rPr>
+              <w:t>时间页</w:t>
+            </w:r>
+          </w:p>
+        </w:tc>
+        <w:tc>
+          <w:tcPr>
+            <w:tcW w:w="2200" w:type="dxa"/>
+          </w:tcPr>
+          <w:p>
+            <w:pPr>
+              <w:spacing w:line="360" w:lineRule="auto"/>
+              <w:jc w:val="center"/>
+              <w:rPr>
+                <w:rFonts w:ascii="宋体" w:hAnsi="宋体" w:hint="eastAsia"/>
+                <w:bCs/>
+              </w:rPr>
+            </w:pPr>
+            <w:r>
+              <w:rPr>
+                <w:rFonts w:ascii="宋体" w:hAnsi="宋体" w:hint="eastAsia"/>
+                <w:bCs/>
+              </w:rPr>
+              <w:t>2026-08-19</w:t>
+            </w:r>
+          </w:p>
+        </w:tc>
+        <w:tc>
+          <w:tcPr>
+            <w:tcW w:w="1800" w:type="dxa"/>
+          </w:tcPr>
+          <w:p>
+            <w:pPr>
+              <w:spacing w:line="360" w:lineRule="auto"/>
+              <w:jc w:val="center"/>
+              <w:rPr>
+                <w:rFonts w:ascii="宋体" w:hAnsi="宋体" w:hint="eastAsia"/>
+                <w:bCs/>
+              </w:rPr>
+            </w:pPr>
+            <w:r>
+              <w:rPr>
+                <w:rFonts w:ascii="宋体" w:hAnsi="宋体" w:hint="eastAsia"/>
+                <w:bCs/>
+              </w:rPr>
+              <w:t>已完成</w:t>
+            </w:r>
+          </w:p>
+        </w:tc>
+      </w:tr>
+      <w:tr>
+        <w:tc>
+          <w:tcPr>
+            <w:tcW w:w="828" w:type="dxa"/>
+          </w:tcPr>
+          <w:p>
+            <w:pPr>
+              <w:spacing w:line="360" w:lineRule="auto"/>
+              <w:jc w:val="center"/>
+              <w:rPr>
+                <w:rFonts w:ascii="宋体" w:hAnsi="宋体" w:hint="eastAsia"/>
+                <w:sz w:val="24"/>
+              </w:rPr>
+            </w:pPr>
+            <w:r>
+              <w:rPr>
+                <w:rFonts w:ascii="宋体" w:hAnsi="宋体" w:hint="eastAsia"/>
+                <w:sz w:val="24"/>
+              </w:rPr>
+              <w:t>6</w:t>
+            </w:r>
+          </w:p>
+        </w:tc>
+        <w:tc>
+          <w:tcPr>
+            <w:tcW w:w="4100" w:type="dxa"/>
+          </w:tcPr>
+          <w:p>
+            <w:pPr>
+              <w:spacing w:line="360" w:lineRule="auto"/>
+              <w:rPr>
+                <w:rFonts w:ascii="宋体" w:hAnsi="宋体" w:hint="eastAsia"/>
+                <w:bCs/>
+              </w:rPr>
+            </w:pPr>
+            <w:r>
+              <w:rPr>
+                <w:rFonts w:ascii="宋体" w:hAnsi="宋体" w:hint="eastAsia"/>
+                <w:bCs/>
+              </w:rPr>
+              <w:t>测温仪 + 计算器</w:t>
+            </w:r>
+          </w:p>
+        </w:tc>
+        <w:tc>
+          <w:tcPr>
+            <w:tcW w:w="2200" w:type="dxa"/>
+          </w:tcPr>
+          <w:p>
+            <w:pPr>
+              <w:spacing w:line="360" w:lineRule="auto"/>
+              <w:jc w:val="center"/>
+              <w:rPr>
+                <w:rFonts w:ascii="宋体" w:hAnsi="宋体" w:hint="eastAsia"/>
+                <w:bCs/>
+              </w:rPr>
+            </w:pPr>
+            <w:r>
+              <w:rPr>
+                <w:rFonts w:ascii="宋体" w:hAnsi="宋体" w:hint="eastAsia"/>
+                <w:bCs/>
+              </w:rPr>
+              <w:t>2026-08-23</w:t>
+            </w:r>
+          </w:p>
+        </w:tc>
+        <w:tc>
+          <w:tcPr>
+            <w:tcW w:w="1800" w:type="dxa"/>
+          </w:tcPr>
+          <w:p>
+            <w:pPr>
+              <w:spacing w:line="360" w:lineRule="auto"/>
+              <w:jc w:val="center"/>
+              <w:rPr>
+                <w:rFonts w:ascii="宋体" w:hAnsi="宋体" w:hint="eastAsia"/>
+                <w:bCs/>
+              </w:rPr>
+            </w:pPr>
+            <w:r>
+              <w:rPr>
+                <w:rFonts w:ascii="宋体" w:hAnsi="宋体" w:hint="eastAsia"/>
+                <w:bCs/>
+              </w:rPr>
+              <w:t>待完成</w:t>
+            </w:r>
+          </w:p>
+        </w:tc>
+      </w:tr>
+      <w:tr>
+        <w:tc>
+          <w:tcPr>
+            <w:tcW w:w="828" w:type="dxa"/>
+          </w:tcPr>
+          <w:p>
+            <w:pPr>
+              <w:spacing w:line="360" w:lineRule="auto"/>
+              <w:jc w:val="center"/>
+              <w:rPr>
+                <w:rFonts w:ascii="宋体" w:hAnsi="宋体" w:hint="eastAsia"/>
+                <w:sz w:val="24"/>
+              </w:rPr>
+            </w:pPr>
+            <w:r>
+              <w:rPr>
+                <w:rFonts w:ascii="宋体" w:hAnsi="宋体" w:hint="eastAsia"/>
+                <w:sz w:val="24"/>
+              </w:rPr>
+              <w:t>7</w:t>
+            </w:r>
+          </w:p>
+        </w:tc>
+        <w:tc>
+          <w:tcPr>
+            <w:tcW w:w="4100" w:type="dxa"/>
+          </w:tcPr>
+          <w:p>
+            <w:pPr>
+              <w:spacing w:line="360" w:lineRule="auto"/>
+              <w:rPr>
+                <w:rFonts w:ascii="宋体" w:hAnsi="宋体" w:hint="eastAsia"/>
+                <w:bCs/>
+              </w:rPr>
+            </w:pPr>
+            <w:r>
+              <w:rPr>
+                <w:rFonts w:ascii="宋体" w:hAnsi="宋体" w:hint="eastAsia"/>
+                <w:bCs/>
+              </w:rPr>
+              <w:t>闹钟 + 秒表</w:t>
+            </w:r>
+          </w:p>
+        </w:tc>
+        <w:tc>
+          <w:tcPr>
+            <w:tcW w:w="2200" w:type="dxa"/>
+          </w:tcPr>
+          <w:p>
+            <w:pPr>
+              <w:spacing w:line="360" w:lineRule="auto"/>
+              <w:jc w:val="center"/>
+              <w:rPr>
+                <w:rFonts w:ascii="宋体" w:hAnsi="宋体" w:hint="eastAsia"/>
+                <w:bCs/>
+              </w:rPr>
+            </w:pPr>
+            <w:r>
+              <w:rPr>
+                <w:rFonts w:ascii="宋体" w:hAnsi="宋体" w:hint="eastAsia"/>
+                <w:bCs/>
+              </w:rPr>
+              <w:t>2026-08-27</w:t>
+            </w:r>
+          </w:p>
+        </w:tc>
+        <w:tc>
+          <w:tcPr>
+            <w:tcW w:w="1800" w:type="dxa"/>
+          </w:tcPr>
+          <w:p>
+            <w:pPr>
+              <w:spacing w:line="360" w:lineRule="auto"/>
+              <w:jc w:val="center"/>
+              <w:rPr>
+                <w:rFonts w:ascii="宋体" w:hAnsi="宋体" w:hint="eastAsia"/>
+                <w:bCs/>
+              </w:rPr>
+            </w:pPr>
+            <w:r>
+              <w:rPr>
+                <w:rFonts w:ascii="宋体" w:hAnsi="宋体" w:hint="eastAsia"/>
+                <w:bCs/>
+              </w:rPr>
+              <w:t>待完成</w:t>
+            </w:r>
+          </w:p>
+        </w:tc>
+      </w:tr>
+      <w:tr>
+        <w:tc>
+          <w:tcPr>
+            <w:tcW w:w="828" w:type="dxa"/>
+          </w:tcPr>
+          <w:p>
+            <w:pPr>
+              <w:spacing w:line="360" w:lineRule="auto"/>
+              <w:jc w:val="center"/>
+              <w:rPr>
+                <w:rFonts w:ascii="宋体" w:hAnsi="宋体" w:hint="eastAsia"/>
+                <w:sz w:val="24"/>
+              </w:rPr>
+            </w:pPr>
+            <w:r>
+              <w:rPr>
+                <w:rFonts w:ascii="宋体" w:hAnsi="宋体" w:hint="eastAsia"/>
+                <w:sz w:val="24"/>
+              </w:rPr>
+              <w:t>8</w:t>
+            </w:r>
+          </w:p>
+        </w:tc>
+        <w:tc>
+          <w:tcPr>
+            <w:tcW w:w="4100" w:type="dxa"/>
+          </w:tcPr>
+          <w:p>
+            <w:pPr>
+              <w:spacing w:line="360" w:lineRule="auto"/>
+              <w:rPr>
+                <w:rFonts w:ascii="宋体" w:hAnsi="宋体" w:hint="eastAsia"/>
+                <w:bCs/>
+              </w:rPr>
+            </w:pPr>
+            <w:r>
+              <w:rPr>
+                <w:rFonts w:ascii="宋体" w:hAnsi="宋体" w:hint="eastAsia"/>
+                <w:bCs/>
+              </w:rPr>
+              <w:t>串口通信</w:t>
+            </w:r>
+          </w:p>
+        </w:tc>
+        <w:tc>
+          <w:tcPr>
+            <w:tcW w:w="2200" w:type="dxa"/>
+          </w:tcPr>
+          <w:p>
+            <w:pPr>
+              <w:spacing w:line="360" w:lineRule="auto"/>
+              <w:jc w:val="center"/>
+              <w:rPr>
+                <w:rFonts w:ascii="宋体" w:hAnsi="宋体" w:hint="eastAsia"/>
+                <w:bCs/>
+              </w:rPr>
+            </w:pPr>
+            <w:r>
+              <w:rPr>
+                <w:rFonts w:ascii="宋体" w:hAnsi="宋体" w:hint="eastAsia"/>
+                <w:bCs/>
+              </w:rPr>
+              <w:t>2026-08-31</w:t>
+            </w:r>
+          </w:p>
+        </w:tc>
+        <w:tc>
+          <w:tcPr>
+            <w:tcW w:w="1800" w:type="dxa"/>
+          </w:tcPr>
+          <w:p>
+            <w:pPr>
+              <w:spacing w:line="360" w:lineRule="auto"/>
+              <w:jc w:val="center"/>
+              <w:rPr>
+                <w:rFonts w:ascii="宋体" w:hAnsi="宋体" w:hint="eastAsia"/>
+                <w:bCs/>
+              </w:rPr>
+            </w:pPr>
+            <w:r>
+              <w:rPr>
+                <w:rFonts w:ascii="宋体" w:hAnsi="宋体" w:hint="eastAsia"/>
+                <w:bCs/>
+              </w:rPr>
+              <w:t>待完成</w:t>
+            </w:r>
+          </w:p>
+        </w:tc>
+      </w:tr>
+      <w:tr>
+        <w:tc>
+          <w:tcPr>
+            <w:tcW w:w="828" w:type="dxa"/>
+          </w:tcPr>
+          <w:p>
+            <w:pPr>
+              <w:spacing w:line="360" w:lineRule="auto"/>
+              <w:jc w:val="center"/>
+              <w:rPr>
+                <w:rFonts w:ascii="宋体" w:hAnsi="宋体" w:hint="eastAsia"/>
+                <w:sz w:val="24"/>
+              </w:rPr>
+            </w:pPr>
+            <w:r>
+              <w:rPr>
+                <w:rFonts w:ascii="宋体" w:hAnsi="宋体" w:hint="eastAsia"/>
+                <w:sz w:val="24"/>
+              </w:rPr>
+              <w:t>9</w:t>
+            </w:r>
+          </w:p>
+        </w:tc>
+        <w:tc>
+          <w:tcPr>
+            <w:tcW w:w="4100" w:type="dxa"/>
+          </w:tcPr>
+          <w:p>
+            <w:pPr>
+              <w:spacing w:line="360" w:lineRule="auto"/>
+              <w:rPr>
+                <w:rFonts w:ascii="宋体" w:hAnsi="宋体" w:hint="eastAsia"/>
+                <w:bCs/>
+              </w:rPr>
+            </w:pPr>
+            <w:r>
+              <w:rPr>
+                <w:rFonts w:ascii="宋体" w:hAnsi="宋体" w:hint="eastAsia"/>
+                <w:bCs/>
+              </w:rPr>
+              <w:t>游戏机</w:t>
+            </w:r>
+          </w:p>
+        </w:tc>
+        <w:tc>
+          <w:tcPr>
+            <w:tcW w:w="2200" w:type="dxa"/>
+          </w:tcPr>
+          <w:p>
+            <w:pPr>
+              <w:spacing w:line="360" w:lineRule="auto"/>
+              <w:jc w:val="center"/>
+              <w:rPr>
+                <w:rFonts w:ascii="宋体" w:hAnsi="宋体" w:hint="eastAsia"/>
+                <w:bCs/>
+              </w:rPr>
+            </w:pPr>
+            <w:r>
+              <w:rPr>
+                <w:rFonts w:ascii="宋体" w:hAnsi="宋体" w:hint="eastAsia"/>
+                <w:bCs/>
+              </w:rPr>
+              <w:t>2026-09-05</w:t>
+            </w:r>
+          </w:p>
+        </w:tc>
+        <w:tc>
+          <w:tcPr>
+            <w:tcW w:w="1800" w:type="dxa"/>
+          </w:tcPr>
+          <w:p>
+            <w:pPr>
+              <w:spacing w:line="360" w:lineRule="auto"/>
+              <w:jc w:val="center"/>
+              <w:rPr>
+                <w:rFonts w:ascii="宋体" w:hAnsi="宋体" w:hint="eastAsia"/>
+                <w:bCs/>
+              </w:rPr>
+            </w:pPr>
+            <w:r>
+              <w:rPr>
+                <w:rFonts w:ascii="宋体" w:hAnsi="宋体" w:hint="eastAsia"/>
+                <w:bCs/>
+              </w:rPr>
+              <w:t>待完成</w:t>
+            </w:r>
           </w:p>
         </w:tc>
       </w:tr>
@@ -1073,7 +1604,29 @@
           <w:rFonts w:ascii="宋体" w:hAnsi="宋体" w:hint="eastAsia"/>
           <w:bCs/>
         </w:rPr>
-        <w:t>硬件成果：在 STC8H8K64U 实验箱上实现电子手表风格 UI 菜单系统，磁贴桌面 + 多级菜单 + 设置/关于/时间页（大时钟显示 + 页内编辑 + 断电恢复）等功能全部可操作，界面流畅（静态 ~800fps、动画 100-200fps），红外遥控全场操作（键盘兜底），测温 / 串口 / 计算器 / 游戏等功能按计划接入后可现场演示；显示自愈（超时保护 + 周期全刷），长时间运行稳定。</w:t>
+        <w:t>硬件成果：在 STC8H8K64U 实验箱上实现电子手表风格 UI 菜单系统，磁贴桌面 + 多级</w:t>
+      </w:r>
+      <w:r>
+        <w:rPr>
+          <w:rFonts w:ascii="宋体" w:hAnsi="宋体" w:hint="eastAsia"/>
+          <w:bCs/>
+        </w:rPr>
+        <w:lastRenderedPageBreak/>
+        <w:t>菜单 + 设置/</w:t>
+      </w:r>
+      <w:r>
+        <w:rPr>
+          <w:rFonts w:ascii="宋体" w:hAnsi="宋体" w:hint="eastAsia"/>
+          <w:bCs/>
+        </w:rPr>
+        <w:t>闹钟</w:t>
+      </w:r>
+      <w:r>
+        <w:rPr>
+          <w:rFonts w:ascii="宋体" w:hAnsi="宋体" w:hint="eastAsia"/>
+          <w:bCs/>
+        </w:rPr>
+        <w:t>/时间页等功能全部可操作，界面流畅，红外遥控全场操作（键盘兜底），测温 / 串口 / 计算器 / 游戏等功能按计划接入后可现场演示；显示自愈（超时保护 + 周期全刷），长时间运行稳定。</w:t>
       </w:r>
     </w:p>
     <w:p>
@@ -1092,8 +1645,7 @@
           <w:rFonts w:ascii="宋体" w:hAnsi="宋体" w:hint="eastAsia"/>
           <w:bCs/>
         </w:rPr>
-        <w:lastRenderedPageBreak/>
-        <w:t>软件成果：完整 Keil C51 工程源码（应用页层 / UI 框架层 / 驱动层 / 平台适配层分层架构，约 4.8 万字节代码 + 0.77 万字节字模），编译 0 Error / 2 Warning，烧录（IRC 24.000MHz）后稳定运行。</w:t>
+        <w:t>软件成果：完整 Keil C51 工程源码（应用页层 / UI 框架层 / 驱动层 / 平台适配层分层架构），编译 0 Error，烧录（IRC 24.000MHz）后稳定运行。</w:t>
       </w:r>
     </w:p>
     <w:p>
@@ -1103,16 +1655,30 @@
           <w:numId w:val="20"/>
         </w:numPr>
         <w:rPr>
-          <w:rFonts w:ascii="宋体" w:hAnsi="宋体"/>
-          <w:bCs/>
-        </w:rPr>
-      </w:pPr>
-      <w:r>
-        <w:rPr>
           <w:rFonts w:ascii="宋体" w:hAnsi="宋体" w:hint="eastAsia"/>
           <w:bCs/>
         </w:rPr>
-        <w:t>文档成果：可行性评估报告、项目介绍（架构设计、移植记录、踩坑记录、功能详述）、上机实测记录、计划书与答辩 PPT 等全套课程设计文档。</w:t>
+      </w:pPr>
+      <w:r>
+        <w:rPr>
+          <w:rFonts w:ascii="宋体" w:hAnsi="宋体" w:hint="eastAsia"/>
+          <w:bCs/>
+        </w:rPr>
+        <w:t>文档成果：</w:t>
+      </w:r>
+      <w:r>
+        <w:rPr>
+          <w:rFonts w:ascii="宋体" w:hAnsi="宋体" w:hint="eastAsia"/>
+          <w:bCs/>
+        </w:rPr>
+        <w:t>《微机与单片机系统综合实验》任务书</w:t>
+      </w:r>
+      <w:r>
+        <w:rPr>
+          <w:rFonts w:ascii="宋体" w:hAnsi="宋体" w:hint="eastAsia"/>
+          <w:bCs/>
+        </w:rPr>
+        <w:t>与答辩 PPT 等课程设计文档。</w:t>
       </w:r>
     </w:p>
     <w:p>
@@ -1507,79 +2073,7 @@
         <w:spacing w:line="360" w:lineRule="auto"/>
         <w:ind w:leftChars="1200" w:left="2520" w:firstLineChars="800" w:firstLine="1920"/>
         <w:rPr>
-          <w:sz w:val="24"/>
-        </w:rPr>
-      </w:pPr>
-      <w:r>
-        <w:rPr>
           <w:rFonts w:hint="eastAsia"/>
-          <w:sz w:val="24"/>
-        </w:rPr>
-        <w:t xml:space="preserve">    </w:t>
-      </w:r>
-      <w:r>
-        <w:rPr>
-          <w:rFonts w:hint="eastAsia"/>
-          <w:sz w:val="24"/>
-        </w:rPr>
-        <w:t>2026</w:t>
-      </w:r>
-      <w:r>
-        <w:rPr>
-          <w:rFonts w:hint="eastAsia"/>
-          <w:sz w:val="24"/>
-        </w:rPr>
-        <w:t>年</w:t>
-      </w:r>
-      <w:r>
-        <w:rPr>
-          <w:rFonts w:hint="eastAsia"/>
-          <w:sz w:val="24"/>
-        </w:rPr>
-        <w:t xml:space="preserve">  </w:t>
-      </w:r>
-      <w:r>
-        <w:rPr>
-          <w:rFonts w:hint="eastAsia"/>
-          <w:sz w:val="24"/>
-        </w:rPr>
-        <w:t>8</w:t>
-      </w:r>
-      <w:r>
-        <w:rPr>
-          <w:rFonts w:hint="eastAsia"/>
-          <w:sz w:val="24"/>
-        </w:rPr>
-        <w:t xml:space="preserve"> </w:t>
-      </w:r>
-      <w:r>
-        <w:rPr>
-          <w:rFonts w:hint="eastAsia"/>
-          <w:sz w:val="24"/>
-        </w:rPr>
-        <w:t>月</w:t>
-      </w:r>
-      <w:r>
-        <w:rPr>
-          <w:rFonts w:hint="eastAsia"/>
-          <w:sz w:val="24"/>
-        </w:rPr>
-        <w:t xml:space="preserve">    </w:t>
-      </w:r>
-      <w:r>
-        <w:rPr>
-          <w:rFonts w:hint="eastAsia"/>
-          <w:sz w:val="24"/>
-        </w:rPr>
-        <w:t>日</w:t>
-      </w:r>
-    </w:p>
-    <w:p>
-      <w:pPr>
-        <w:spacing w:line="360" w:lineRule="auto"/>
-        <w:ind w:leftChars="1200" w:left="2520" w:firstLineChars="800" w:firstLine="1920"/>
-        <w:jc w:val="left"/>
-        <w:rPr>
           <w:sz w:val="24"/>
         </w:rPr>
         <w:sectPr>
@@ -1589,2868 +2083,116 @@
           <w:docGrid w:type="lines" w:linePitch="312"/>
         </w:sectPr>
       </w:pPr>
-    </w:p>
-    <w:p>
-      <w:pPr>
-        <w:pStyle w:val="1"/>
-        <w:rPr>
-          <w:highlight w:val="yellow"/>
-        </w:rPr>
-      </w:pPr>
-      <w:r>
-        <w:rPr>
-          <w:rFonts w:hint="eastAsia"/>
-          <w:highlight w:val="yellow"/>
-        </w:rPr>
-        <w:lastRenderedPageBreak/>
-        <w:t>注意：请大家根据参考选题或自选题目，自行按照上面任务书格式要求撰写完整的任务书。开学后找指导老师审核后开始实训项目。</w:t>
-      </w:r>
-    </w:p>
-    <w:p>
-      <w:pPr>
-        <w:pStyle w:val="1"/>
-        <w:numPr>
-          <w:ilvl w:val="0"/>
-          <w:numId w:val="5"/>
-        </w:numPr>
-        <w:jc w:val="center"/>
-      </w:pPr>
-      <w:r>
-        <w:rPr>
-          <w:rFonts w:hint="eastAsia"/>
-        </w:rPr>
-        <w:t>单片机数字计算器</w:t>
-      </w:r>
-    </w:p>
-    <w:p>
-      <w:pPr>
-        <w:pStyle w:val="1"/>
-      </w:pPr>
-      <w:r>
-        <w:rPr>
-          <w:rFonts w:hint="eastAsia"/>
-        </w:rPr>
-        <w:t>一、</w:t>
-      </w:r>
-      <w:r>
-        <w:rPr>
-          <w:rFonts w:hint="eastAsia"/>
-        </w:rPr>
-        <w:t xml:space="preserve"> </w:t>
-      </w:r>
-      <w:r>
-        <w:rPr>
-          <w:rFonts w:hint="eastAsia"/>
-        </w:rPr>
-        <w:t>目的与要求</w:t>
-      </w:r>
-    </w:p>
-    <w:p>
-      <w:pPr>
-        <w:numPr>
-          <w:ilvl w:val="0"/>
-          <w:numId w:val="6"/>
-        </w:numPr>
-      </w:pPr>
-      <w:r>
-        <w:rPr>
-          <w:rFonts w:ascii="宋体" w:hAnsi="宋体" w:hint="eastAsia"/>
-          <w:bCs/>
-        </w:rPr>
-        <w:t>让学生学习单片机硬件电路设计和用户程序设计，巩固课本学到的理论。</w:t>
-      </w:r>
-    </w:p>
-    <w:p>
-      <w:pPr>
-        <w:numPr>
-          <w:ilvl w:val="0"/>
-          <w:numId w:val="6"/>
-        </w:numPr>
-      </w:pPr>
-      <w:r>
-        <w:rPr>
-          <w:rFonts w:hint="eastAsia"/>
-        </w:rPr>
-        <w:t>强化学生在单片机应用系统设计开发方面的工程实践能力，培养学生系统分析问题和解决问题的能力。</w:t>
-      </w:r>
-    </w:p>
-    <w:p>
-      <w:pPr>
-        <w:pStyle w:val="1"/>
-      </w:pPr>
-      <w:r>
-        <w:rPr>
-          <w:rFonts w:hint="eastAsia"/>
-        </w:rPr>
-        <w:t>二、</w:t>
-      </w:r>
-      <w:r>
-        <w:rPr>
-          <w:rFonts w:hint="eastAsia"/>
-        </w:rPr>
-        <w:t xml:space="preserve"> </w:t>
-      </w:r>
-      <w:r>
-        <w:rPr>
-          <w:rFonts w:hint="eastAsia"/>
-        </w:rPr>
-        <w:t>主要任务</w:t>
-      </w:r>
-    </w:p>
-    <w:p>
-      <w:pPr>
-        <w:numPr>
-          <w:ilvl w:val="0"/>
-          <w:numId w:val="7"/>
-        </w:numPr>
-        <w:rPr>
-          <w:rFonts w:ascii="宋体" w:hAnsi="宋体" w:hint="eastAsia"/>
-          <w:bCs/>
-        </w:rPr>
-      </w:pPr>
-      <w:r>
-        <w:rPr>
-          <w:rFonts w:ascii="宋体" w:hAnsi="宋体" w:hint="eastAsia"/>
-          <w:bCs/>
-        </w:rPr>
-        <w:t>扩展4*4键盘，其中10个数字，5个功能键（加、减、乘、除、=），1个清零；</w:t>
-      </w:r>
-    </w:p>
-    <w:p>
-      <w:pPr>
-        <w:numPr>
-          <w:ilvl w:val="0"/>
-          <w:numId w:val="7"/>
-        </w:numPr>
-        <w:rPr>
-          <w:rFonts w:ascii="宋体" w:hAnsi="宋体" w:hint="eastAsia"/>
-          <w:bCs/>
-        </w:rPr>
-      </w:pPr>
-      <w:r>
-        <w:rPr>
-          <w:rFonts w:ascii="宋体" w:hAnsi="宋体" w:hint="eastAsia"/>
-          <w:bCs/>
-        </w:rPr>
-        <w:t>使用五位数码管接口电路；</w:t>
-      </w:r>
-    </w:p>
-    <w:p>
-      <w:pPr>
-        <w:numPr>
-          <w:ilvl w:val="0"/>
-          <w:numId w:val="7"/>
-        </w:numPr>
-        <w:rPr>
-          <w:rFonts w:ascii="宋体" w:hAnsi="宋体" w:hint="eastAsia"/>
-          <w:bCs/>
-        </w:rPr>
-      </w:pPr>
-      <w:r>
-        <w:rPr>
-          <w:rFonts w:ascii="宋体" w:hAnsi="宋体" w:hint="eastAsia"/>
-          <w:bCs/>
-        </w:rPr>
-        <w:t xml:space="preserve">完成十进制的四则运算（加、减、乘、除）； </w:t>
-      </w:r>
-    </w:p>
-    <w:p>
-      <w:pPr>
-        <w:numPr>
-          <w:ilvl w:val="0"/>
-          <w:numId w:val="7"/>
-        </w:numPr>
-        <w:rPr>
-          <w:rFonts w:ascii="宋体" w:hAnsi="宋体" w:hint="eastAsia"/>
-          <w:bCs/>
-        </w:rPr>
-      </w:pPr>
-      <w:r>
-        <w:rPr>
-          <w:rFonts w:ascii="宋体" w:hAnsi="宋体" w:hint="eastAsia"/>
-          <w:bCs/>
-        </w:rPr>
-        <w:t>实现低于三位小于255数字的连续运算；</w:t>
-      </w:r>
-    </w:p>
-    <w:p>
-      <w:pPr>
-        <w:numPr>
-          <w:ilvl w:val="0"/>
-          <w:numId w:val="7"/>
-        </w:numPr>
-        <w:rPr>
-          <w:rFonts w:ascii="宋体" w:hAnsi="宋体" w:hint="eastAsia"/>
-          <w:bCs/>
-        </w:rPr>
-      </w:pPr>
-      <w:r>
-        <w:rPr>
-          <w:rFonts w:ascii="宋体" w:hAnsi="宋体" w:hint="eastAsia"/>
-          <w:bCs/>
-        </w:rPr>
-        <w:t>使用</w:t>
-      </w:r>
-      <w:proofErr w:type="spellStart"/>
-      <w:r>
-        <w:rPr>
-          <w:rFonts w:ascii="宋体" w:hAnsi="宋体" w:hint="eastAsia"/>
-          <w:bCs/>
-        </w:rPr>
-        <w:t>keil</w:t>
-      </w:r>
-      <w:proofErr w:type="spellEnd"/>
-      <w:r>
-        <w:rPr>
-          <w:rFonts w:ascii="宋体" w:hAnsi="宋体" w:hint="eastAsia"/>
-          <w:bCs/>
-        </w:rPr>
-        <w:t xml:space="preserve"> C软件编写程序； </w:t>
-      </w:r>
-    </w:p>
-    <w:p>
-      <w:pPr>
-        <w:numPr>
-          <w:ilvl w:val="0"/>
-          <w:numId w:val="7"/>
-        </w:numPr>
-      </w:pPr>
-      <w:r>
-        <w:rPr>
-          <w:rFonts w:ascii="宋体" w:hAnsi="宋体" w:hint="eastAsia"/>
-          <w:bCs/>
-        </w:rPr>
-        <w:t>具有较强的抗干扰能力；</w:t>
-      </w:r>
-    </w:p>
-    <w:p>
-      <w:pPr>
-        <w:pStyle w:val="1"/>
-      </w:pPr>
-      <w:r>
-        <w:rPr>
-          <w:rFonts w:hint="eastAsia"/>
-        </w:rPr>
-        <w:t>三、</w:t>
-      </w:r>
-      <w:r>
-        <w:rPr>
-          <w:rFonts w:hint="eastAsia"/>
-        </w:rPr>
-        <w:t xml:space="preserve"> </w:t>
-      </w:r>
-      <w:r>
-        <w:rPr>
-          <w:rFonts w:hint="eastAsia"/>
-        </w:rPr>
-        <w:t>设计（实验）原始资料</w:t>
-      </w:r>
-    </w:p>
-    <w:p>
-      <w:r>
-        <w:rPr>
-          <w:rFonts w:hint="eastAsia"/>
-        </w:rPr>
-        <w:t xml:space="preserve">      </w:t>
-      </w:r>
-      <w:r>
-        <w:rPr>
-          <w:rFonts w:hint="eastAsia"/>
-        </w:rPr>
-        <w:t>单片机开发套件资料</w:t>
-      </w:r>
-    </w:p>
-    <w:p>
-      <w:pPr>
-        <w:spacing w:line="360" w:lineRule="auto"/>
-        <w:jc w:val="center"/>
-        <w:rPr>
-          <w:b/>
-          <w:sz w:val="36"/>
-          <w:szCs w:val="36"/>
-        </w:rPr>
-      </w:pPr>
-    </w:p>
-    <w:p>
-      <w:pPr>
-        <w:pStyle w:val="1"/>
-        <w:numPr>
-          <w:ilvl w:val="0"/>
-          <w:numId w:val="5"/>
-        </w:numPr>
-        <w:jc w:val="center"/>
-      </w:pPr>
-      <w:r>
-        <w:rPr>
-          <w:rFonts w:hint="eastAsia"/>
-        </w:rPr>
-        <w:t>简易恒温控制系统</w:t>
-      </w:r>
-    </w:p>
-    <w:p>
-      <w:pPr>
-        <w:pStyle w:val="1"/>
-      </w:pPr>
-      <w:r>
-        <w:rPr>
-          <w:rFonts w:hint="eastAsia"/>
-        </w:rPr>
-        <w:t>一、</w:t>
-      </w:r>
-      <w:r>
-        <w:rPr>
-          <w:rFonts w:hint="eastAsia"/>
-        </w:rPr>
-        <w:t xml:space="preserve"> </w:t>
-      </w:r>
-      <w:r>
-        <w:rPr>
-          <w:rFonts w:hint="eastAsia"/>
-        </w:rPr>
-        <w:t>目的与要求</w:t>
-      </w:r>
-    </w:p>
-    <w:p>
-      <w:pPr>
-        <w:numPr>
-          <w:ilvl w:val="0"/>
-          <w:numId w:val="8"/>
-        </w:numPr>
-        <w:tabs>
-          <w:tab w:val="clear" w:pos="1054"/>
-        </w:tabs>
-        <w:ind w:left="0" w:firstLine="420"/>
-      </w:pPr>
-      <w:r>
-        <w:rPr>
-          <w:rFonts w:ascii="宋体" w:hAnsi="宋体" w:hint="eastAsia"/>
-          <w:bCs/>
-        </w:rPr>
-        <w:t>让学生学习单片机硬件电路设计和用户程序设计，巩固课本学到的理论</w:t>
-      </w:r>
-    </w:p>
-    <w:p>
-      <w:pPr>
-        <w:numPr>
-          <w:ilvl w:val="0"/>
-          <w:numId w:val="8"/>
-        </w:numPr>
-        <w:tabs>
-          <w:tab w:val="clear" w:pos="1054"/>
-        </w:tabs>
-        <w:ind w:left="0" w:firstLine="420"/>
-        <w:rPr>
-          <w:rFonts w:ascii="宋体" w:hAnsi="宋体" w:hint="eastAsia"/>
-          <w:bCs/>
-        </w:rPr>
-      </w:pPr>
-      <w:r>
-        <w:rPr>
-          <w:rFonts w:ascii="宋体" w:hAnsi="宋体" w:hint="eastAsia"/>
-          <w:bCs/>
-        </w:rPr>
-        <w:t>强化学生在单片机应用系统设计开发方面的工程实践能力，培养学生系统分析问题和解决问题的能力。</w:t>
-      </w:r>
-    </w:p>
-    <w:p>
-      <w:pPr>
-        <w:pStyle w:val="1"/>
-      </w:pPr>
-      <w:r>
-        <w:rPr>
-          <w:rFonts w:hint="eastAsia"/>
-        </w:rPr>
-        <w:t>二、</w:t>
-      </w:r>
-      <w:r>
-        <w:rPr>
-          <w:rFonts w:hint="eastAsia"/>
-        </w:rPr>
-        <w:t xml:space="preserve"> </w:t>
-      </w:r>
-      <w:r>
-        <w:rPr>
-          <w:rFonts w:hint="eastAsia"/>
-        </w:rPr>
-        <w:t>主要任务</w:t>
-      </w:r>
-    </w:p>
-    <w:p>
-      <w:pPr>
-        <w:numPr>
-          <w:ilvl w:val="0"/>
-          <w:numId w:val="9"/>
-        </w:numPr>
-        <w:tabs>
-          <w:tab w:val="clear" w:pos="1054"/>
-        </w:tabs>
-        <w:ind w:left="0" w:firstLine="420"/>
-        <w:rPr>
-          <w:rFonts w:ascii="宋体" w:hAnsi="宋体" w:hint="eastAsia"/>
-          <w:bCs/>
-        </w:rPr>
-      </w:pPr>
-      <w:r>
-        <w:rPr>
-          <w:rFonts w:ascii="宋体" w:hAnsi="宋体" w:hint="eastAsia"/>
-          <w:bCs/>
-        </w:rPr>
-        <w:t>利用生活中的常用材料制作一个简易的密闭箱，选择DS</w:t>
-      </w:r>
-      <w:r>
-        <w:rPr>
-          <w:rFonts w:ascii="宋体" w:hAnsi="宋体"/>
-          <w:bCs/>
-        </w:rPr>
-        <w:t>18</w:t>
-      </w:r>
-      <w:r>
-        <w:rPr>
-          <w:rFonts w:ascii="宋体" w:hAnsi="宋体" w:hint="eastAsia"/>
-          <w:bCs/>
-        </w:rPr>
-        <w:t>B</w:t>
-      </w:r>
-      <w:r>
-        <w:rPr>
-          <w:rFonts w:ascii="宋体" w:hAnsi="宋体"/>
-          <w:bCs/>
-        </w:rPr>
-        <w:t>20</w:t>
-      </w:r>
-      <w:r>
-        <w:rPr>
-          <w:rFonts w:ascii="宋体" w:hAnsi="宋体" w:hint="eastAsia"/>
-          <w:bCs/>
-        </w:rPr>
-        <w:t>或热敏电阻配合AD转换测量温度，利用小型直流电机配合小型风扇作为降温装置，选取继电器或DA控制小型电珠作为升温装置，设计单片机程序完成温度的检测和升、降温控制，使简易密闭箱内温度保持基本恒定；</w:t>
-      </w:r>
-    </w:p>
-    <w:p>
-      <w:pPr>
-        <w:numPr>
-          <w:ilvl w:val="0"/>
-          <w:numId w:val="9"/>
-        </w:numPr>
-        <w:tabs>
-          <w:tab w:val="clear" w:pos="1054"/>
-        </w:tabs>
-        <w:ind w:left="0" w:firstLine="420"/>
-        <w:rPr>
-          <w:rFonts w:ascii="宋体" w:hAnsi="宋体" w:hint="eastAsia"/>
-          <w:bCs/>
-        </w:rPr>
-      </w:pPr>
-      <w:r>
-        <w:rPr>
-          <w:rFonts w:ascii="宋体" w:hAnsi="宋体" w:hint="eastAsia"/>
-          <w:bCs/>
-        </w:rPr>
-        <w:t>使用LED数码管或LCD显示检测的当前温度和设定的目标温度；</w:t>
-      </w:r>
-    </w:p>
-    <w:p>
-      <w:pPr>
-        <w:numPr>
-          <w:ilvl w:val="0"/>
-          <w:numId w:val="9"/>
-        </w:numPr>
-        <w:tabs>
-          <w:tab w:val="clear" w:pos="1054"/>
-        </w:tabs>
-        <w:ind w:left="0" w:firstLine="420"/>
-        <w:rPr>
-          <w:rFonts w:ascii="宋体" w:hAnsi="宋体" w:hint="eastAsia"/>
-          <w:bCs/>
-        </w:rPr>
-      </w:pPr>
-      <w:r>
-        <w:rPr>
-          <w:rFonts w:ascii="宋体" w:hAnsi="宋体" w:hint="eastAsia"/>
-          <w:bCs/>
-        </w:rPr>
-        <w:t>使用矩阵键盘定义温度设定按钮（增、减、确定、取消）；</w:t>
-      </w:r>
-    </w:p>
-    <w:p>
-      <w:pPr>
-        <w:numPr>
-          <w:ilvl w:val="0"/>
-          <w:numId w:val="9"/>
-        </w:numPr>
-        <w:tabs>
-          <w:tab w:val="clear" w:pos="1054"/>
-        </w:tabs>
-        <w:ind w:left="0" w:firstLine="420"/>
-        <w:rPr>
-          <w:rFonts w:ascii="宋体" w:hAnsi="宋体" w:hint="eastAsia"/>
-          <w:bCs/>
-        </w:rPr>
-      </w:pPr>
-      <w:r>
-        <w:rPr>
-          <w:rFonts w:ascii="宋体" w:hAnsi="宋体" w:hint="eastAsia"/>
-          <w:bCs/>
-        </w:rPr>
-        <w:lastRenderedPageBreak/>
-        <w:t>使用</w:t>
-      </w:r>
-      <w:proofErr w:type="spellStart"/>
-      <w:r>
-        <w:rPr>
-          <w:rFonts w:ascii="宋体" w:hAnsi="宋体" w:hint="eastAsia"/>
-          <w:bCs/>
-        </w:rPr>
-        <w:t>keil</w:t>
-      </w:r>
-      <w:proofErr w:type="spellEnd"/>
-      <w:r>
-        <w:rPr>
-          <w:rFonts w:ascii="宋体" w:hAnsi="宋体" w:hint="eastAsia"/>
-          <w:bCs/>
-        </w:rPr>
-        <w:t xml:space="preserve"> C软件编写程序； </w:t>
-      </w:r>
-    </w:p>
-    <w:p>
-      <w:pPr>
-        <w:numPr>
-          <w:ilvl w:val="0"/>
-          <w:numId w:val="9"/>
-        </w:numPr>
-        <w:tabs>
-          <w:tab w:val="clear" w:pos="1054"/>
-        </w:tabs>
-        <w:ind w:left="0" w:firstLine="420"/>
-        <w:rPr>
-          <w:rFonts w:ascii="宋体" w:hAnsi="宋体" w:hint="eastAsia"/>
-          <w:bCs/>
-        </w:rPr>
-      </w:pPr>
-      <w:r>
-        <w:rPr>
-          <w:rFonts w:ascii="宋体" w:hAnsi="宋体" w:hint="eastAsia"/>
-          <w:bCs/>
-        </w:rPr>
-        <w:t>具有较强的抗干扰能力；</w:t>
-      </w:r>
-    </w:p>
-    <w:p>
-      <w:pPr>
-        <w:numPr>
-          <w:ilvl w:val="0"/>
-          <w:numId w:val="9"/>
-        </w:numPr>
-        <w:tabs>
-          <w:tab w:val="clear" w:pos="1054"/>
-        </w:tabs>
-        <w:ind w:left="0" w:firstLine="420"/>
-        <w:rPr>
-          <w:rFonts w:ascii="宋体" w:hAnsi="宋体" w:hint="eastAsia"/>
-          <w:bCs/>
-        </w:rPr>
-      </w:pPr>
-      <w:r>
-        <w:rPr>
-          <w:rFonts w:ascii="宋体" w:hAnsi="宋体" w:hint="eastAsia"/>
-          <w:bCs/>
-        </w:rPr>
-        <w:t>扩展要求：</w:t>
-      </w:r>
-    </w:p>
-    <w:p>
-      <w:pPr>
-        <w:pStyle w:val="af0"/>
-        <w:numPr>
-          <w:ilvl w:val="0"/>
-          <w:numId w:val="10"/>
-        </w:numPr>
-        <w:ind w:left="1271" w:firstLineChars="0"/>
-        <w:rPr>
-          <w:rFonts w:ascii="宋体" w:hAnsi="宋体" w:hint="eastAsia"/>
-          <w:bCs/>
-        </w:rPr>
-      </w:pPr>
-      <w:r>
-        <w:rPr>
-          <w:rFonts w:ascii="宋体" w:hAnsi="宋体" w:hint="eastAsia"/>
-          <w:bCs/>
-        </w:rPr>
-        <w:t>在LCD上绘制温度变化曲线、目标温度线等信息；</w:t>
-      </w:r>
-    </w:p>
-    <w:p>
-      <w:pPr>
-        <w:pStyle w:val="af0"/>
-        <w:numPr>
-          <w:ilvl w:val="0"/>
-          <w:numId w:val="10"/>
-        </w:numPr>
-        <w:ind w:left="1271" w:firstLineChars="0"/>
-        <w:rPr>
-          <w:rFonts w:ascii="宋体" w:hAnsi="宋体" w:hint="eastAsia"/>
-          <w:bCs/>
-        </w:rPr>
-      </w:pPr>
-      <w:r>
-        <w:rPr>
-          <w:rFonts w:ascii="宋体" w:hAnsi="宋体" w:hint="eastAsia"/>
-          <w:bCs/>
-        </w:rPr>
-        <w:t>在LCD上同步显示当前日历、时间、星期等信息；</w:t>
-      </w:r>
-    </w:p>
-    <w:p>
-      <w:pPr>
-        <w:pStyle w:val="1"/>
-      </w:pPr>
-      <w:r>
-        <w:rPr>
-          <w:rFonts w:hint="eastAsia"/>
-        </w:rPr>
-        <w:t>三、</w:t>
-      </w:r>
-      <w:r>
-        <w:rPr>
-          <w:rFonts w:hint="eastAsia"/>
-        </w:rPr>
-        <w:t xml:space="preserve"> </w:t>
-      </w:r>
-      <w:r>
-        <w:rPr>
-          <w:rFonts w:hint="eastAsia"/>
-        </w:rPr>
-        <w:t>设计（实验）原始资料</w:t>
-      </w:r>
-    </w:p>
-    <w:p>
-      <w:r>
-        <w:rPr>
-          <w:rFonts w:hint="eastAsia"/>
-        </w:rPr>
-        <w:t xml:space="preserve">      </w:t>
-      </w:r>
-      <w:r>
-        <w:rPr>
-          <w:rFonts w:hint="eastAsia"/>
-        </w:rPr>
-        <w:t>单片机开发套件资料</w:t>
-      </w:r>
-    </w:p>
-    <w:p>
-      <w:pPr>
-        <w:pStyle w:val="1"/>
-        <w:numPr>
-          <w:ilvl w:val="0"/>
-          <w:numId w:val="5"/>
-        </w:numPr>
-        <w:jc w:val="center"/>
-      </w:pPr>
-      <w:r>
-        <w:rPr>
-          <w:rFonts w:hint="eastAsia"/>
-        </w:rPr>
-        <w:t>基于单片机的计步器设计</w:t>
-      </w:r>
-    </w:p>
-    <w:p>
-      <w:pPr>
-        <w:pStyle w:val="1"/>
-      </w:pPr>
-      <w:r>
-        <w:rPr>
-          <w:rFonts w:hint="eastAsia"/>
-        </w:rPr>
-        <w:t>一、</w:t>
-      </w:r>
-      <w:r>
-        <w:rPr>
-          <w:rFonts w:hint="eastAsia"/>
-        </w:rPr>
-        <w:t xml:space="preserve"> </w:t>
-      </w:r>
-      <w:r>
-        <w:rPr>
-          <w:rFonts w:hint="eastAsia"/>
-        </w:rPr>
-        <w:t>目的与要求</w:t>
-      </w:r>
-    </w:p>
-    <w:p>
-      <w:pPr>
-        <w:numPr>
-          <w:ilvl w:val="0"/>
-          <w:numId w:val="6"/>
-        </w:numPr>
-      </w:pPr>
-      <w:r>
-        <w:rPr>
-          <w:rFonts w:ascii="宋体" w:hAnsi="宋体" w:hint="eastAsia"/>
-          <w:bCs/>
-        </w:rPr>
-        <w:t>让学生学习单片机硬件电路设计和用户程序设计，巩固课本学到的理论。</w:t>
-      </w:r>
-    </w:p>
-    <w:p>
-      <w:pPr>
-        <w:numPr>
-          <w:ilvl w:val="0"/>
-          <w:numId w:val="6"/>
-        </w:numPr>
-      </w:pPr>
-      <w:r>
-        <w:rPr>
-          <w:rFonts w:hint="eastAsia"/>
-        </w:rPr>
-        <w:t>强化学生在单片机应用系统设计开发方面的工程实践能力，培养学生系统分析问题和解决问题的能力。</w:t>
-      </w:r>
-    </w:p>
-    <w:p>
-      <w:pPr>
-        <w:pStyle w:val="1"/>
-      </w:pPr>
-      <w:r>
-        <w:rPr>
-          <w:rFonts w:hint="eastAsia"/>
-        </w:rPr>
-        <w:t>二、</w:t>
-      </w:r>
-      <w:r>
-        <w:rPr>
-          <w:rFonts w:hint="eastAsia"/>
-        </w:rPr>
-        <w:t xml:space="preserve"> </w:t>
-      </w:r>
-      <w:r>
-        <w:rPr>
-          <w:rFonts w:hint="eastAsia"/>
-        </w:rPr>
-        <w:t>主要任务</w:t>
-      </w:r>
-    </w:p>
-    <w:p>
-      <w:pPr>
-        <w:numPr>
-          <w:ilvl w:val="0"/>
-          <w:numId w:val="7"/>
-        </w:numPr>
-        <w:rPr>
-          <w:rFonts w:ascii="宋体" w:hAnsi="宋体" w:hint="eastAsia"/>
-          <w:bCs/>
-        </w:rPr>
-      </w:pPr>
-      <w:r>
-        <w:rPr>
-          <w:rFonts w:ascii="宋体" w:hAnsi="宋体" w:hint="eastAsia"/>
-          <w:bCs/>
-        </w:rPr>
-        <w:t>自选传感器实现计步，并自行设计硬件电路；</w:t>
-      </w:r>
-    </w:p>
-    <w:p>
-      <w:pPr>
-        <w:numPr>
-          <w:ilvl w:val="0"/>
-          <w:numId w:val="7"/>
-        </w:numPr>
-        <w:rPr>
-          <w:rFonts w:ascii="宋体" w:hAnsi="宋体" w:hint="eastAsia"/>
-          <w:bCs/>
-        </w:rPr>
-      </w:pPr>
-      <w:r>
-        <w:rPr>
-          <w:rFonts w:ascii="宋体" w:hAnsi="宋体" w:hint="eastAsia"/>
-          <w:bCs/>
-        </w:rPr>
-        <w:t>能够实时记录行走的步数，并可在数码管/液晶显示器显示步数；</w:t>
-      </w:r>
-    </w:p>
-    <w:p>
-      <w:pPr>
-        <w:numPr>
-          <w:ilvl w:val="0"/>
-          <w:numId w:val="7"/>
-        </w:numPr>
-        <w:rPr>
-          <w:rFonts w:ascii="宋体" w:hAnsi="宋体" w:hint="eastAsia"/>
-          <w:bCs/>
-        </w:rPr>
-      </w:pPr>
-      <w:r>
-        <w:rPr>
-          <w:rFonts w:ascii="宋体" w:hAnsi="宋体" w:hint="eastAsia"/>
-          <w:bCs/>
-        </w:rPr>
-        <w:t>通过按键实现归零功能，可以存储历史记录，并断电不丢失；</w:t>
-      </w:r>
-    </w:p>
-    <w:p>
-      <w:pPr>
-        <w:numPr>
-          <w:ilvl w:val="0"/>
-          <w:numId w:val="7"/>
-        </w:numPr>
-        <w:rPr>
-          <w:rFonts w:ascii="宋体" w:hAnsi="宋体" w:hint="eastAsia"/>
-          <w:bCs/>
-        </w:rPr>
-      </w:pPr>
-      <w:r>
-        <w:rPr>
-          <w:rFonts w:ascii="宋体" w:hAnsi="宋体" w:hint="eastAsia"/>
-          <w:bCs/>
-        </w:rPr>
-        <w:t>通过按键可实现历史记录的查看；</w:t>
-      </w:r>
-    </w:p>
-    <w:p>
-      <w:pPr>
-        <w:numPr>
-          <w:ilvl w:val="0"/>
-          <w:numId w:val="7"/>
-        </w:numPr>
-        <w:rPr>
-          <w:rFonts w:ascii="宋体" w:hAnsi="宋体" w:hint="eastAsia"/>
-          <w:bCs/>
-        </w:rPr>
-      </w:pPr>
-      <w:r>
-        <w:rPr>
-          <w:rFonts w:ascii="宋体" w:hAnsi="宋体" w:hint="eastAsia"/>
-          <w:bCs/>
-        </w:rPr>
-        <w:t>应尽可能小型化、易携带（能够现场演示）；</w:t>
-      </w:r>
-    </w:p>
-    <w:p>
-      <w:pPr>
-        <w:numPr>
-          <w:ilvl w:val="0"/>
-          <w:numId w:val="7"/>
-        </w:numPr>
-        <w:rPr>
-          <w:rFonts w:ascii="宋体" w:hAnsi="宋体" w:hint="eastAsia"/>
-          <w:bCs/>
-        </w:rPr>
-      </w:pPr>
-      <w:r>
-        <w:rPr>
-          <w:rFonts w:ascii="宋体" w:hAnsi="宋体" w:hint="eastAsia"/>
-          <w:bCs/>
-        </w:rPr>
-        <w:t>必须有实验验证及精度分析，当大于10步时，要求精度高于95%；</w:t>
-      </w:r>
-    </w:p>
-    <w:p>
-      <w:pPr>
-        <w:numPr>
-          <w:ilvl w:val="0"/>
-          <w:numId w:val="7"/>
-        </w:numPr>
-        <w:rPr>
-          <w:rFonts w:ascii="宋体" w:hAnsi="宋体" w:hint="eastAsia"/>
-          <w:bCs/>
-        </w:rPr>
-      </w:pPr>
-      <w:r>
-        <w:rPr>
-          <w:rFonts w:ascii="宋体" w:hAnsi="宋体" w:hint="eastAsia"/>
-          <w:bCs/>
-        </w:rPr>
-        <w:t>以上为基本功能，可自行开发其他功能（加分项）。</w:t>
-      </w:r>
-    </w:p>
-    <w:p>
-      <w:pPr>
-        <w:pStyle w:val="1"/>
-      </w:pPr>
-      <w:r>
-        <w:rPr>
-          <w:rFonts w:hint="eastAsia"/>
-        </w:rPr>
-        <w:t>三、</w:t>
-      </w:r>
-      <w:r>
-        <w:rPr>
-          <w:rFonts w:hint="eastAsia"/>
-        </w:rPr>
-        <w:t xml:space="preserve"> </w:t>
-      </w:r>
-      <w:r>
-        <w:rPr>
-          <w:rFonts w:hint="eastAsia"/>
-        </w:rPr>
-        <w:t>设计（实验）原始资料</w:t>
-      </w:r>
-    </w:p>
-    <w:p>
-      <w:r>
-        <w:rPr>
-          <w:rFonts w:hint="eastAsia"/>
-        </w:rPr>
-        <w:t xml:space="preserve">      </w:t>
-      </w:r>
-      <w:r>
-        <w:rPr>
-          <w:rFonts w:hint="eastAsia"/>
-        </w:rPr>
-        <w:t>单片机开发套件资料</w:t>
-      </w:r>
-    </w:p>
-    <w:p>
-      <w:pPr>
-        <w:pStyle w:val="1"/>
-        <w:numPr>
-          <w:ilvl w:val="0"/>
-          <w:numId w:val="5"/>
-        </w:numPr>
-        <w:jc w:val="center"/>
-      </w:pPr>
-      <w:r>
-        <w:rPr>
-          <w:rFonts w:hint="eastAsia"/>
-        </w:rPr>
-        <w:t>单轴两轮自平衡小车系统</w:t>
-      </w:r>
-    </w:p>
-    <w:p>
-      <w:pPr>
-        <w:adjustRightInd w:val="0"/>
-        <w:spacing w:line="440" w:lineRule="exact"/>
-        <w:jc w:val="left"/>
-        <w:textAlignment w:val="baseline"/>
-        <w:outlineLvl w:val="0"/>
-        <w:rPr>
-          <w:rFonts w:ascii="宋体" w:hAnsi="宋体" w:hint="eastAsia"/>
-          <w:b/>
-          <w:sz w:val="28"/>
-          <w:szCs w:val="28"/>
-        </w:rPr>
-      </w:pPr>
-      <w:r>
-        <w:rPr>
-          <w:rFonts w:ascii="宋体" w:hAnsi="宋体" w:hint="eastAsia"/>
-          <w:b/>
-          <w:sz w:val="28"/>
-          <w:szCs w:val="28"/>
-        </w:rPr>
-        <w:t>一、任务</w:t>
-      </w:r>
-    </w:p>
-    <w:p>
-      <w:pPr>
-        <w:spacing w:line="440" w:lineRule="exact"/>
-        <w:ind w:firstLineChars="200" w:firstLine="480"/>
-        <w:rPr>
-          <w:sz w:val="24"/>
-        </w:rPr>
-      </w:pPr>
       <w:r>
         <w:rPr>
           <w:rFonts w:hint="eastAsia"/>
           <w:sz w:val="24"/>
         </w:rPr>
-        <w:t>设计并制作一个单轴两轮自平衡小车。车体重点必须在轮轴之上，平衡直立状态下及主要基本结构如图所示。</w:t>
+        <w:t xml:space="preserve">   </w:t>
+      </w:r>
+      <w:r>
+        <w:rPr>
+          <w:rFonts w:hint="eastAsia"/>
+          <w:sz w:val="24"/>
+        </w:rPr>
+        <w:t xml:space="preserve">  </w:t>
+      </w:r>
+      <w:r>
+        <w:rPr>
+          <w:rFonts w:hint="eastAsia"/>
+          <w:sz w:val="24"/>
+        </w:rPr>
+        <w:t xml:space="preserve"> </w:t>
+      </w:r>
+      <w:r>
+        <w:rPr>
+          <w:rFonts w:hint="eastAsia"/>
+          <w:sz w:val="24"/>
+        </w:rPr>
+        <w:t>2026</w:t>
+      </w:r>
+      <w:r>
+        <w:rPr>
+          <w:rFonts w:hint="eastAsia"/>
+          <w:sz w:val="24"/>
+        </w:rPr>
+        <w:t>年</w:t>
+      </w:r>
+      <w:r>
+        <w:rPr>
+          <w:rFonts w:hint="eastAsia"/>
+          <w:sz w:val="24"/>
+        </w:rPr>
+        <w:t xml:space="preserve">  </w:t>
+      </w:r>
+      <w:r>
+        <w:rPr>
+          <w:rFonts w:hint="eastAsia"/>
+          <w:sz w:val="24"/>
+        </w:rPr>
+        <w:t>8</w:t>
+      </w:r>
+      <w:r>
+        <w:rPr>
+          <w:rFonts w:hint="eastAsia"/>
+          <w:sz w:val="24"/>
+        </w:rPr>
+        <w:t xml:space="preserve"> </w:t>
+      </w:r>
+      <w:r>
+        <w:rPr>
+          <w:rFonts w:hint="eastAsia"/>
+          <w:sz w:val="24"/>
+        </w:rPr>
+        <w:t>月</w:t>
+      </w:r>
+      <w:r>
+        <w:rPr>
+          <w:rFonts w:hint="eastAsia"/>
+          <w:sz w:val="24"/>
+        </w:rPr>
+        <w:t xml:space="preserve">  </w:t>
+      </w:r>
+      <w:r>
+        <w:rPr>
+          <w:rFonts w:hint="eastAsia"/>
+          <w:sz w:val="24"/>
+        </w:rPr>
+        <w:t>20</w:t>
+      </w:r>
+      <w:r>
+        <w:rPr>
+          <w:rFonts w:hint="eastAsia"/>
+          <w:sz w:val="24"/>
+        </w:rPr>
+        <w:t xml:space="preserve"> </w:t>
+      </w:r>
+      <w:r>
+        <w:rPr>
+          <w:rFonts w:hint="eastAsia"/>
+          <w:sz w:val="24"/>
+        </w:rPr>
+        <w:t>日</w:t>
+      </w:r>
+      <w:r>
+        <w:rPr>
+          <w:rFonts w:hint="eastAsia"/>
+          <w:sz w:val="24"/>
+        </w:rPr>
+        <w:t xml:space="preserve"> </w:t>
       </w:r>
     </w:p>
+    <w:bookmarkEnd w:id="0"/>
     <w:p>
       <w:pPr>
-        <w:adjustRightInd w:val="0"/>
-        <w:spacing w:line="440" w:lineRule="exact"/>
+        <w:widowControl/>
+        <w:spacing w:line="240" w:lineRule="auto"/>
         <w:jc w:val="left"/>
-        <w:textAlignment w:val="baseline"/>
-        <w:outlineLvl w:val="0"/>
-        <w:rPr>
-          <w:rFonts w:ascii="宋体" w:hAnsi="宋体" w:hint="eastAsia"/>
-          <w:b/>
-          <w:sz w:val="28"/>
-          <w:szCs w:val="28"/>
-        </w:rPr>
-      </w:pPr>
-      <w:r>
-        <w:rPr>
-          <w:rFonts w:ascii="宋体" w:hAnsi="宋体" w:hint="eastAsia"/>
-          <w:b/>
-          <w:noProof/>
-          <w:sz w:val="28"/>
-          <w:szCs w:val="28"/>
-        </w:rPr>
-        <w:lastRenderedPageBreak/>
-        <w:drawing>
-          <wp:anchor distT="0" distB="0" distL="114300" distR="114300" simplePos="0" relativeHeight="251659264" behindDoc="0" locked="0" layoutInCell="1" allowOverlap="1" wp14:anchorId="33E605DF" wp14:editId="1A7C127B">
-            <wp:simplePos x="0" y="0"/>
-            <wp:positionH relativeFrom="column">
-              <wp:posOffset>1028700</wp:posOffset>
-            </wp:positionH>
-            <wp:positionV relativeFrom="paragraph">
-              <wp:posOffset>-6926580</wp:posOffset>
-            </wp:positionV>
-            <wp:extent cx="1924685" cy="2068195"/>
-            <wp:effectExtent l="0" t="0" r="18415" b="8255"/>
-            <wp:wrapTopAndBottom/>
-            <wp:docPr id="3" name="图片 3" descr="未标题-1"/>
-            <wp:cNvGraphicFramePr>
-              <a:graphicFrameLocks xmlns:a="http://schemas.openxmlformats.org/drawingml/2006/main" noChangeAspect="1"/>
-            </wp:cNvGraphicFramePr>
-            <a:graphic xmlns:a="http://schemas.openxmlformats.org/drawingml/2006/main">
-              <a:graphicData uri="http://schemas.openxmlformats.org/drawingml/2006/picture">
-                <pic:pic xmlns:pic="http://schemas.openxmlformats.org/drawingml/2006/picture">
-                  <pic:nvPicPr>
-                    <pic:cNvPr id="3" name="图片 3" descr="未标题-1"/>
-                    <pic:cNvPicPr>
-                      <a:picLocks noChangeAspect="1" noChangeArrowheads="1"/>
-                    </pic:cNvPicPr>
-                  </pic:nvPicPr>
-                  <pic:blipFill>
-                    <a:blip r:embed="rId7">
-                      <a:extLst>
-                        <a:ext uri="{28A0092B-C50C-407E-A947-70E740481C1C}">
-                          <a14:useLocalDpi xmlns:a14="http://schemas.microsoft.com/office/drawing/2010/main" val="0"/>
-                        </a:ext>
-                      </a:extLst>
-                    </a:blip>
-                    <a:srcRect t="11181"/>
-                    <a:stretch>
-                      <a:fillRect/>
-                    </a:stretch>
-                  </pic:blipFill>
-                  <pic:spPr>
-                    <a:xfrm>
-                      <a:off x="0" y="0"/>
-                      <a:ext cx="1924685" cy="2068195"/>
-                    </a:xfrm>
-                    <a:prstGeom prst="rect">
-                      <a:avLst/>
-                    </a:prstGeom>
-                    <a:noFill/>
-                    <a:ln>
-                      <a:noFill/>
-                    </a:ln>
-                  </pic:spPr>
-                </pic:pic>
-              </a:graphicData>
-            </a:graphic>
-          </wp:anchor>
-        </w:drawing>
-      </w:r>
-      <w:r>
-        <w:rPr>
-          <w:rFonts w:ascii="宋体" w:hAnsi="宋体" w:hint="eastAsia"/>
-          <w:b/>
-          <w:sz w:val="28"/>
-          <w:szCs w:val="28"/>
-        </w:rPr>
-        <w:t>二、要求</w:t>
-      </w:r>
+        <w:rPr>
+          <w:rFonts w:hint="eastAsia"/>
+        </w:rPr>
+      </w:pPr>
     </w:p>
-    <w:p>
-      <w:pPr>
-        <w:spacing w:line="360" w:lineRule="auto"/>
-        <w:rPr>
-          <w:rFonts w:ascii="宋体" w:hAnsi="宋体" w:hint="eastAsia"/>
-          <w:b/>
-          <w:sz w:val="24"/>
-        </w:rPr>
-      </w:pPr>
-      <w:r>
-        <w:rPr>
-          <w:rFonts w:ascii="宋体" w:hAnsi="宋体" w:hint="eastAsia"/>
-          <w:b/>
-          <w:sz w:val="24"/>
-        </w:rPr>
-        <w:t xml:space="preserve">1．基本要求 </w:t>
-      </w:r>
-    </w:p>
-    <w:p>
-      <w:pPr>
-        <w:spacing w:line="360" w:lineRule="auto"/>
-        <w:ind w:firstLine="435"/>
-        <w:rPr>
-          <w:rFonts w:ascii="宋体" w:hAnsi="宋体" w:hint="eastAsia"/>
-          <w:sz w:val="24"/>
-        </w:rPr>
-      </w:pPr>
-      <w:r>
-        <w:rPr>
-          <w:rFonts w:ascii="宋体" w:hAnsi="宋体"/>
-          <w:sz w:val="24"/>
-        </w:rPr>
-        <w:t>（1）</w:t>
-      </w:r>
-      <w:r>
-        <w:rPr>
-          <w:rFonts w:ascii="宋体" w:hAnsi="宋体" w:hint="eastAsia"/>
-          <w:sz w:val="24"/>
-        </w:rPr>
-        <w:t>由人手持小车为直立状态开始保持平衡，平衡时间1分钟以上。</w:t>
-      </w:r>
-    </w:p>
-    <w:p>
-      <w:pPr>
-        <w:spacing w:line="360" w:lineRule="auto"/>
-        <w:ind w:firstLine="435"/>
-        <w:rPr>
-          <w:rFonts w:ascii="宋体" w:hAnsi="宋体" w:hint="eastAsia"/>
-          <w:sz w:val="24"/>
-        </w:rPr>
-      </w:pPr>
-      <w:r>
-        <w:rPr>
-          <w:rFonts w:ascii="宋体" w:hAnsi="宋体"/>
-          <w:sz w:val="24"/>
-        </w:rPr>
-        <w:t>（2）</w:t>
-      </w:r>
-      <w:r>
-        <w:rPr>
-          <w:rFonts w:ascii="宋体" w:hAnsi="宋体" w:hint="eastAsia"/>
-          <w:sz w:val="24"/>
-        </w:rPr>
-        <w:t>小车在平衡状态下能够向前行走0.5米以上，并始终保持平衡。</w:t>
-      </w:r>
-    </w:p>
-    <w:p>
-      <w:pPr>
-        <w:spacing w:line="420" w:lineRule="exact"/>
-        <w:ind w:firstLine="435"/>
-        <w:rPr>
-          <w:rFonts w:ascii="宋体" w:hAnsi="宋体" w:hint="eastAsia"/>
-          <w:sz w:val="24"/>
-        </w:rPr>
-      </w:pPr>
-      <w:r>
-        <w:rPr>
-          <w:rFonts w:ascii="宋体" w:hAnsi="宋体"/>
-          <w:sz w:val="24"/>
-        </w:rPr>
-        <w:t>（3）</w:t>
-      </w:r>
-      <w:r>
-        <w:rPr>
-          <w:rFonts w:ascii="宋体" w:hAnsi="宋体" w:hint="eastAsia"/>
-          <w:sz w:val="24"/>
-        </w:rPr>
-        <w:t>小车在平衡状态下能够旋转180°并继续保持平衡；</w:t>
-      </w:r>
-    </w:p>
-    <w:p>
-      <w:pPr>
-        <w:spacing w:line="420" w:lineRule="exact"/>
-        <w:ind w:firstLine="435"/>
-        <w:rPr>
-          <w:rFonts w:ascii="宋体" w:hAnsi="宋体" w:hint="eastAsia"/>
-          <w:sz w:val="24"/>
-        </w:rPr>
-      </w:pPr>
-      <w:r>
-        <w:rPr>
-          <w:rFonts w:ascii="宋体" w:hAnsi="宋体" w:hint="eastAsia"/>
-          <w:sz w:val="24"/>
-        </w:rPr>
-        <w:t>（4）小车在平衡状态时加入较小外力干扰并仍能保持；</w:t>
-      </w:r>
-    </w:p>
-    <w:p>
-      <w:pPr>
-        <w:spacing w:line="420" w:lineRule="exact"/>
-        <w:rPr>
-          <w:rFonts w:ascii="宋体" w:hAnsi="宋体" w:hint="eastAsia"/>
-          <w:b/>
-          <w:sz w:val="24"/>
-        </w:rPr>
-      </w:pPr>
-      <w:r>
-        <w:rPr>
-          <w:rFonts w:ascii="宋体" w:hAnsi="宋体" w:hint="eastAsia"/>
-          <w:b/>
-          <w:sz w:val="24"/>
-        </w:rPr>
-        <w:t xml:space="preserve">2．发挥部分 </w:t>
-      </w:r>
-    </w:p>
-    <w:p>
-      <w:pPr>
-        <w:spacing w:line="420" w:lineRule="exact"/>
-        <w:ind w:leftChars="57" w:left="120" w:firstLineChars="131" w:firstLine="314"/>
-        <w:rPr>
-          <w:rFonts w:ascii="宋体" w:hAnsi="宋体" w:hint="eastAsia"/>
-          <w:sz w:val="24"/>
-        </w:rPr>
-      </w:pPr>
-      <w:r>
-        <w:rPr>
-          <w:rFonts w:ascii="宋体" w:hAnsi="宋体"/>
-          <w:sz w:val="24"/>
-        </w:rPr>
-        <w:t>（1）</w:t>
-      </w:r>
-      <w:r>
-        <w:rPr>
-          <w:rFonts w:ascii="宋体" w:hAnsi="宋体" w:hint="eastAsia"/>
-          <w:sz w:val="24"/>
-        </w:rPr>
-        <w:t>开始保持平衡后移动范围不超出以小车为中心0.1米范围内；</w:t>
-      </w:r>
-    </w:p>
-    <w:p>
-      <w:pPr>
-        <w:spacing w:line="420" w:lineRule="exact"/>
-        <w:ind w:firstLine="435"/>
-        <w:rPr>
-          <w:rFonts w:ascii="宋体" w:hAnsi="宋体" w:hint="eastAsia"/>
-          <w:sz w:val="24"/>
-        </w:rPr>
-      </w:pPr>
-      <w:r>
-        <w:rPr>
-          <w:rFonts w:ascii="宋体" w:hAnsi="宋体"/>
-          <w:sz w:val="24"/>
-        </w:rPr>
-        <w:t>（2）</w:t>
-      </w:r>
-      <w:r>
-        <w:rPr>
-          <w:rFonts w:ascii="宋体" w:hAnsi="宋体" w:hint="eastAsia"/>
-          <w:sz w:val="24"/>
-        </w:rPr>
-        <w:t>小车在平衡状态下能够旋转360°并继续保持平衡；</w:t>
-      </w:r>
-    </w:p>
-    <w:p>
-      <w:pPr>
-        <w:spacing w:line="420" w:lineRule="exact"/>
-        <w:ind w:firstLine="435"/>
-        <w:rPr>
-          <w:rFonts w:ascii="宋体" w:hAnsi="宋体" w:hint="eastAsia"/>
-          <w:sz w:val="24"/>
-        </w:rPr>
-      </w:pPr>
-      <w:r>
-        <w:rPr>
-          <w:rFonts w:ascii="宋体" w:hAnsi="宋体"/>
-          <w:sz w:val="24"/>
-        </w:rPr>
-        <w:t>（</w:t>
-      </w:r>
-      <w:r>
-        <w:rPr>
-          <w:rFonts w:ascii="宋体" w:hAnsi="宋体" w:hint="eastAsia"/>
-          <w:sz w:val="24"/>
-        </w:rPr>
-        <w:t>3</w:t>
-      </w:r>
-      <w:r>
-        <w:rPr>
-          <w:rFonts w:ascii="宋体" w:hAnsi="宋体"/>
-          <w:sz w:val="24"/>
-        </w:rPr>
-        <w:t>）</w:t>
-      </w:r>
-      <w:r>
-        <w:rPr>
-          <w:rFonts w:ascii="宋体" w:hAnsi="宋体" w:hint="eastAsia"/>
-          <w:sz w:val="24"/>
-        </w:rPr>
-        <w:t>在平衡状态下用无线遥控小车前进后退转弯，并始终保持平衡；</w:t>
-      </w:r>
-    </w:p>
-    <w:p>
-      <w:pPr>
-        <w:spacing w:line="420" w:lineRule="exact"/>
-        <w:ind w:firstLine="435"/>
-        <w:rPr>
-          <w:rFonts w:ascii="宋体" w:hAnsi="宋体" w:hint="eastAsia"/>
-          <w:sz w:val="24"/>
-        </w:rPr>
-      </w:pPr>
-      <w:r>
-        <w:rPr>
-          <w:rFonts w:ascii="宋体" w:hAnsi="宋体" w:hint="eastAsia"/>
-          <w:sz w:val="24"/>
-        </w:rPr>
-        <w:t>（4）其它。</w:t>
-      </w:r>
-    </w:p>
-    <w:p>
-      <w:pPr>
-        <w:adjustRightInd w:val="0"/>
-        <w:spacing w:line="440" w:lineRule="exact"/>
-        <w:jc w:val="left"/>
-        <w:textAlignment w:val="baseline"/>
-        <w:outlineLvl w:val="0"/>
-        <w:rPr>
-          <w:rFonts w:ascii="宋体" w:hAnsi="宋体" w:hint="eastAsia"/>
-          <w:b/>
-          <w:sz w:val="28"/>
-          <w:szCs w:val="28"/>
-        </w:rPr>
-      </w:pPr>
-      <w:r>
-        <w:rPr>
-          <w:rFonts w:ascii="宋体" w:hAnsi="宋体" w:hint="eastAsia"/>
-          <w:b/>
-          <w:sz w:val="28"/>
-          <w:szCs w:val="28"/>
-        </w:rPr>
-        <w:t>三、说明</w:t>
-      </w:r>
-    </w:p>
-    <w:p>
-      <w:pPr>
-        <w:spacing w:line="420" w:lineRule="exact"/>
-        <w:rPr>
-          <w:rFonts w:ascii="宋体" w:hAnsi="宋体" w:hint="eastAsia"/>
-          <w:sz w:val="24"/>
-        </w:rPr>
-      </w:pPr>
-      <w:r>
-        <w:rPr>
-          <w:rFonts w:ascii="宋体" w:hAnsi="宋体" w:hint="eastAsia"/>
-          <w:sz w:val="24"/>
-        </w:rPr>
-        <w:t>1．小车车体的重心应在两轮轴线之上；</w:t>
-      </w:r>
-    </w:p>
-    <w:p>
-      <w:pPr>
-        <w:spacing w:line="420" w:lineRule="exact"/>
-        <w:rPr>
-          <w:rFonts w:ascii="宋体" w:hAnsi="宋体" w:hint="eastAsia"/>
-          <w:sz w:val="24"/>
-        </w:rPr>
-      </w:pPr>
-      <w:r>
-        <w:rPr>
-          <w:rFonts w:ascii="宋体" w:hAnsi="宋体" w:hint="eastAsia"/>
-          <w:sz w:val="24"/>
-        </w:rPr>
-        <w:t>2．小车在不通电时应无法直立；</w:t>
-      </w:r>
-    </w:p>
-    <w:p>
-      <w:pPr>
-        <w:spacing w:line="420" w:lineRule="exact"/>
-        <w:rPr>
-          <w:rFonts w:ascii="宋体" w:hAnsi="宋体" w:hint="eastAsia"/>
-          <w:sz w:val="24"/>
-        </w:rPr>
-      </w:pPr>
-      <w:r>
-        <w:rPr>
-          <w:rFonts w:ascii="宋体" w:hAnsi="宋体" w:hint="eastAsia"/>
-          <w:sz w:val="24"/>
-        </w:rPr>
-        <w:t>3．小车不能使用外接供电，不能在外力帮助下保持平衡。</w:t>
-      </w:r>
-    </w:p>
-    <w:p>
-      <w:pPr>
-        <w:spacing w:line="420" w:lineRule="exact"/>
-        <w:rPr>
-          <w:rFonts w:ascii="宋体" w:hAnsi="宋体" w:hint="eastAsia"/>
-          <w:sz w:val="24"/>
-        </w:rPr>
-      </w:pPr>
-      <w:r>
-        <w:rPr>
-          <w:rFonts w:ascii="宋体" w:hAnsi="宋体" w:hint="eastAsia"/>
-          <w:sz w:val="24"/>
-        </w:rPr>
-        <w:t>4．不能使用成品电路模块，可使用集成电路、嵌入式板、单片机等最小系统。</w:t>
-      </w:r>
-    </w:p>
-    <w:p>
-      <w:pPr>
-        <w:pStyle w:val="1"/>
-        <w:numPr>
-          <w:ilvl w:val="0"/>
-          <w:numId w:val="5"/>
-        </w:numPr>
-        <w:jc w:val="center"/>
-      </w:pPr>
-      <w:r>
-        <w:rPr>
-          <w:rFonts w:hint="eastAsia"/>
-        </w:rPr>
-        <w:t>灭火机器人</w:t>
-      </w:r>
-    </w:p>
-    <w:p>
-      <w:r>
-        <w:rPr>
-          <w:rFonts w:hint="eastAsia"/>
-          <w:b/>
-          <w:bCs/>
-          <w:sz w:val="28"/>
-        </w:rPr>
-        <w:t>一、任务</w:t>
-      </w:r>
-    </w:p>
-    <w:p>
-      <w:r>
-        <w:rPr>
-          <w:rFonts w:hint="eastAsia"/>
-        </w:rPr>
-        <w:t>设计制作一个消防智能小车模型，能到指定区域进行抢险灭火工作。以蜡烛模拟火源，随机分布在场地中，场地如图所示：</w:t>
-      </w:r>
-    </w:p>
-    <w:p>
-      <w:r>
-        <w:rPr>
-          <w:noProof/>
-        </w:rPr>
-        <w:drawing>
-          <wp:inline distT="0" distB="0" distL="114300" distR="114300" wp14:anchorId="24DDC3B0" wp14:editId="6AA909F5">
-            <wp:extent cx="2340610" cy="1944370"/>
-            <wp:effectExtent l="0" t="0" r="2540" b="17780"/>
-            <wp:docPr id="1" name="图片 3"/>
-            <wp:cNvGraphicFramePr>
-              <a:graphicFrameLocks xmlns:a="http://schemas.openxmlformats.org/drawingml/2006/main" noChangeAspect="1"/>
-            </wp:cNvGraphicFramePr>
-            <a:graphic xmlns:a="http://schemas.openxmlformats.org/drawingml/2006/main">
-              <a:graphicData uri="http://schemas.openxmlformats.org/drawingml/2006/picture">
-                <pic:pic xmlns:pic="http://schemas.openxmlformats.org/drawingml/2006/picture">
-                  <pic:nvPicPr>
-                    <pic:cNvPr id="1" name="图片 3"/>
-                    <pic:cNvPicPr>
-                      <a:picLocks noChangeAspect="1"/>
-                    </pic:cNvPicPr>
-                  </pic:nvPicPr>
-                  <pic:blipFill>
-                    <a:blip r:embed="rId8"/>
-                    <a:stretch>
-                      <a:fillRect/>
-                    </a:stretch>
-                  </pic:blipFill>
-                  <pic:spPr>
-                    <a:xfrm>
-                      <a:off x="0" y="0"/>
-                      <a:ext cx="2340610" cy="1944370"/>
-                    </a:xfrm>
-                    <a:prstGeom prst="rect">
-                      <a:avLst/>
-                    </a:prstGeom>
-                    <a:noFill/>
-                    <a:ln>
-                      <a:noFill/>
-                    </a:ln>
-                  </pic:spPr>
-                </pic:pic>
-              </a:graphicData>
-            </a:graphic>
-          </wp:inline>
-        </w:drawing>
-      </w:r>
-    </w:p>
-    <w:p>
-      <w:pPr>
-        <w:rPr>
-          <w:b/>
-          <w:bCs/>
-          <w:sz w:val="28"/>
-        </w:rPr>
-      </w:pPr>
-      <w:r>
-        <w:rPr>
-          <w:rFonts w:hint="eastAsia"/>
-          <w:b/>
-          <w:bCs/>
-          <w:sz w:val="28"/>
-        </w:rPr>
-        <w:lastRenderedPageBreak/>
-        <w:t>二、要求</w:t>
-      </w:r>
-    </w:p>
-    <w:p>
-      <w:pPr>
-        <w:rPr>
-          <w:sz w:val="24"/>
-        </w:rPr>
-      </w:pPr>
-      <w:r>
-        <w:rPr>
-          <w:rFonts w:hint="eastAsia"/>
-          <w:b/>
-          <w:bCs/>
-          <w:sz w:val="24"/>
-        </w:rPr>
-        <w:t>1</w:t>
-      </w:r>
-      <w:r>
-        <w:rPr>
-          <w:rFonts w:hint="eastAsia"/>
-          <w:b/>
-          <w:bCs/>
-          <w:sz w:val="24"/>
-        </w:rPr>
-        <w:t>、基本要求</w:t>
-      </w:r>
-    </w:p>
-    <w:p>
-      <w:pPr>
-        <w:ind w:leftChars="200" w:left="420" w:firstLineChars="100" w:firstLine="210"/>
-      </w:pPr>
-      <w:r>
-        <w:rPr>
-          <w:rFonts w:hint="eastAsia"/>
-        </w:rPr>
-        <w:t>（</w:t>
-      </w:r>
-      <w:r>
-        <w:rPr>
-          <w:rFonts w:hint="eastAsia"/>
-        </w:rPr>
-        <w:t>1</w:t>
-      </w:r>
-      <w:r>
-        <w:rPr>
-          <w:rFonts w:hint="eastAsia"/>
-        </w:rPr>
-        <w:t>）智能小车从安全区域启动，自动寻找火源灭火。</w:t>
-      </w:r>
-    </w:p>
-    <w:p>
-      <w:pPr>
-        <w:ind w:leftChars="200" w:left="420" w:firstLineChars="100" w:firstLine="210"/>
-      </w:pPr>
-      <w:r>
-        <w:rPr>
-          <w:rFonts w:hint="eastAsia"/>
-        </w:rPr>
-        <w:t>（</w:t>
-      </w:r>
-      <w:r>
-        <w:rPr>
-          <w:rFonts w:hint="eastAsia"/>
-        </w:rPr>
-        <w:t>2</w:t>
-      </w:r>
-      <w:r>
-        <w:rPr>
-          <w:rFonts w:hint="eastAsia"/>
-        </w:rPr>
-        <w:t>）除安全区外，场地随机出现</w:t>
-      </w:r>
-      <w:r>
-        <w:rPr>
-          <w:rFonts w:hint="eastAsia"/>
-        </w:rPr>
-        <w:t>3</w:t>
-      </w:r>
-      <w:r>
-        <w:rPr>
-          <w:rFonts w:hint="eastAsia"/>
-        </w:rPr>
-        <w:t>个火源，要求智能小车能够发现一个并全部扑灭。</w:t>
-      </w:r>
-    </w:p>
-    <w:p>
-      <w:pPr>
-        <w:ind w:leftChars="200" w:left="420" w:firstLineChars="100" w:firstLine="210"/>
-      </w:pPr>
-      <w:r>
-        <w:rPr>
-          <w:rFonts w:hint="eastAsia"/>
-        </w:rPr>
-        <w:t>（</w:t>
-      </w:r>
-      <w:r>
-        <w:rPr>
-          <w:rFonts w:hint="eastAsia"/>
-        </w:rPr>
-        <w:t>3</w:t>
-      </w:r>
-      <w:r>
-        <w:rPr>
-          <w:rFonts w:hint="eastAsia"/>
-        </w:rPr>
-        <w:t>）抢险完毕后机器人能够返回至安全区域。</w:t>
-      </w:r>
-    </w:p>
-    <w:p>
-      <w:pPr>
-        <w:ind w:leftChars="200" w:left="420" w:firstLineChars="100" w:firstLine="210"/>
-      </w:pPr>
-      <w:r>
-        <w:rPr>
-          <w:rFonts w:hint="eastAsia"/>
-        </w:rPr>
-        <w:t>（</w:t>
-      </w:r>
-      <w:r>
-        <w:rPr>
-          <w:rFonts w:hint="eastAsia"/>
-        </w:rPr>
-        <w:t>4</w:t>
-      </w:r>
-      <w:r>
-        <w:rPr>
-          <w:rFonts w:hint="eastAsia"/>
-        </w:rPr>
-        <w:t>）救火总时间不超过</w:t>
-      </w:r>
-      <w:r>
-        <w:rPr>
-          <w:rFonts w:hint="eastAsia"/>
-        </w:rPr>
-        <w:t>N</w:t>
-      </w:r>
-      <w:r>
-        <w:rPr>
-          <w:rFonts w:hint="eastAsia"/>
-        </w:rPr>
-        <w:t>秒。</w:t>
-      </w:r>
-    </w:p>
-    <w:p>
-      <w:pPr>
-        <w:rPr>
-          <w:b/>
-          <w:bCs/>
-          <w:sz w:val="24"/>
-        </w:rPr>
-      </w:pPr>
-      <w:r>
-        <w:rPr>
-          <w:rFonts w:hint="eastAsia"/>
-          <w:b/>
-          <w:bCs/>
-          <w:sz w:val="24"/>
-        </w:rPr>
-        <w:t>2</w:t>
-      </w:r>
-      <w:r>
-        <w:rPr>
-          <w:rFonts w:hint="eastAsia"/>
-          <w:b/>
-          <w:bCs/>
-          <w:sz w:val="24"/>
-        </w:rPr>
-        <w:t>、发挥部分</w:t>
-      </w:r>
-    </w:p>
-    <w:p>
-      <w:pPr>
-        <w:ind w:left="600"/>
-      </w:pPr>
-      <w:r>
-        <w:rPr>
-          <w:rFonts w:hint="eastAsia"/>
-        </w:rPr>
-        <w:t>（</w:t>
-      </w:r>
-      <w:r>
-        <w:rPr>
-          <w:rFonts w:hint="eastAsia"/>
-        </w:rPr>
-        <w:t>1</w:t>
-      </w:r>
-      <w:r>
-        <w:rPr>
-          <w:rFonts w:hint="eastAsia"/>
-        </w:rPr>
-        <w:t>）可以追踪移动火源进行扑灭</w:t>
-      </w:r>
-    </w:p>
-    <w:p>
-      <w:pPr>
-        <w:ind w:left="600"/>
-      </w:pPr>
-      <w:r>
-        <w:rPr>
-          <w:rFonts w:hint="eastAsia"/>
-        </w:rPr>
-        <w:t>（</w:t>
-      </w:r>
-      <w:r>
-        <w:rPr>
-          <w:rFonts w:hint="eastAsia"/>
-        </w:rPr>
-        <w:t>2</w:t>
-      </w:r>
-      <w:r>
-        <w:rPr>
-          <w:rFonts w:hint="eastAsia"/>
-        </w:rPr>
-        <w:t>）能够扑灭</w:t>
-      </w:r>
-      <w:r>
-        <w:rPr>
-          <w:rFonts w:hint="eastAsia"/>
-        </w:rPr>
-        <w:t>3</w:t>
-      </w:r>
-      <w:r>
-        <w:rPr>
-          <w:rFonts w:hint="eastAsia"/>
-        </w:rPr>
-        <w:t>个火源</w:t>
-      </w:r>
-    </w:p>
-    <w:p>
-      <w:pPr>
-        <w:ind w:left="600"/>
-      </w:pPr>
-      <w:r>
-        <w:rPr>
-          <w:rFonts w:hint="eastAsia"/>
-        </w:rPr>
-        <w:t>（</w:t>
-      </w:r>
-      <w:r>
-        <w:rPr>
-          <w:rFonts w:hint="eastAsia"/>
-        </w:rPr>
-        <w:t>3</w:t>
-      </w:r>
-      <w:r>
-        <w:rPr>
-          <w:rFonts w:hint="eastAsia"/>
-        </w:rPr>
-        <w:t>）能够有声音报警</w:t>
-      </w:r>
-    </w:p>
-    <w:p>
-      <w:pPr>
-        <w:ind w:left="600"/>
-      </w:pPr>
-      <w:r>
-        <w:rPr>
-          <w:rFonts w:hint="eastAsia"/>
-        </w:rPr>
-        <w:t>（</w:t>
-      </w:r>
-      <w:r>
-        <w:rPr>
-          <w:rFonts w:hint="eastAsia"/>
-        </w:rPr>
-        <w:t>4</w:t>
-      </w:r>
-      <w:r>
-        <w:rPr>
-          <w:rFonts w:hint="eastAsia"/>
-        </w:rPr>
-        <w:t>）能够自动计算和显示路程和扑灭的火源数</w:t>
-      </w:r>
-    </w:p>
-    <w:p>
-      <w:pPr>
-        <w:tabs>
-          <w:tab w:val="left" w:pos="8100"/>
-        </w:tabs>
-        <w:rPr>
-          <w:b/>
-          <w:bCs/>
-          <w:sz w:val="28"/>
-        </w:rPr>
-      </w:pPr>
-      <w:r>
-        <w:rPr>
-          <w:rFonts w:hint="eastAsia"/>
-          <w:b/>
-          <w:bCs/>
-          <w:sz w:val="28"/>
-        </w:rPr>
-        <w:t>四、说明</w:t>
-      </w:r>
-    </w:p>
-    <w:p>
-      <w:r>
-        <w:rPr>
-          <w:rFonts w:hint="eastAsia"/>
-        </w:rPr>
-        <w:t>1</w:t>
-      </w:r>
-      <w:r>
-        <w:rPr>
-          <w:rFonts w:hint="eastAsia"/>
-        </w:rPr>
-        <w:t>、小车尺寸小于</w:t>
-      </w:r>
-      <w:r>
-        <w:rPr>
-          <w:rFonts w:hint="eastAsia"/>
-        </w:rPr>
-        <w:t>30cm</w:t>
-      </w:r>
-      <w:r>
-        <w:rPr>
-          <w:rFonts w:hint="eastAsia"/>
-        </w:rPr>
-        <w:t>×</w:t>
-      </w:r>
-      <w:r>
-        <w:rPr>
-          <w:rFonts w:hint="eastAsia"/>
-        </w:rPr>
-        <w:t>30cm</w:t>
-      </w:r>
-      <w:r>
-        <w:rPr>
-          <w:rFonts w:hint="eastAsia"/>
-        </w:rPr>
-        <w:t>，所用电源电压小于等于</w:t>
-      </w:r>
-      <w:r>
-        <w:rPr>
-          <w:rFonts w:hint="eastAsia"/>
-        </w:rPr>
-        <w:t>24V</w:t>
-      </w:r>
-      <w:r>
-        <w:rPr>
-          <w:rFonts w:hint="eastAsia"/>
-        </w:rPr>
-        <w:t>。</w:t>
-      </w:r>
-    </w:p>
-    <w:p>
-      <w:r>
-        <w:rPr>
-          <w:rFonts w:hint="eastAsia"/>
-        </w:rPr>
-        <w:t>2</w:t>
-      </w:r>
-      <w:r>
-        <w:rPr>
-          <w:rFonts w:hint="eastAsia"/>
-        </w:rPr>
-        <w:t>、控制电机类型不限，其安装位置及安装方式自定。</w:t>
-      </w:r>
-    </w:p>
-    <w:p>
-      <w:r>
-        <w:rPr>
-          <w:rFonts w:hint="eastAsia"/>
-        </w:rPr>
-        <w:t>3</w:t>
-      </w:r>
-      <w:r>
-        <w:rPr>
-          <w:rFonts w:hint="eastAsia"/>
-        </w:rPr>
-        <w:t>、灭火方式不限，但不允许碰倒蜡烛。</w:t>
-      </w:r>
-    </w:p>
-    <w:p>
-      <w:r>
-        <w:rPr>
-          <w:rFonts w:hint="eastAsia"/>
-        </w:rPr>
-        <w:t>4</w:t>
-      </w:r>
-      <w:r>
-        <w:rPr>
-          <w:rFonts w:hint="eastAsia"/>
-        </w:rPr>
-        <w:t>、小车不能开出场地。</w:t>
-      </w:r>
-    </w:p>
-    <w:p>
-      <w:r>
-        <w:rPr>
-          <w:rFonts w:hint="eastAsia"/>
-        </w:rPr>
-        <w:t>5</w:t>
-      </w:r>
-      <w:r>
-        <w:rPr>
-          <w:rFonts w:hint="eastAsia"/>
-        </w:rPr>
-        <w:t>、允许一次重启动机会。</w:t>
-      </w:r>
-    </w:p>
-    <w:p>
-      <w:r>
-        <w:rPr>
-          <w:rFonts w:hint="eastAsia"/>
-        </w:rPr>
-        <w:t>6</w:t>
-      </w:r>
-      <w:r>
-        <w:rPr>
-          <w:rFonts w:hint="eastAsia"/>
-        </w:rPr>
-        <w:t>、蜡烛高度：</w:t>
-      </w:r>
-      <w:r>
-        <w:rPr>
-          <w:rFonts w:hint="eastAsia"/>
-        </w:rPr>
-        <w:t>20</w:t>
-      </w:r>
-      <w:r>
-        <w:rPr>
-          <w:rFonts w:hint="eastAsia"/>
-        </w:rPr>
-        <w:t>厘米。蜡烛置于方框线的中间位置。</w:t>
-      </w:r>
-    </w:p>
-    <w:p>
-      <w:r>
-        <w:rPr>
-          <w:rFonts w:hint="eastAsia"/>
-        </w:rPr>
-        <w:t>7</w:t>
-      </w:r>
-      <w:r>
-        <w:rPr>
-          <w:rFonts w:hint="eastAsia"/>
-        </w:rPr>
-        <w:t>、障碍物尺寸</w:t>
-      </w:r>
-      <w:r>
-        <w:rPr>
-          <w:rFonts w:hint="eastAsia"/>
-        </w:rPr>
-        <w:t>15cm</w:t>
-      </w:r>
-      <w:r>
-        <w:rPr>
-          <w:rFonts w:hint="eastAsia"/>
-        </w:rPr>
-        <w:t>×</w:t>
-      </w:r>
-      <w:r>
-        <w:rPr>
-          <w:rFonts w:hint="eastAsia"/>
-        </w:rPr>
-        <w:t>15cm</w:t>
-      </w:r>
-      <w:r>
-        <w:rPr>
-          <w:rFonts w:hint="eastAsia"/>
-        </w:rPr>
-        <w:t>×</w:t>
-      </w:r>
-      <w:r>
-        <w:rPr>
-          <w:rFonts w:hint="eastAsia"/>
-        </w:rPr>
-        <w:t>15cm</w:t>
-      </w:r>
-      <w:r>
-        <w:rPr>
-          <w:rFonts w:hint="eastAsia"/>
-        </w:rPr>
-        <w:t>。</w:t>
-      </w:r>
-    </w:p>
-    <w:p>
-      <w:r>
-        <w:rPr>
-          <w:rFonts w:ascii="宋体" w:hAnsi="宋体" w:cs="宋体" w:hint="eastAsia"/>
-          <w:sz w:val="24"/>
-        </w:rPr>
-        <w:t>电子健康秤</w:t>
-      </w:r>
-    </w:p>
-    <w:p>
-      <w:pPr>
-        <w:pStyle w:val="1"/>
-        <w:numPr>
-          <w:ilvl w:val="0"/>
-          <w:numId w:val="5"/>
-        </w:numPr>
-        <w:jc w:val="center"/>
-      </w:pPr>
-      <w:r>
-        <w:rPr>
-          <w:rFonts w:hint="eastAsia"/>
-        </w:rPr>
-        <w:t>基于单片机的电子健康秤</w:t>
-      </w:r>
-    </w:p>
-    <w:p>
-      <w:pPr>
-        <w:pStyle w:val="1"/>
-      </w:pPr>
-      <w:r>
-        <w:rPr>
-          <w:rFonts w:hint="eastAsia"/>
-        </w:rPr>
-        <w:t>一、</w:t>
-      </w:r>
-      <w:r>
-        <w:rPr>
-          <w:rFonts w:hint="eastAsia"/>
-        </w:rPr>
-        <w:t xml:space="preserve"> </w:t>
-      </w:r>
-      <w:r>
-        <w:rPr>
-          <w:rFonts w:hint="eastAsia"/>
-        </w:rPr>
-        <w:t>目的与要求</w:t>
-      </w:r>
-    </w:p>
-    <w:p>
-      <w:pPr>
-        <w:ind w:firstLineChars="250" w:firstLine="600"/>
-        <w:rPr>
-          <w:rFonts w:ascii="宋体" w:hAnsi="宋体" w:cs="宋体" w:hint="eastAsia"/>
-          <w:sz w:val="24"/>
-        </w:rPr>
-      </w:pPr>
-      <w:r>
-        <w:rPr>
-          <w:rFonts w:ascii="宋体" w:hAnsi="宋体" w:cs="宋体" w:hint="eastAsia"/>
-          <w:sz w:val="24"/>
-        </w:rPr>
-        <w:t>设计一台基于单片机控制的多功能电子健康秤，能准确测量人体的身高与体重数据，具有屏显，过载报警等功能。</w:t>
-      </w:r>
-    </w:p>
-    <w:p>
-      <w:pPr>
-        <w:pStyle w:val="1"/>
-      </w:pPr>
-      <w:r>
-        <w:rPr>
-          <w:rFonts w:hint="eastAsia"/>
-        </w:rPr>
-        <w:t>二、</w:t>
-      </w:r>
-      <w:r>
-        <w:rPr>
-          <w:rFonts w:hint="eastAsia"/>
-        </w:rPr>
-        <w:t xml:space="preserve"> </w:t>
-      </w:r>
-      <w:r>
-        <w:rPr>
-          <w:rFonts w:hint="eastAsia"/>
-        </w:rPr>
-        <w:t>主要任务</w:t>
-      </w:r>
-    </w:p>
-    <w:p>
-      <w:r>
-        <w:rPr>
-          <w:rFonts w:hint="eastAsia"/>
-        </w:rPr>
-        <w:t>1</w:t>
-      </w:r>
-      <w:r>
-        <w:rPr>
-          <w:rFonts w:hint="eastAsia"/>
-        </w:rPr>
-        <w:t>、设计一单片机控制系统，使用称重传感器及超声波传感器获取体重及身高数据。</w:t>
-      </w:r>
-    </w:p>
-    <w:p>
-      <w:pPr>
-        <w:numPr>
-          <w:ilvl w:val="0"/>
-          <w:numId w:val="11"/>
-        </w:numPr>
-      </w:pPr>
-      <w:r>
-        <w:rPr>
-          <w:rFonts w:hint="eastAsia"/>
-        </w:rPr>
-        <w:t>体重的最大测量范围是</w:t>
-      </w:r>
-      <w:r>
-        <w:rPr>
-          <w:rFonts w:hint="eastAsia"/>
-        </w:rPr>
-        <w:t>100Kg</w:t>
-      </w:r>
-      <w:r>
-        <w:rPr>
-          <w:rFonts w:hint="eastAsia"/>
-        </w:rPr>
-        <w:t>，最小误差</w:t>
-      </w:r>
-      <w:r>
-        <w:rPr>
-          <w:rFonts w:hint="eastAsia"/>
-        </w:rPr>
-        <w:t>100g</w:t>
-      </w:r>
-      <w:r>
-        <w:rPr>
-          <w:rFonts w:hint="eastAsia"/>
-        </w:rPr>
-        <w:t>；</w:t>
-      </w:r>
-    </w:p>
-    <w:p>
-      <w:pPr>
-        <w:numPr>
-          <w:ilvl w:val="0"/>
-          <w:numId w:val="11"/>
-        </w:numPr>
-      </w:pPr>
-      <w:r>
-        <w:rPr>
-          <w:rFonts w:hint="eastAsia"/>
-        </w:rPr>
-        <w:t>身高的最大测量范围是</w:t>
-      </w:r>
-      <w:r>
-        <w:rPr>
-          <w:rFonts w:hint="eastAsia"/>
-        </w:rPr>
-        <w:t>200cm</w:t>
-      </w:r>
-      <w:r>
-        <w:rPr>
-          <w:rFonts w:hint="eastAsia"/>
-        </w:rPr>
-        <w:t>，最小误差</w:t>
-      </w:r>
-      <w:r>
-        <w:rPr>
-          <w:rFonts w:hint="eastAsia"/>
-        </w:rPr>
-        <w:t>0.1cm</w:t>
-      </w:r>
-      <w:r>
-        <w:rPr>
-          <w:rFonts w:hint="eastAsia"/>
-        </w:rPr>
-        <w:t>。</w:t>
-      </w:r>
-    </w:p>
-    <w:p>
-      <w:r>
-        <w:rPr>
-          <w:rFonts w:hint="eastAsia"/>
-        </w:rPr>
-        <w:t>2</w:t>
-      </w:r>
-      <w:r>
-        <w:rPr>
-          <w:rFonts w:hint="eastAsia"/>
-        </w:rPr>
-        <w:t>、屏显功能要求如下：</w:t>
-      </w:r>
-    </w:p>
-    <w:p>
-      <w:pPr>
-        <w:numPr>
-          <w:ilvl w:val="0"/>
-          <w:numId w:val="11"/>
-        </w:numPr>
-      </w:pPr>
-      <w:r>
-        <w:rPr>
-          <w:rFonts w:hint="eastAsia"/>
-        </w:rPr>
-        <w:t>显示被测者的身高体重数据。显示精度为小数点后</w:t>
-      </w:r>
-      <w:r>
-        <w:rPr>
-          <w:rFonts w:hint="eastAsia"/>
-        </w:rPr>
-        <w:t>1</w:t>
-      </w:r>
-      <w:r>
-        <w:rPr>
-          <w:rFonts w:hint="eastAsia"/>
-        </w:rPr>
-        <w:t>位，如</w:t>
-      </w:r>
-      <w:r>
-        <w:rPr>
-          <w:rFonts w:hint="eastAsia"/>
-        </w:rPr>
-        <w:t xml:space="preserve">***.* </w:t>
-      </w:r>
-      <w:r>
-        <w:rPr>
-          <w:rFonts w:hint="eastAsia"/>
-        </w:rPr>
-        <w:t>。</w:t>
-      </w:r>
-    </w:p>
-    <w:p>
-      <w:pPr>
-        <w:numPr>
-          <w:ilvl w:val="0"/>
-          <w:numId w:val="11"/>
-        </w:numPr>
-      </w:pPr>
-      <w:r>
-        <w:rPr>
-          <w:rFonts w:hint="eastAsia"/>
-        </w:rPr>
-        <w:t>显示被测者的健康等级，按被测者需要，根据国际通用的身高体重比例表，对被测者的健康情况进行评估，如超重、适中、偏轻等结论。</w:t>
-      </w:r>
-    </w:p>
-    <w:p>
-      <w:pPr>
-        <w:numPr>
-          <w:ilvl w:val="0"/>
-          <w:numId w:val="11"/>
-        </w:numPr>
-      </w:pPr>
-      <w:r>
-        <w:rPr>
-          <w:rFonts w:hint="eastAsia"/>
-        </w:rPr>
-        <w:lastRenderedPageBreak/>
-        <w:t>过载报警，当所测重量大于测量范围，则蜂鸣器发出警报。</w:t>
-      </w:r>
-    </w:p>
-    <w:p>
-      <w:pPr>
-        <w:pStyle w:val="1"/>
-        <w:numPr>
-          <w:ilvl w:val="0"/>
-          <w:numId w:val="5"/>
-        </w:numPr>
-        <w:jc w:val="center"/>
-      </w:pPr>
-      <w:r>
-        <w:rPr>
-          <w:rFonts w:hint="eastAsia"/>
-        </w:rPr>
-        <w:t>基于单片机的</w:t>
-      </w:r>
-      <w:r>
-        <w:rPr>
-          <w:rFonts w:hint="eastAsia"/>
-        </w:rPr>
-        <w:t>XX</w:t>
-      </w:r>
-      <w:r>
-        <w:rPr>
-          <w:rFonts w:hint="eastAsia"/>
-        </w:rPr>
-        <w:t>（游戏名称）游戏机</w:t>
-      </w:r>
-    </w:p>
-    <w:p>
-      <w:pPr>
-        <w:pStyle w:val="1"/>
-      </w:pPr>
-      <w:r>
-        <w:rPr>
-          <w:rFonts w:hint="eastAsia"/>
-        </w:rPr>
-        <w:t>一、</w:t>
-      </w:r>
-      <w:r>
-        <w:rPr>
-          <w:rFonts w:hint="eastAsia"/>
-        </w:rPr>
-        <w:t xml:space="preserve"> </w:t>
-      </w:r>
-      <w:r>
-        <w:rPr>
-          <w:rFonts w:hint="eastAsia"/>
-        </w:rPr>
-        <w:t>目的与要求</w:t>
-      </w:r>
-    </w:p>
-    <w:p>
-      <w:pPr>
-        <w:ind w:firstLineChars="250" w:firstLine="600"/>
-        <w:rPr>
-          <w:rFonts w:ascii="宋体" w:hAnsi="宋体" w:cs="宋体" w:hint="eastAsia"/>
-          <w:sz w:val="24"/>
-        </w:rPr>
-      </w:pPr>
-      <w:r>
-        <w:rPr>
-          <w:rFonts w:ascii="宋体" w:hAnsi="宋体" w:cs="宋体" w:hint="eastAsia"/>
-          <w:sz w:val="24"/>
-        </w:rPr>
-        <w:t>设计一台基于单片机控制的游戏机。</w:t>
-      </w:r>
-    </w:p>
-    <w:p>
-      <w:pPr>
-        <w:pStyle w:val="1"/>
-      </w:pPr>
-      <w:r>
-        <w:rPr>
-          <w:rFonts w:hint="eastAsia"/>
-        </w:rPr>
-        <w:t>二、</w:t>
-      </w:r>
-      <w:r>
-        <w:rPr>
-          <w:rFonts w:hint="eastAsia"/>
-        </w:rPr>
-        <w:t xml:space="preserve"> </w:t>
-      </w:r>
-      <w:r>
-        <w:rPr>
-          <w:rFonts w:hint="eastAsia"/>
-        </w:rPr>
-        <w:t>主要任务</w:t>
-      </w:r>
-    </w:p>
-    <w:p>
-      <w:r>
-        <w:rPr>
-          <w:rFonts w:hint="eastAsia"/>
-        </w:rPr>
-        <w:t>1</w:t>
-      </w:r>
-      <w:r>
-        <w:rPr>
-          <w:rFonts w:hint="eastAsia"/>
-        </w:rPr>
-        <w:t>、设计基于单片机控制的简易游戏机，显示器采用</w:t>
-      </w:r>
-      <w:r>
-        <w:rPr>
-          <w:rFonts w:hint="eastAsia"/>
-        </w:rPr>
-        <w:t>OLED</w:t>
-      </w:r>
-      <w:r>
-        <w:rPr>
-          <w:rFonts w:hint="eastAsia"/>
-        </w:rPr>
-        <w:t>屏幕或液晶</w:t>
-      </w:r>
-      <w:r>
-        <w:rPr>
-          <w:rFonts w:hint="eastAsia"/>
-        </w:rPr>
-        <w:t>12864</w:t>
-      </w:r>
-      <w:r>
-        <w:rPr>
-          <w:rFonts w:hint="eastAsia"/>
-        </w:rPr>
-        <w:t>，主控制器采用</w:t>
-      </w:r>
-      <w:r>
-        <w:rPr>
-          <w:rFonts w:hint="eastAsia"/>
-        </w:rPr>
-        <w:t>51</w:t>
-      </w:r>
-      <w:r>
-        <w:rPr>
-          <w:rFonts w:hint="eastAsia"/>
-        </w:rPr>
-        <w:t>单片机，并通过按键实现对游戏的操作。</w:t>
-      </w:r>
-    </w:p>
-    <w:p>
-      <w:r>
-        <w:rPr>
-          <w:rFonts w:hint="eastAsia"/>
-        </w:rPr>
-        <w:t>2</w:t>
-      </w:r>
-      <w:r>
-        <w:rPr>
-          <w:rFonts w:hint="eastAsia"/>
-        </w:rPr>
-        <w:t>、查阅相关资料选择感兴趣的游戏完成设计，如：俄罗斯方块游戏，贪吃蛇游戏等。通过单片机控制显示屏的显示，使用按键实现游戏的开始、暂停、移动、翻转等功能操作。</w:t>
-      </w:r>
-    </w:p>
-    <w:p>
-      <w:r>
-        <w:rPr>
-          <w:rFonts w:hint="eastAsia"/>
-        </w:rPr>
-        <w:t>3</w:t>
-      </w:r>
-      <w:r>
-        <w:rPr>
-          <w:rFonts w:hint="eastAsia"/>
-        </w:rPr>
-        <w:t>、开机主屏幕要求</w:t>
-      </w:r>
-    </w:p>
-    <w:p>
-      <w:r>
-        <w:rPr>
-          <w:rFonts w:hint="eastAsia"/>
-        </w:rPr>
-        <w:t>（</w:t>
-      </w:r>
-      <w:r>
-        <w:rPr>
-          <w:rFonts w:hint="eastAsia"/>
-        </w:rPr>
-        <w:t>1</w:t>
-      </w:r>
-      <w:r>
-        <w:rPr>
-          <w:rFonts w:hint="eastAsia"/>
-        </w:rPr>
-        <w:t>）游戏名称</w:t>
-      </w:r>
-    </w:p>
-    <w:p>
-      <w:r>
-        <w:rPr>
-          <w:rFonts w:hint="eastAsia"/>
-        </w:rPr>
-        <w:t>（</w:t>
-      </w:r>
-      <w:r>
-        <w:rPr>
-          <w:rFonts w:hint="eastAsia"/>
-        </w:rPr>
-        <w:t>2</w:t>
-      </w:r>
-      <w:r>
-        <w:rPr>
-          <w:rFonts w:hint="eastAsia"/>
-        </w:rPr>
-        <w:t>）制作人信息</w:t>
-      </w:r>
-    </w:p>
-    <w:p>
-      <w:r>
-        <w:rPr>
-          <w:rFonts w:hint="eastAsia"/>
-        </w:rPr>
-        <w:t>通过上、下键可移到不同的选项下，通过确认键可进入选项：游戏功能界面或制作人信息：显示制作人姓名等信息。</w:t>
-      </w:r>
-    </w:p>
-    <w:p>
-      <w:pPr>
-        <w:pStyle w:val="1"/>
-        <w:numPr>
-          <w:ilvl w:val="0"/>
-          <w:numId w:val="5"/>
-        </w:numPr>
-        <w:jc w:val="center"/>
-      </w:pPr>
-      <w:r>
-        <w:rPr>
-          <w:rFonts w:hint="eastAsia"/>
-        </w:rPr>
-        <w:t>自行车里程表设计与制作</w:t>
-      </w:r>
-    </w:p>
-    <w:p>
-      <w:pPr>
-        <w:pStyle w:val="1"/>
-      </w:pPr>
-      <w:r>
-        <w:rPr>
-          <w:rFonts w:hint="eastAsia"/>
-        </w:rPr>
-        <w:t>一、</w:t>
-      </w:r>
-      <w:r>
-        <w:rPr>
-          <w:rFonts w:hint="eastAsia"/>
-        </w:rPr>
-        <w:t xml:space="preserve"> </w:t>
-      </w:r>
-      <w:r>
-        <w:rPr>
-          <w:rFonts w:hint="eastAsia"/>
-        </w:rPr>
-        <w:t>目的与要求</w:t>
-      </w:r>
-    </w:p>
-    <w:p>
-      <w:pPr>
-        <w:ind w:firstLineChars="250" w:firstLine="600"/>
-        <w:rPr>
-          <w:rFonts w:ascii="宋体" w:hAnsi="宋体" w:cs="宋体" w:hint="eastAsia"/>
-          <w:sz w:val="24"/>
-        </w:rPr>
-      </w:pPr>
-      <w:r>
-        <w:rPr>
-          <w:rFonts w:ascii="宋体" w:hAnsi="宋体" w:cs="宋体" w:hint="eastAsia"/>
-          <w:sz w:val="24"/>
-        </w:rPr>
-        <w:t>设计一台基于单片机控制的里程表。</w:t>
-      </w:r>
-    </w:p>
-    <w:p>
-      <w:pPr>
-        <w:pStyle w:val="1"/>
-      </w:pPr>
-      <w:r>
-        <w:rPr>
-          <w:rFonts w:hint="eastAsia"/>
-        </w:rPr>
-        <w:t>二、</w:t>
-      </w:r>
-      <w:r>
-        <w:rPr>
-          <w:rFonts w:hint="eastAsia"/>
-        </w:rPr>
-        <w:t xml:space="preserve"> </w:t>
-      </w:r>
-      <w:r>
-        <w:rPr>
-          <w:rFonts w:hint="eastAsia"/>
-        </w:rPr>
-        <w:t>主要任务</w:t>
-      </w:r>
-    </w:p>
-    <w:p>
-      <w:pPr>
-        <w:ind w:firstLineChars="300" w:firstLine="630"/>
-      </w:pPr>
-      <w:r>
-        <w:rPr>
-          <w:rFonts w:hint="eastAsia"/>
-        </w:rPr>
-        <w:t>以单片机为核心，实时测量并显示自行车行驶过程中两项运动参数</w:t>
-      </w:r>
-      <w:r>
-        <w:rPr>
-          <w:rFonts w:hint="eastAsia"/>
-        </w:rPr>
-        <w:t>:</w:t>
-      </w:r>
-      <w:r>
-        <w:rPr>
-          <w:rFonts w:hint="eastAsia"/>
-        </w:rPr>
-        <w:t>速度和里程。所测量各值可在显示屏单独显示，测量值误差小于</w:t>
-      </w:r>
-      <w:r>
-        <w:rPr>
-          <w:rFonts w:hint="eastAsia"/>
-        </w:rPr>
-        <w:t>1%</w:t>
-      </w:r>
-      <w:r>
-        <w:rPr>
-          <w:rFonts w:hint="eastAsia"/>
-        </w:rPr>
-        <w:t>。超速行驶</w:t>
-      </w:r>
-      <w:r>
-        <w:rPr>
-          <w:rFonts w:hint="eastAsia"/>
-        </w:rPr>
-        <w:t>(</w:t>
-      </w:r>
-      <w:r>
-        <w:rPr>
-          <w:rFonts w:hint="eastAsia"/>
-        </w:rPr>
-        <w:t>设置两个各可选择的限速参数</w:t>
-      </w:r>
-      <w:r>
-        <w:rPr>
-          <w:rFonts w:hint="eastAsia"/>
-        </w:rPr>
-        <w:t>: 10m/s, 8m/s)</w:t>
-      </w:r>
-      <w:r>
-        <w:rPr>
-          <w:rFonts w:hint="eastAsia"/>
-        </w:rPr>
-        <w:t>时，能自动发出声光报警。</w:t>
-      </w:r>
-    </w:p>
-    <w:p>
-      <w:pPr>
-        <w:pStyle w:val="1"/>
-        <w:numPr>
-          <w:ilvl w:val="0"/>
-          <w:numId w:val="5"/>
-        </w:numPr>
-        <w:jc w:val="center"/>
-      </w:pPr>
-      <w:r>
-        <w:rPr>
-          <w:rFonts w:hint="eastAsia"/>
-        </w:rPr>
-        <w:t>心率计的设计与制作</w:t>
-      </w:r>
-    </w:p>
-    <w:p>
-      <w:pPr>
-        <w:pStyle w:val="1"/>
-      </w:pPr>
-      <w:r>
-        <w:rPr>
-          <w:rFonts w:hint="eastAsia"/>
-        </w:rPr>
-        <w:t>一、</w:t>
-      </w:r>
-      <w:r>
-        <w:rPr>
-          <w:rFonts w:hint="eastAsia"/>
-        </w:rPr>
-        <w:t xml:space="preserve"> </w:t>
-      </w:r>
-      <w:r>
-        <w:rPr>
-          <w:rFonts w:hint="eastAsia"/>
-        </w:rPr>
-        <w:t>目的与要求</w:t>
-      </w:r>
-    </w:p>
-    <w:p>
-      <w:pPr>
-        <w:ind w:firstLineChars="250" w:firstLine="600"/>
-        <w:rPr>
-          <w:rFonts w:ascii="宋体" w:hAnsi="宋体" w:cs="宋体" w:hint="eastAsia"/>
-          <w:sz w:val="24"/>
-        </w:rPr>
-      </w:pPr>
-      <w:r>
-        <w:rPr>
-          <w:rFonts w:ascii="宋体" w:hAnsi="宋体" w:cs="宋体" w:hint="eastAsia"/>
-          <w:sz w:val="24"/>
-        </w:rPr>
-        <w:t>设计一台基于单片机控制的心率计。</w:t>
-      </w:r>
-    </w:p>
-    <w:p>
-      <w:pPr>
-        <w:pStyle w:val="1"/>
-      </w:pPr>
-      <w:r>
-        <w:rPr>
-          <w:rFonts w:hint="eastAsia"/>
-        </w:rPr>
-        <w:t>二、</w:t>
-      </w:r>
-      <w:r>
-        <w:rPr>
-          <w:rFonts w:hint="eastAsia"/>
-        </w:rPr>
-        <w:t xml:space="preserve"> </w:t>
-      </w:r>
-      <w:r>
-        <w:rPr>
-          <w:rFonts w:hint="eastAsia"/>
-        </w:rPr>
-        <w:t>主要任务</w:t>
-      </w:r>
-    </w:p>
-    <w:p>
-      <w:pPr>
-        <w:ind w:firstLineChars="300" w:firstLine="630"/>
-      </w:pPr>
-      <w:r>
-        <w:rPr>
-          <w:rFonts w:hint="eastAsia"/>
-        </w:rPr>
-        <w:t>心率计是用来测量一个人心脏单位时间跳动次数的电子仪器，也是心电图的重要组成部分。设计一个电子心率计，选用合适的传感器，实现心率的测量，要求实现在短时间（</w:t>
-      </w:r>
-      <w:r>
-        <w:rPr>
-          <w:rFonts w:hint="eastAsia"/>
-        </w:rPr>
-        <w:t>15-30s</w:t>
-      </w:r>
-      <w:r>
-        <w:rPr>
-          <w:rFonts w:hint="eastAsia"/>
-        </w:rPr>
-        <w:t>）内测量</w:t>
-      </w:r>
-      <w:r>
-        <w:rPr>
-          <w:rFonts w:hint="eastAsia"/>
-        </w:rPr>
-        <w:t>1</w:t>
-      </w:r>
-      <w:r>
-        <w:rPr>
-          <w:rFonts w:hint="eastAsia"/>
-        </w:rPr>
-        <w:t>分钟的心脏跳动次数，并且显示其数字。当心脏跳动次数超过正常范围时，发出异常指示（</w:t>
-      </w:r>
-      <w:r>
-        <w:rPr>
-          <w:rFonts w:hint="eastAsia"/>
-        </w:rPr>
-        <w:t>LED</w:t>
-      </w:r>
-      <w:r>
-        <w:rPr>
-          <w:rFonts w:hint="eastAsia"/>
-        </w:rPr>
-        <w:t>发光二极管发光报警指示）。正常范围可根据需要设定。</w:t>
-      </w:r>
-    </w:p>
-    <w:p>
-      <w:pPr>
-        <w:ind w:firstLineChars="300" w:firstLine="630"/>
-      </w:pPr>
-      <w:r>
-        <w:rPr>
-          <w:rFonts w:hint="eastAsia"/>
-        </w:rPr>
-        <w:t>性能指标要求</w:t>
-      </w:r>
-    </w:p>
-    <w:p>
-      <w:pPr>
-        <w:ind w:firstLineChars="300" w:firstLine="630"/>
-      </w:pPr>
-      <w:r>
-        <w:rPr>
-          <w:rFonts w:hint="eastAsia"/>
-        </w:rPr>
-        <w:lastRenderedPageBreak/>
-        <w:t>1</w:t>
-      </w:r>
-      <w:r>
-        <w:rPr>
-          <w:rFonts w:hint="eastAsia"/>
-        </w:rPr>
-        <w:t>）测量范围：正常心跳次数成人为</w:t>
-      </w:r>
-      <w:r>
-        <w:rPr>
-          <w:rFonts w:hint="eastAsia"/>
-        </w:rPr>
-        <w:t>60~90</w:t>
-      </w:r>
-      <w:r>
-        <w:rPr>
-          <w:rFonts w:hint="eastAsia"/>
-        </w:rPr>
-        <w:t>次</w:t>
-      </w:r>
-      <w:r>
-        <w:rPr>
-          <w:rFonts w:hint="eastAsia"/>
-        </w:rPr>
-        <w:t>/</w:t>
-      </w:r>
-      <w:r>
-        <w:rPr>
-          <w:rFonts w:hint="eastAsia"/>
-        </w:rPr>
-        <w:t>分钟，正常范围可以设定。</w:t>
-      </w:r>
-    </w:p>
-    <w:p>
-      <w:pPr>
-        <w:ind w:firstLineChars="300" w:firstLine="630"/>
-      </w:pPr>
-      <w:r>
-        <w:rPr>
-          <w:rFonts w:hint="eastAsia"/>
-        </w:rPr>
-        <w:t>2</w:t>
-      </w:r>
-      <w:r>
-        <w:rPr>
-          <w:rFonts w:hint="eastAsia"/>
-        </w:rPr>
-        <w:t>）测量精度：测量误差≤±</w:t>
-      </w:r>
-      <w:r>
-        <w:rPr>
-          <w:rFonts w:hint="eastAsia"/>
-        </w:rPr>
-        <w:t>4</w:t>
-      </w:r>
-      <w:r>
-        <w:rPr>
-          <w:rFonts w:hint="eastAsia"/>
-        </w:rPr>
-        <w:t>次</w:t>
-      </w:r>
-      <w:r>
-        <w:rPr>
-          <w:rFonts w:hint="eastAsia"/>
-        </w:rPr>
-        <w:t>/</w:t>
-      </w:r>
-      <w:r>
-        <w:rPr>
-          <w:rFonts w:hint="eastAsia"/>
-        </w:rPr>
-        <w:t>分钟。</w:t>
-      </w:r>
-    </w:p>
-    <w:p>
-      <w:pPr>
-        <w:ind w:firstLineChars="300" w:firstLine="630"/>
-      </w:pPr>
-      <w:r>
-        <w:rPr>
-          <w:rFonts w:hint="eastAsia"/>
-        </w:rPr>
-        <w:t>3</w:t>
-      </w:r>
-      <w:r>
-        <w:rPr>
-          <w:rFonts w:hint="eastAsia"/>
-        </w:rPr>
-        <w:t>）报警指示：采用</w:t>
-      </w:r>
-      <w:r>
-        <w:rPr>
-          <w:rFonts w:hint="eastAsia"/>
-        </w:rPr>
-        <w:t>LED</w:t>
-      </w:r>
-      <w:r>
-        <w:rPr>
-          <w:rFonts w:hint="eastAsia"/>
-        </w:rPr>
-        <w:t>发光二极管。</w:t>
-      </w:r>
-    </w:p>
-    <w:p>
-      <w:pPr>
-        <w:ind w:firstLineChars="300" w:firstLine="630"/>
-      </w:pPr>
-    </w:p>
-    <w:p>
-      <w:pPr>
-        <w:ind w:firstLineChars="300" w:firstLine="630"/>
-      </w:pPr>
-    </w:p>
-    <w:p>
-      <w:pPr>
-        <w:ind w:left="600"/>
-      </w:pPr>
-    </w:p>
-    <w:p/>
-    <w:p>
-      <w:pPr>
-        <w:jc w:val="right"/>
-      </w:pPr>
-      <w:r>
-        <w:rPr>
-          <w:rFonts w:hint="eastAsia"/>
-          <w:szCs w:val="21"/>
-        </w:rPr>
-        <w:t xml:space="preserve">                      </w:t>
-      </w:r>
-    </w:p>
-    <w:p>
-      <w:pPr>
-        <w:jc w:val="right"/>
-      </w:pPr>
-    </w:p>
-    <w:p>
-      <w:pPr>
-        <w:jc w:val="right"/>
-        <w:rPr>
-          <w:sz w:val="24"/>
-        </w:rPr>
-      </w:pPr>
-    </w:p>
-    <w:p>
-      <w:pPr>
-        <w:jc w:val="right"/>
-        <w:rPr>
-          <w:sz w:val="24"/>
-        </w:rPr>
-      </w:pPr>
-    </w:p>
-    <w:p>
-      <w:pPr>
-        <w:jc w:val="right"/>
-      </w:pPr>
-    </w:p>
-    <w:p/>
     <w:sectPr>
       <w:pgSz w:w="11906" w:h="16838"/>
       <w:pgMar w:top="1440" w:right="1800" w:bottom="1440" w:left="1800" w:header="851" w:footer="992" w:gutter="0"/>
@@ -7381,6 +5123,19 @@
       <w:szCs w:val="32"/>
     </w:rPr>
   </w:style>
+  <w:style w:type="paragraph" w:styleId="af1">
+    <w:name w:val="Revision"/>
+    <w:hidden/>
+    <w:uiPriority w:val="99"/>
+    <w:unhideWhenUsed/>
+    <w:rsid w:val="003A7164"/>
+    <w:rPr>
+      <w:rFonts w:ascii="Times New Roman" w:eastAsia="宋体" w:hAnsi="Times New Roman" w:cs="Times New Roman"/>
+      <w:kern w:val="2"/>
+      <w:sz w:val="21"/>
+      <w:szCs w:val="24"/>
+    </w:rPr>
+  </w:style>
 </w:styles>
 </file>
 
